--- a/신용평가시스템_개발계획서.docx
+++ b/신용평가시스템_개발계획서.docx
@@ -4,17 +4,17 @@
   <w:body>
     <w:p>
       <w:pPr>
-        <w:spacing w:before="2400" w:after="200"/>
+        <w:spacing w:after="200" w:before="2400"/>
         <w:jc w:val="center"/>
       </w:pPr>
       <w:r>
         <w:rPr>
+          <w:rFonts w:ascii="맑은 고딕" w:cs="맑은 고딕" w:eastAsia="맑은 고딕" w:hAnsi="맑은 고딕"/>
           <w:b/>
           <w:bCs/>
           <w:color w:val="1F3A5F"/>
           <w:sz w:val="52"/>
           <w:szCs w:val="52"/>
-          <w:rFonts w:ascii="맑은 고딕" w:cs="맑은 고딕" w:eastAsia="맑은 고딕" w:hAnsi="맑은 고딕"/>
         </w:rPr>
         <w:t xml:space="preserve">신용평가시스템 개발 계획서</w:t>
       </w:r>
@@ -26,27 +26,27 @@
       </w:pPr>
       <w:r>
         <w:rPr>
+          <w:rFonts w:ascii="맑은 고딕" w:cs="맑은 고딕" w:eastAsia="맑은 고딕" w:hAnsi="맑은 고딕"/>
           <w:color w:val="4A5568"/>
           <w:sz w:val="28"/>
           <w:szCs w:val="28"/>
-          <w:rFonts w:ascii="맑은 고딕" w:cs="맑은 고딕" w:eastAsia="맑은 고딕" w:hAnsi="맑은 고딕"/>
         </w:rPr>
         <w:t xml:space="preserve">sLLM 기반 부실가능성 예측 및 설명 시스템</w:t>
       </w:r>
     </w:p>
     <w:p>
       <w:pPr>
-        <w:spacing w:before="400" w:after="100"/>
+        <w:spacing w:after="100" w:before="400"/>
         <w:jc w:val="center"/>
       </w:pPr>
       <w:r>
         <w:rPr>
+          <w:rFonts w:ascii="맑은 고딕" w:cs="맑은 고딕" w:eastAsia="맑은 고딕" w:hAnsi="맑은 고딕"/>
           <w:color w:val="2D3748"/>
           <w:sz w:val="22"/>
           <w:szCs w:val="22"/>
-          <w:rFonts w:ascii="맑은 고딕" w:cs="맑은 고딕" w:eastAsia="맑은 고딕" w:hAnsi="맑은 고딕"/>
-        </w:rPr>
-        <w:t xml:space="preserve">NR캐피탈 신규사업 — 신용평가시스템 개발</w:t>
+        </w:rPr>
+        <w:t xml:space="preserve">HWK 신규사업 — 신용평가시스템 개발</w:t>
       </w:r>
     </w:p>
     <w:p>
@@ -56,10 +56,10 @@
       </w:pPr>
       <w:r>
         <w:rPr>
+          <w:rFonts w:ascii="맑은 고딕" w:cs="맑은 고딕" w:eastAsia="맑은 고딕" w:hAnsi="맑은 고딕"/>
           <w:color w:val="718096"/>
           <w:sz w:val="20"/>
           <w:szCs w:val="20"/>
-          <w:rFonts w:ascii="맑은 고딕" w:cs="맑은 고딕" w:eastAsia="맑은 고딕" w:hAnsi="맑은 고딕"/>
         </w:rPr>
         <w:t xml:space="preserve">작성일: 2026-05-22</w:t>
       </w:r>
@@ -70,10 +70,10 @@
       </w:pPr>
       <w:r>
         <w:rPr>
+          <w:rFonts w:ascii="맑은 고딕" w:cs="맑은 고딕" w:eastAsia="맑은 고딕" w:hAnsi="맑은 고딕"/>
           <w:color w:val="718096"/>
           <w:sz w:val="20"/>
           <w:szCs w:val="20"/>
-          <w:rFonts w:ascii="맑은 고딕" w:cs="맑은 고딕" w:eastAsia="맑은 고딕" w:hAnsi="맑은 고딕"/>
         </w:rPr>
         <w:t xml:space="preserve">버전: v1.0 (개발 계획 초안)</w:t>
       </w:r>
@@ -86,16 +86,16 @@
     <w:p>
       <w:pPr>
         <w:pStyle w:val="Heading1"/>
-        <w:spacing w:before="400" w:after="200"/>
-      </w:pPr>
-      <w:r>
-        <w:rPr>
+        <w:spacing w:after="200" w:before="400"/>
+      </w:pPr>
+      <w:r>
+        <w:rPr>
+          <w:rFonts w:ascii="맑은 고딕" w:cs="맑은 고딕" w:eastAsia="맑은 고딕" w:hAnsi="맑은 고딕"/>
           <w:b/>
           <w:bCs/>
           <w:color w:val="1F3A5F"/>
           <w:sz w:val="32"/>
           <w:szCs w:val="32"/>
-          <w:rFonts w:ascii="맑은 고딕" w:cs="맑은 고딕" w:eastAsia="맑은 고딕" w:hAnsi="맑은 고딕"/>
         </w:rPr>
         <w:t xml:space="preserve">1. 개요 및 사업 목표</w:t>
       </w:r>
@@ -103,30 +103,30 @@
     <w:p>
       <w:pPr>
         <w:pStyle w:val="Heading2"/>
-        <w:spacing w:before="280" w:after="140"/>
-      </w:pPr>
-      <w:r>
-        <w:rPr>
+        <w:spacing w:after="140" w:before="280"/>
+      </w:pPr>
+      <w:r>
+        <w:rPr>
+          <w:rFonts w:ascii="맑은 고딕" w:cs="맑은 고딕" w:eastAsia="맑은 고딕" w:hAnsi="맑은 고딕"/>
           <w:b/>
           <w:bCs/>
           <w:color w:val="2C5282"/>
           <w:sz w:val="26"/>
           <w:szCs w:val="26"/>
-          <w:rFonts w:ascii="맑은 고딕" w:cs="맑은 고딕" w:eastAsia="맑은 고딕" w:hAnsi="맑은 고딕"/>
         </w:rPr>
         <w:t xml:space="preserve">1.1 사업 배경</w:t>
       </w:r>
     </w:p>
     <w:p>
       <w:pPr>
-        <w:spacing w:before="80" w:after="80" w:line="320"/>
+        <w:spacing w:after="80" w:before="80" w:line="320"/>
         <w:jc w:val="both"/>
       </w:pPr>
       <w:r>
         <w:rPr>
-          <w:sz w:val="22"/>
-          <w:szCs w:val="22"/>
-          <w:rFonts w:ascii="맑은 고딕" w:cs="맑은 고딕" w:eastAsia="맑은 고딕" w:hAnsi="맑은 고딕"/>
+          <w:rFonts w:ascii="맑은 고딕" w:cs="맑은 고딕" w:eastAsia="맑은 고딕" w:hAnsi="맑은 고딕"/>
+          <w:sz w:val="22"/>
+          <w:szCs w:val="22"/>
         </w:rPr>
         <w:t xml:space="preserve">본 사업은 개인 신용정보를 기반으로 부실가능성(default probability)을 산출하고, 그 산출 근거를 다각도로 설명하는 신용평가시스템을 자체 개발하는 데 목적이 있다. 기존 외부 신용평가사(KCB·NICE) 의존도를 낮추고, 당사의 대출 포트폴리오 특성에 최적화된 내부 평가 모델을 보유함으로써 심사 정확도 향상과 리스크 관리 고도화를 동시에 달성한다.</w:t>
       </w:r>
@@ -134,16 +134,16 @@
     <w:p>
       <w:pPr>
         <w:pStyle w:val="Heading2"/>
-        <w:spacing w:before="280" w:after="140"/>
-      </w:pPr>
-      <w:r>
-        <w:rPr>
+        <w:spacing w:after="140" w:before="280"/>
+      </w:pPr>
+      <w:r>
+        <w:rPr>
+          <w:rFonts w:ascii="맑은 고딕" w:cs="맑은 고딕" w:eastAsia="맑은 고딕" w:hAnsi="맑은 고딕"/>
           <w:b/>
           <w:bCs/>
           <w:color w:val="2C5282"/>
           <w:sz w:val="26"/>
           <w:szCs w:val="26"/>
-          <w:rFonts w:ascii="맑은 고딕" w:cs="맑은 고딕" w:eastAsia="맑은 고딕" w:hAnsi="맑은 고딕"/>
         </w:rPr>
         <w:t xml:space="preserve">1.2 핵심 기능 (4대 요구사항)</w:t>
       </w:r>
@@ -155,13 +155,13 @@
           <w:ilvl w:val="0"/>
           <w:numId w:val="2"/>
         </w:numPr>
-        <w:spacing w:before="40" w:after="40" w:line="300"/>
-      </w:pPr>
-      <w:r>
-        <w:rPr>
-          <w:sz w:val="22"/>
-          <w:szCs w:val="22"/>
-          <w:rFonts w:ascii="맑은 고딕" w:cs="맑은 고딕" w:eastAsia="맑은 고딕" w:hAnsi="맑은 고딕"/>
+        <w:spacing w:after="40" w:before="40" w:line="300"/>
+      </w:pPr>
+      <w:r>
+        <w:rPr>
+          <w:rFonts w:ascii="맑은 고딕" w:cs="맑은 고딕" w:eastAsia="맑은 고딕" w:hAnsi="맑은 고딕"/>
+          <w:sz w:val="22"/>
+          <w:szCs w:val="22"/>
         </w:rPr>
         <w:t xml:space="preserve">원천 데이터(raw)를 지정 폴더에 입력하면 자동으로 학습용 데이터로 변환하는 데이터 파이프라인 기능</w:t>
       </w:r>
@@ -173,13 +173,13 @@
           <w:ilvl w:val="0"/>
           <w:numId w:val="2"/>
         </w:numPr>
-        <w:spacing w:before="40" w:after="40" w:line="300"/>
-      </w:pPr>
-      <w:r>
-        <w:rPr>
-          <w:sz w:val="22"/>
-          <w:szCs w:val="22"/>
-          <w:rFonts w:ascii="맑은 고딕" w:cs="맑은 고딕" w:eastAsia="맑은 고딕" w:hAnsi="맑은 고딕"/>
+        <w:spacing w:after="40" w:before="40" w:line="300"/>
+      </w:pPr>
+      <w:r>
+        <w:rPr>
+          <w:rFonts w:ascii="맑은 고딕" w:cs="맑은 고딕" w:eastAsia="맑은 고딕" w:hAnsi="맑은 고딕"/>
+          <w:sz w:val="22"/>
+          <w:szCs w:val="22"/>
         </w:rPr>
         <w:t xml:space="preserve">HuggingFace에 공개된 우수한 sLLM(소형 언어모델)을 지정하면 자동 다운로드 후 즉시 학습용 데이터로 파인튜닝을 수행하는 모델 학습 기능</w:t>
       </w:r>
@@ -191,13 +191,13 @@
           <w:ilvl w:val="0"/>
           <w:numId w:val="2"/>
         </w:numPr>
-        <w:spacing w:before="40" w:after="40" w:line="300"/>
-      </w:pPr>
-      <w:r>
-        <w:rPr>
-          <w:sz w:val="22"/>
-          <w:szCs w:val="22"/>
-          <w:rFonts w:ascii="맑은 고딕" w:cs="맑은 고딕" w:eastAsia="맑은 고딕" w:hAnsi="맑은 고딕"/>
+        <w:spacing w:after="40" w:before="40" w:line="300"/>
+      </w:pPr>
+      <w:r>
+        <w:rPr>
+          <w:rFonts w:ascii="맑은 고딕" w:cs="맑은 고딕" w:eastAsia="맑은 고딕" w:hAnsi="맑은 고딕"/>
+          <w:sz w:val="22"/>
+          <w:szCs w:val="22"/>
         </w:rPr>
         <w:t xml:space="preserve">개인의 신용정보·개인정보를 입력하면 부실가능성을 점수(score)로 산출하여 제공하는 추론 기능</w:t>
       </w:r>
@@ -209,13 +209,13 @@
           <w:ilvl w:val="0"/>
           <w:numId w:val="2"/>
         </w:numPr>
-        <w:spacing w:before="40" w:after="40" w:line="300"/>
-      </w:pPr>
-      <w:r>
-        <w:rPr>
-          <w:sz w:val="22"/>
-          <w:szCs w:val="22"/>
-          <w:rFonts w:ascii="맑은 고딕" w:cs="맑은 고딕" w:eastAsia="맑은 고딕" w:hAnsi="맑은 고딕"/>
+        <w:spacing w:after="40" w:before="40" w:line="300"/>
+      </w:pPr>
+      <w:r>
+        <w:rPr>
+          <w:rFonts w:ascii="맑은 고딕" w:cs="맑은 고딕" w:eastAsia="맑은 고딕" w:hAnsi="맑은 고딕"/>
+          <w:sz w:val="22"/>
+          <w:szCs w:val="22"/>
         </w:rPr>
         <w:t xml:space="preserve">산출된 점수를 다양한 방법(통계적 기여도·시각화·자연어·반사실 시나리오)으로 설명하는 XAI(설명가능 AI) 기능</w:t>
       </w:r>
@@ -223,16 +223,16 @@
     <w:p>
       <w:pPr>
         <w:pStyle w:val="Heading2"/>
-        <w:spacing w:before="280" w:after="140"/>
-      </w:pPr>
-      <w:r>
-        <w:rPr>
+        <w:spacing w:after="140" w:before="280"/>
+      </w:pPr>
+      <w:r>
+        <w:rPr>
+          <w:rFonts w:ascii="맑은 고딕" w:cs="맑은 고딕" w:eastAsia="맑은 고딕" w:hAnsi="맑은 고딕"/>
           <w:b/>
           <w:bCs/>
           <w:color w:val="2C5282"/>
           <w:sz w:val="26"/>
           <w:szCs w:val="26"/>
-          <w:rFonts w:ascii="맑은 고딕" w:cs="맑은 고딕" w:eastAsia="맑은 고딕" w:hAnsi="맑은 고딕"/>
         </w:rPr>
         <w:t xml:space="preserve">1.3 성공 기준 (Acceptance Criteria)</w:t>
       </w:r>
@@ -244,13 +244,13 @@
           <w:ilvl w:val="0"/>
           <w:numId w:val="3"/>
         </w:numPr>
-        <w:spacing w:before="40" w:after="40" w:line="300"/>
-      </w:pPr>
-      <w:r>
-        <w:rPr>
-          <w:sz w:val="22"/>
-          <w:szCs w:val="22"/>
-          <w:rFonts w:ascii="맑은 고딕" w:cs="맑은 고딕" w:eastAsia="맑은 고딕" w:hAnsi="맑은 고딕"/>
+        <w:spacing w:after="40" w:before="40" w:line="300"/>
+      </w:pPr>
+      <w:r>
+        <w:rPr>
+          <w:rFonts w:ascii="맑은 고딕" w:cs="맑은 고딕" w:eastAsia="맑은 고딕" w:hAnsi="맑은 고딕"/>
+          <w:sz w:val="22"/>
+          <w:szCs w:val="22"/>
         </w:rPr>
         <w:t xml:space="preserve">베이스라인(LightGBM) 대비 ROC-AUC 동등 이상 (목표 0.75↑, 최소 0.70)</w:t>
       </w:r>
@@ -262,13 +262,13 @@
           <w:ilvl w:val="0"/>
           <w:numId w:val="3"/>
         </w:numPr>
-        <w:spacing w:before="40" w:after="40" w:line="300"/>
-      </w:pPr>
-      <w:r>
-        <w:rPr>
-          <w:sz w:val="22"/>
-          <w:szCs w:val="22"/>
-          <w:rFonts w:ascii="맑은 고딕" w:cs="맑은 고딕" w:eastAsia="맑은 고딕" w:hAnsi="맑은 고딕"/>
+        <w:spacing w:after="40" w:before="40" w:line="300"/>
+      </w:pPr>
+      <w:r>
+        <w:rPr>
+          <w:rFonts w:ascii="맑은 고딕" w:cs="맑은 고딕" w:eastAsia="맑은 고딕" w:hAnsi="맑은 고딕"/>
+          <w:sz w:val="22"/>
+          <w:szCs w:val="22"/>
         </w:rPr>
         <w:t xml:space="preserve">Lending Club PoC 데이터에서 KS 통계량 0.30↑</w:t>
       </w:r>
@@ -280,13 +280,13 @@
           <w:ilvl w:val="0"/>
           <w:numId w:val="3"/>
         </w:numPr>
-        <w:spacing w:before="40" w:after="40" w:line="300"/>
-      </w:pPr>
-      <w:r>
-        <w:rPr>
-          <w:sz w:val="22"/>
-          <w:szCs w:val="22"/>
-          <w:rFonts w:ascii="맑은 고딕" w:cs="맑은 고딕" w:eastAsia="맑은 고딕" w:hAnsi="맑은 고딕"/>
+        <w:spacing w:after="40" w:before="40" w:line="300"/>
+      </w:pPr>
+      <w:r>
+        <w:rPr>
+          <w:rFonts w:ascii="맑은 고딕" w:cs="맑은 고딕" w:eastAsia="맑은 고딕" w:hAnsi="맑은 고딕"/>
+          <w:sz w:val="22"/>
+          <w:szCs w:val="22"/>
         </w:rPr>
         <w:t xml:space="preserve">단건 추론 응답 시간 2초 이내 (양자화 후 추론 기준)</w:t>
       </w:r>
@@ -298,13 +298,13 @@
           <w:ilvl w:val="0"/>
           <w:numId w:val="3"/>
         </w:numPr>
-        <w:spacing w:before="40" w:after="40" w:line="300"/>
-      </w:pPr>
-      <w:r>
-        <w:rPr>
-          <w:sz w:val="22"/>
-          <w:szCs w:val="22"/>
-          <w:rFonts w:ascii="맑은 고딕" w:cs="맑은 고딕" w:eastAsia="맑은 고딕" w:hAnsi="맑은 고딕"/>
+        <w:spacing w:after="40" w:before="40" w:line="300"/>
+      </w:pPr>
+      <w:r>
+        <w:rPr>
+          <w:rFonts w:ascii="맑은 고딕" w:cs="맑은 고딕" w:eastAsia="맑은 고딕" w:hAnsi="맑은 고딕"/>
+          <w:sz w:val="22"/>
+          <w:szCs w:val="22"/>
         </w:rPr>
         <w:t xml:space="preserve">4종 이상의 설명 방식이 동일 의사결정에 대해 일관된 결론 제시</w:t>
       </w:r>
@@ -316,13 +316,13 @@
           <w:ilvl w:val="0"/>
           <w:numId w:val="3"/>
         </w:numPr>
-        <w:spacing w:before="40" w:after="40" w:line="300"/>
-      </w:pPr>
-      <w:r>
-        <w:rPr>
-          <w:sz w:val="22"/>
-          <w:szCs w:val="22"/>
-          <w:rFonts w:ascii="맑은 고딕" w:cs="맑은 고딕" w:eastAsia="맑은 고딕" w:hAnsi="맑은 고딕"/>
+        <w:spacing w:after="40" w:before="40" w:line="300"/>
+      </w:pPr>
+      <w:r>
+        <w:rPr>
+          <w:rFonts w:ascii="맑은 고딕" w:cs="맑은 고딕" w:eastAsia="맑은 고딕" w:hAnsi="맑은 고딕"/>
+          <w:sz w:val="22"/>
+          <w:szCs w:val="22"/>
         </w:rPr>
         <w:t xml:space="preserve">재현 가능한 학습 파이프라인 (동일 시드·동일 데이터 → 동일 결과)</w:t>
       </w:r>
@@ -330,16 +330,16 @@
     <w:p>
       <w:pPr>
         <w:pStyle w:val="Heading1"/>
-        <w:spacing w:before="400" w:after="200"/>
-      </w:pPr>
-      <w:r>
-        <w:rPr>
+        <w:spacing w:after="200" w:before="400"/>
+      </w:pPr>
+      <w:r>
+        <w:rPr>
+          <w:rFonts w:ascii="맑은 고딕" w:cs="맑은 고딕" w:eastAsia="맑은 고딕" w:hAnsi="맑은 고딕"/>
           <w:b/>
           <w:bCs/>
           <w:color w:val="1F3A5F"/>
           <w:sz w:val="32"/>
           <w:szCs w:val="32"/>
-          <w:rFonts w:ascii="맑은 고딕" w:cs="맑은 고딕" w:eastAsia="맑은 고딕" w:hAnsi="맑은 고딕"/>
         </w:rPr>
         <w:t xml:space="preserve">2. 시스템 아키텍처</w:t>
       </w:r>
@@ -347,59 +347,60 @@
     <w:p>
       <w:pPr>
         <w:pStyle w:val="Heading2"/>
-        <w:spacing w:before="280" w:after="140"/>
-      </w:pPr>
-      <w:r>
-        <w:rPr>
+        <w:spacing w:after="140" w:before="280"/>
+      </w:pPr>
+      <w:r>
+        <w:rPr>
+          <w:rFonts w:ascii="맑은 고딕" w:cs="맑은 고딕" w:eastAsia="맑은 고딕" w:hAnsi="맑은 고딕"/>
           <w:b/>
           <w:bCs/>
           <w:color w:val="2C5282"/>
           <w:sz w:val="26"/>
           <w:szCs w:val="26"/>
-          <w:rFonts w:ascii="맑은 고딕" w:cs="맑은 고딕" w:eastAsia="맑은 고딕" w:hAnsi="맑은 고딕"/>
         </w:rPr>
         <w:t xml:space="preserve">2.1 전체 구성도</w:t>
       </w:r>
     </w:p>
     <w:p>
       <w:pPr>
-        <w:spacing w:before="80" w:after="80" w:line="320"/>
+        <w:spacing w:after="80" w:before="80" w:line="320"/>
         <w:jc w:val="both"/>
       </w:pPr>
       <w:r>
         <w:rPr>
-          <w:sz w:val="22"/>
-          <w:szCs w:val="22"/>
-          <w:rFonts w:ascii="맑은 고딕" w:cs="맑은 고딕" w:eastAsia="맑은 고딕" w:hAnsi="맑은 고딕"/>
+          <w:rFonts w:ascii="맑은 고딕" w:cs="맑은 고딕" w:eastAsia="맑은 고딕" w:hAnsi="맑은 고딕"/>
+          <w:sz w:val="22"/>
+          <w:szCs w:val="22"/>
         </w:rPr>
         <w:t xml:space="preserve">시스템은 4개의 핵심 모듈과 공통 인프라(스토리지·실험관리·모니터링)로 구성된다. 사용자는 ① 원천 데이터를 raw_data/ 폴더에 적재 → ② config 파일에서 HuggingFace 모델 ID 지정 → ③ 학습 명령 실행 → ④ 학습 완료 후 추론 API로 개인 데이터 입력 → ⑤ 점수와 설명 리포트 수령의 순서로 사용한다.</w:t>
       </w:r>
     </w:p>
     <w:p>
       <w:pPr>
-        <w:spacing w:before="80" w:after="80" w:line="320"/>
+        <w:spacing w:after="80" w:before="80" w:line="320"/>
         <w:jc w:val="both"/>
       </w:pPr>
       <w:r>
         <w:rPr>
-          <w:sz w:val="22"/>
-          <w:szCs w:val="22"/>
-          <w:rFonts w:ascii="맑은 고딕" w:cs="맑은 고딕" w:eastAsia="맑은 고딕" w:hAnsi="맑은 고딕"/>
-        </w:rPr>
-      </w:r>
-    </w:p>
-    <w:p>
-      <w:pPr>
-        <w:spacing w:before="80" w:after="80" w:line="320"/>
+          <w:rFonts w:ascii="맑은 고딕" w:cs="맑은 고딕" w:eastAsia="맑은 고딕" w:hAnsi="맑은 고딕"/>
+          <w:sz w:val="22"/>
+          <w:szCs w:val="22"/>
+        </w:rPr>
+        <w:t xml:space="preserve"/>
+      </w:r>
+    </w:p>
+    <w:p>
+      <w:pPr>
+        <w:spacing w:after="80" w:before="80" w:line="320"/>
         <w:jc w:val="both"/>
       </w:pPr>
       <w:r>
         <w:rPr>
+          <w:rFonts w:ascii="맑은 고딕" w:cs="맑은 고딕" w:eastAsia="맑은 고딕" w:hAnsi="맑은 고딕"/>
           <w:b/>
           <w:bCs/>
           <w:sz w:val="22"/>
           <w:szCs w:val="22"/>
-          <w:rFonts w:ascii="맑은 고딕" w:cs="맑은 고딕" w:eastAsia="맑은 고딕" w:hAnsi="맑은 고딕"/>
         </w:rPr>
         <w:t xml:space="preserve">[데이터 흐름]</w:t>
       </w:r>
@@ -411,13 +412,13 @@
           <w:ilvl w:val="0"/>
           <w:numId w:val="4"/>
         </w:numPr>
-        <w:spacing w:before="40" w:after="40" w:line="300"/>
-      </w:pPr>
-      <w:r>
-        <w:rPr>
-          <w:sz w:val="22"/>
-          <w:szCs w:val="22"/>
-          <w:rFonts w:ascii="맑은 고딕" w:cs="맑은 고딕" w:eastAsia="맑은 고딕" w:hAnsi="맑은 고딕"/>
+        <w:spacing w:after="40" w:before="40" w:line="300"/>
+      </w:pPr>
+      <w:r>
+        <w:rPr>
+          <w:rFonts w:ascii="맑은 고딕" w:cs="맑은 고딕" w:eastAsia="맑은 고딕" w:hAnsi="맑은 고딕"/>
+          <w:sz w:val="22"/>
+          <w:szCs w:val="22"/>
         </w:rPr>
         <w:t xml:space="preserve">raw_data/ → M1(데이터 파이프라인) → processed_data/</w:t>
       </w:r>
@@ -429,13 +430,13 @@
           <w:ilvl w:val="0"/>
           <w:numId w:val="4"/>
         </w:numPr>
-        <w:spacing w:before="40" w:after="40" w:line="300"/>
-      </w:pPr>
-      <w:r>
-        <w:rPr>
-          <w:sz w:val="22"/>
-          <w:szCs w:val="22"/>
-          <w:rFonts w:ascii="맑은 고딕" w:cs="맑은 고딕" w:eastAsia="맑은 고딕" w:hAnsi="맑은 고딕"/>
+        <w:spacing w:after="40" w:before="40" w:line="300"/>
+      </w:pPr>
+      <w:r>
+        <w:rPr>
+          <w:rFonts w:ascii="맑은 고딕" w:cs="맑은 고딕" w:eastAsia="맑은 고딕" w:hAnsi="맑은 고딕"/>
+          <w:sz w:val="22"/>
+          <w:szCs w:val="22"/>
         </w:rPr>
         <w:t xml:space="preserve">processed_data/ + HF Model ID → M2(모델 관리·학습) → trained_adapter/</w:t>
       </w:r>
@@ -447,13 +448,13 @@
           <w:ilvl w:val="0"/>
           <w:numId w:val="4"/>
         </w:numPr>
-        <w:spacing w:before="40" w:after="40" w:line="300"/>
-      </w:pPr>
-      <w:r>
-        <w:rPr>
-          <w:sz w:val="22"/>
-          <w:szCs w:val="22"/>
-          <w:rFonts w:ascii="맑은 고딕" w:cs="맑은 고딕" w:eastAsia="맑은 고딕" w:hAnsi="맑은 고딕"/>
+        <w:spacing w:after="40" w:before="40" w:line="300"/>
+      </w:pPr>
+      <w:r>
+        <w:rPr>
+          <w:rFonts w:ascii="맑은 고딕" w:cs="맑은 고딕" w:eastAsia="맑은 고딕" w:hAnsi="맑은 고딕"/>
+          <w:sz w:val="22"/>
+          <w:szCs w:val="22"/>
         </w:rPr>
         <w:t xml:space="preserve">개인 신용정보 JSON + trained_adapter/ → M3(추론) → 점수·등급</w:t>
       </w:r>
@@ -465,13 +466,13 @@
           <w:ilvl w:val="0"/>
           <w:numId w:val="4"/>
         </w:numPr>
-        <w:spacing w:before="40" w:after="40" w:line="300"/>
-      </w:pPr>
-      <w:r>
-        <w:rPr>
-          <w:sz w:val="22"/>
-          <w:szCs w:val="22"/>
-          <w:rFonts w:ascii="맑은 고딕" w:cs="맑은 고딕" w:eastAsia="맑은 고딕" w:hAnsi="맑은 고딕"/>
+        <w:spacing w:after="40" w:before="40" w:line="300"/>
+      </w:pPr>
+      <w:r>
+        <w:rPr>
+          <w:rFonts w:ascii="맑은 고딕" w:cs="맑은 고딕" w:eastAsia="맑은 고딕" w:hAnsi="맑은 고딕"/>
+          <w:sz w:val="22"/>
+          <w:szCs w:val="22"/>
         </w:rPr>
         <w:t xml:space="preserve">점수·입력데이터 → M4(XAI) → 설명 리포트 (5종)</w:t>
       </w:r>
@@ -479,16 +480,16 @@
     <w:p>
       <w:pPr>
         <w:pStyle w:val="Heading2"/>
-        <w:spacing w:before="280" w:after="140"/>
-      </w:pPr>
-      <w:r>
-        <w:rPr>
+        <w:spacing w:after="140" w:before="280"/>
+      </w:pPr>
+      <w:r>
+        <w:rPr>
+          <w:rFonts w:ascii="맑은 고딕" w:cs="맑은 고딕" w:eastAsia="맑은 고딕" w:hAnsi="맑은 고딕"/>
           <w:b/>
           <w:bCs/>
           <w:color w:val="2C5282"/>
           <w:sz w:val="26"/>
           <w:szCs w:val="26"/>
-          <w:rFonts w:ascii="맑은 고딕" w:cs="맑은 고딕" w:eastAsia="맑은 고딕" w:hAnsi="맑은 고딕"/>
         </w:rPr>
         <w:t xml:space="preserve">2.2 모듈 매트릭스</w:t>
       </w:r>
@@ -535,16 +536,16 @@
           </w:tcPr>
           <w:p>
             <w:pPr>
-              <w:spacing w:before="40" w:after="40"/>
+              <w:spacing w:after="40" w:before="40"/>
               <w:jc w:val="center"/>
             </w:pPr>
             <w:r>
               <w:rPr>
+                <w:rFonts w:ascii="맑은 고딕" w:cs="맑은 고딕" w:eastAsia="맑은 고딕" w:hAnsi="맑은 고딕"/>
                 <w:b/>
                 <w:bCs/>
                 <w:sz w:val="20"/>
                 <w:szCs w:val="20"/>
-                <w:rFonts w:ascii="맑은 고딕" w:cs="맑은 고딕" w:eastAsia="맑은 고딕" w:hAnsi="맑은 고딕"/>
               </w:rPr>
               <w:t xml:space="preserve">모듈</w:t>
             </w:r>
@@ -564,16 +565,16 @@
           </w:tcPr>
           <w:p>
             <w:pPr>
-              <w:spacing w:before="40" w:after="40"/>
+              <w:spacing w:after="40" w:before="40"/>
               <w:jc w:val="center"/>
             </w:pPr>
             <w:r>
               <w:rPr>
+                <w:rFonts w:ascii="맑은 고딕" w:cs="맑은 고딕" w:eastAsia="맑은 고딕" w:hAnsi="맑은 고딕"/>
                 <w:b/>
                 <w:bCs/>
                 <w:sz w:val="20"/>
                 <w:szCs w:val="20"/>
-                <w:rFonts w:ascii="맑은 고딕" w:cs="맑은 고딕" w:eastAsia="맑은 고딕" w:hAnsi="맑은 고딕"/>
               </w:rPr>
               <w:t xml:space="preserve">입력</w:t>
             </w:r>
@@ -593,16 +594,16 @@
           </w:tcPr>
           <w:p>
             <w:pPr>
-              <w:spacing w:before="40" w:after="40"/>
+              <w:spacing w:after="40" w:before="40"/>
               <w:jc w:val="center"/>
             </w:pPr>
             <w:r>
               <w:rPr>
+                <w:rFonts w:ascii="맑은 고딕" w:cs="맑은 고딕" w:eastAsia="맑은 고딕" w:hAnsi="맑은 고딕"/>
                 <w:b/>
                 <w:bCs/>
                 <w:sz w:val="20"/>
                 <w:szCs w:val="20"/>
-                <w:rFonts w:ascii="맑은 고딕" w:cs="맑은 고딕" w:eastAsia="맑은 고딕" w:hAnsi="맑은 고딕"/>
               </w:rPr>
               <w:t xml:space="preserve">핵심 처리</w:t>
             </w:r>
@@ -622,16 +623,16 @@
           </w:tcPr>
           <w:p>
             <w:pPr>
-              <w:spacing w:before="40" w:after="40"/>
+              <w:spacing w:after="40" w:before="40"/>
               <w:jc w:val="center"/>
             </w:pPr>
             <w:r>
               <w:rPr>
+                <w:rFonts w:ascii="맑은 고딕" w:cs="맑은 고딕" w:eastAsia="맑은 고딕" w:hAnsi="맑은 고딕"/>
                 <w:b/>
                 <w:bCs/>
                 <w:sz w:val="20"/>
                 <w:szCs w:val="20"/>
-                <w:rFonts w:ascii="맑은 고딕" w:cs="맑은 고딕" w:eastAsia="맑은 고딕" w:hAnsi="맑은 고딕"/>
               </w:rPr>
               <w:t xml:space="preserve">출력</w:t>
             </w:r>
@@ -653,16 +654,16 @@
           </w:tcPr>
           <w:p>
             <w:pPr>
-              <w:spacing w:before="40" w:after="40"/>
+              <w:spacing w:after="40" w:before="40"/>
               <w:jc w:val="center"/>
             </w:pPr>
             <w:r>
               <w:rPr>
+                <w:rFonts w:ascii="맑은 고딕" w:cs="맑은 고딕" w:eastAsia="맑은 고딕" w:hAnsi="맑은 고딕"/>
                 <w:b/>
                 <w:bCs/>
                 <w:sz w:val="20"/>
                 <w:szCs w:val="20"/>
-                <w:rFonts w:ascii="맑은 고딕" w:cs="맑은 고딕" w:eastAsia="맑은 고딕" w:hAnsi="맑은 고딕"/>
               </w:rPr>
               <w:t xml:space="preserve">M1
 데이터
@@ -683,14 +684,14 @@
           </w:tcPr>
           <w:p>
             <w:pPr>
-              <w:spacing w:before="40" w:after="40"/>
-              <w:jc w:val="left"/>
-            </w:pPr>
-            <w:r>
-              <w:rPr>
-                <w:sz w:val="20"/>
-                <w:szCs w:val="20"/>
-                <w:rFonts w:ascii="맑은 고딕" w:cs="맑은 고딕" w:eastAsia="맑은 고딕" w:hAnsi="맑은 고딕"/>
+              <w:spacing w:after="40" w:before="40"/>
+              <w:jc w:val="left"/>
+            </w:pPr>
+            <w:r>
+              <w:rPr>
+                <w:rFonts w:ascii="맑은 고딕" w:cs="맑은 고딕" w:eastAsia="맑은 고딕" w:hAnsi="맑은 고딕"/>
+                <w:sz w:val="20"/>
+                <w:szCs w:val="20"/>
               </w:rPr>
               <w:t xml:space="preserve">원천 CSV/Parquet (raw_data/)</w:t>
             </w:r>
@@ -709,14 +710,14 @@
           </w:tcPr>
           <w:p>
             <w:pPr>
-              <w:spacing w:before="40" w:after="40"/>
-              <w:jc w:val="left"/>
-            </w:pPr>
-            <w:r>
-              <w:rPr>
-                <w:sz w:val="20"/>
-                <w:szCs w:val="20"/>
-                <w:rFonts w:ascii="맑은 고딕" w:cs="맑은 고딕" w:eastAsia="맑은 고딕" w:hAnsi="맑은 고딕"/>
+              <w:spacing w:after="40" w:before="40"/>
+              <w:jc w:val="left"/>
+            </w:pPr>
+            <w:r>
+              <w:rPr>
+                <w:rFonts w:ascii="맑은 고딕" w:cs="맑은 고딕" w:eastAsia="맑은 고딕" w:hAnsi="맑은 고딕"/>
+                <w:sz w:val="20"/>
+                <w:szCs w:val="20"/>
               </w:rPr>
               <w:t xml:space="preserve">스키마 검증·결측치 처리·범주형 인코딩·피처엔지니어링·텍스트직렬화·train/val/test 분할</w:t>
             </w:r>
@@ -735,14 +736,14 @@
           </w:tcPr>
           <w:p>
             <w:pPr>
-              <w:spacing w:before="40" w:after="40"/>
-              <w:jc w:val="left"/>
-            </w:pPr>
-            <w:r>
-              <w:rPr>
-                <w:sz w:val="20"/>
-                <w:szCs w:val="20"/>
-                <w:rFonts w:ascii="맑은 고딕" w:cs="맑은 고딕" w:eastAsia="맑은 고딕" w:hAnsi="맑은 고딕"/>
+              <w:spacing w:after="40" w:before="40"/>
+              <w:jc w:val="left"/>
+            </w:pPr>
+            <w:r>
+              <w:rPr>
+                <w:rFonts w:ascii="맑은 고딕" w:cs="맑은 고딕" w:eastAsia="맑은 고딕" w:hAnsi="맑은 고딕"/>
+                <w:sz w:val="20"/>
+                <w:szCs w:val="20"/>
               </w:rPr>
               <w:t xml:space="preserve">학습용 데이터셋 (processed_data/)</w:t>
             </w:r>
@@ -764,16 +765,16 @@
           </w:tcPr>
           <w:p>
             <w:pPr>
-              <w:spacing w:before="40" w:after="40"/>
+              <w:spacing w:after="40" w:before="40"/>
               <w:jc w:val="center"/>
             </w:pPr>
             <w:r>
               <w:rPr>
+                <w:rFonts w:ascii="맑은 고딕" w:cs="맑은 고딕" w:eastAsia="맑은 고딕" w:hAnsi="맑은 고딕"/>
                 <w:b/>
                 <w:bCs/>
                 <w:sz w:val="20"/>
                 <w:szCs w:val="20"/>
-                <w:rFonts w:ascii="맑은 고딕" w:cs="맑은 고딕" w:eastAsia="맑은 고딕" w:hAnsi="맑은 고딕"/>
               </w:rPr>
               <w:t xml:space="preserve">M2
 모델 관리
@@ -794,14 +795,14 @@
           </w:tcPr>
           <w:p>
             <w:pPr>
-              <w:spacing w:before="40" w:after="40"/>
-              <w:jc w:val="left"/>
-            </w:pPr>
-            <w:r>
-              <w:rPr>
-                <w:sz w:val="20"/>
-                <w:szCs w:val="20"/>
-                <w:rFonts w:ascii="맑은 고딕" w:cs="맑은 고딕" w:eastAsia="맑은 고딕" w:hAnsi="맑은 고딕"/>
+              <w:spacing w:after="40" w:before="40"/>
+              <w:jc w:val="left"/>
+            </w:pPr>
+            <w:r>
+              <w:rPr>
+                <w:rFonts w:ascii="맑은 고딕" w:cs="맑은 고딕" w:eastAsia="맑은 고딕" w:hAnsi="맑은 고딕"/>
+                <w:sz w:val="20"/>
+                <w:szCs w:val="20"/>
               </w:rPr>
               <w:t xml:space="preserve">HuggingFace 모델 ID, 하이퍼파라미터, 학습 데이터셋</w:t>
             </w:r>
@@ -820,14 +821,14 @@
           </w:tcPr>
           <w:p>
             <w:pPr>
-              <w:spacing w:before="40" w:after="40"/>
-              <w:jc w:val="left"/>
-            </w:pPr>
-            <w:r>
-              <w:rPr>
-                <w:sz w:val="20"/>
-                <w:szCs w:val="20"/>
-                <w:rFonts w:ascii="맑은 고딕" w:cs="맑은 고딕" w:eastAsia="맑은 고딕" w:hAnsi="맑은 고딕"/>
+              <w:spacing w:after="40" w:before="40"/>
+              <w:jc w:val="left"/>
+            </w:pPr>
+            <w:r>
+              <w:rPr>
+                <w:rFonts w:ascii="맑은 고딕" w:cs="맑은 고딕" w:eastAsia="맑은 고딕" w:hAnsi="맑은 고딕"/>
+                <w:sz w:val="20"/>
+                <w:szCs w:val="20"/>
               </w:rPr>
               <w:t xml:space="preserve">모델 다운로드·LoRA/QLoRA 어댑터 학습·체크포인트 저장·실험 로깅</w:t>
             </w:r>
@@ -846,14 +847,14 @@
           </w:tcPr>
           <w:p>
             <w:pPr>
-              <w:spacing w:before="40" w:after="40"/>
-              <w:jc w:val="left"/>
-            </w:pPr>
-            <w:r>
-              <w:rPr>
-                <w:sz w:val="20"/>
-                <w:szCs w:val="20"/>
-                <w:rFonts w:ascii="맑은 고딕" w:cs="맑은 고딕" w:eastAsia="맑은 고딕" w:hAnsi="맑은 고딕"/>
+              <w:spacing w:after="40" w:before="40"/>
+              <w:jc w:val="left"/>
+            </w:pPr>
+            <w:r>
+              <w:rPr>
+                <w:rFonts w:ascii="맑은 고딕" w:cs="맑은 고딕" w:eastAsia="맑은 고딕" w:hAnsi="맑은 고딕"/>
+                <w:sz w:val="20"/>
+                <w:szCs w:val="20"/>
               </w:rPr>
               <w:t xml:space="preserve">학습된 어댑터·평가 메트릭·MLflow 로그</w:t>
             </w:r>
@@ -875,16 +876,16 @@
           </w:tcPr>
           <w:p>
             <w:pPr>
-              <w:spacing w:before="40" w:after="40"/>
+              <w:spacing w:after="40" w:before="40"/>
               <w:jc w:val="center"/>
             </w:pPr>
             <w:r>
               <w:rPr>
+                <w:rFonts w:ascii="맑은 고딕" w:cs="맑은 고딕" w:eastAsia="맑은 고딕" w:hAnsi="맑은 고딕"/>
                 <w:b/>
                 <w:bCs/>
                 <w:sz w:val="20"/>
                 <w:szCs w:val="20"/>
-                <w:rFonts w:ascii="맑은 고딕" w:cs="맑은 고딕" w:eastAsia="맑은 고딕" w:hAnsi="맑은 고딕"/>
               </w:rPr>
               <w:t xml:space="preserve">M3
 추론·
@@ -905,14 +906,14 @@
           </w:tcPr>
           <w:p>
             <w:pPr>
-              <w:spacing w:before="40" w:after="40"/>
-              <w:jc w:val="left"/>
-            </w:pPr>
-            <w:r>
-              <w:rPr>
-                <w:sz w:val="20"/>
-                <w:szCs w:val="20"/>
-                <w:rFonts w:ascii="맑은 고딕" w:cs="맑은 고딕" w:eastAsia="맑은 고딕" w:hAnsi="맑은 고딕"/>
+              <w:spacing w:after="40" w:before="40"/>
+              <w:jc w:val="left"/>
+            </w:pPr>
+            <w:r>
+              <w:rPr>
+                <w:rFonts w:ascii="맑은 고딕" w:cs="맑은 고딕" w:eastAsia="맑은 고딕" w:hAnsi="맑은 고딕"/>
+                <w:sz w:val="20"/>
+                <w:szCs w:val="20"/>
               </w:rPr>
               <w:t xml:space="preserve">개인 신용정보·개인정보 JSON</w:t>
             </w:r>
@@ -931,14 +932,14 @@
           </w:tcPr>
           <w:p>
             <w:pPr>
-              <w:spacing w:before="40" w:after="40"/>
-              <w:jc w:val="left"/>
-            </w:pPr>
-            <w:r>
-              <w:rPr>
-                <w:sz w:val="20"/>
-                <w:szCs w:val="20"/>
-                <w:rFonts w:ascii="맑은 고딕" w:cs="맑은 고딕" w:eastAsia="맑은 고딕" w:hAnsi="맑은 고딕"/>
+              <w:spacing w:after="40" w:before="40"/>
+              <w:jc w:val="left"/>
+            </w:pPr>
+            <w:r>
+              <w:rPr>
+                <w:rFonts w:ascii="맑은 고딕" w:cs="맑은 고딕" w:eastAsia="맑은 고딕" w:hAnsi="맑은 고딕"/>
+                <w:sz w:val="20"/>
+                <w:szCs w:val="20"/>
               </w:rPr>
               <w:t xml:space="preserve">프롬프트 직렬화·sLLM 추론·부실확률→1000점 척도 변환·신용등급 부여</w:t>
             </w:r>
@@ -957,14 +958,14 @@
           </w:tcPr>
           <w:p>
             <w:pPr>
-              <w:spacing w:before="40" w:after="40"/>
-              <w:jc w:val="left"/>
-            </w:pPr>
-            <w:r>
-              <w:rPr>
-                <w:sz w:val="20"/>
-                <w:szCs w:val="20"/>
-                <w:rFonts w:ascii="맑은 고딕" w:cs="맑은 고딕" w:eastAsia="맑은 고딕" w:hAnsi="맑은 고딕"/>
+              <w:spacing w:after="40" w:before="40"/>
+              <w:jc w:val="left"/>
+            </w:pPr>
+            <w:r>
+              <w:rPr>
+                <w:rFonts w:ascii="맑은 고딕" w:cs="맑은 고딕" w:eastAsia="맑은 고딕" w:hAnsi="맑은 고딕"/>
+                <w:sz w:val="20"/>
+                <w:szCs w:val="20"/>
               </w:rPr>
               <w:t xml:space="preserve">부실가능성 점수, 신용등급(A~F), 신뢰구간</w:t>
             </w:r>
@@ -986,16 +987,16 @@
           </w:tcPr>
           <w:p>
             <w:pPr>
-              <w:spacing w:before="40" w:after="40"/>
+              <w:spacing w:after="40" w:before="40"/>
               <w:jc w:val="center"/>
             </w:pPr>
             <w:r>
               <w:rPr>
+                <w:rFonts w:ascii="맑은 고딕" w:cs="맑은 고딕" w:eastAsia="맑은 고딕" w:hAnsi="맑은 고딕"/>
                 <w:b/>
                 <w:bCs/>
                 <w:sz w:val="20"/>
                 <w:szCs w:val="20"/>
-                <w:rFonts w:ascii="맑은 고딕" w:cs="맑은 고딕" w:eastAsia="맑은 고딕" w:hAnsi="맑은 고딕"/>
               </w:rPr>
               <w:t xml:space="preserve">M4
 설명가능성
@@ -1016,14 +1017,14 @@
           </w:tcPr>
           <w:p>
             <w:pPr>
-              <w:spacing w:before="40" w:after="40"/>
-              <w:jc w:val="left"/>
-            </w:pPr>
-            <w:r>
-              <w:rPr>
-                <w:sz w:val="20"/>
-                <w:szCs w:val="20"/>
-                <w:rFonts w:ascii="맑은 고딕" w:cs="맑은 고딕" w:eastAsia="맑은 고딕" w:hAnsi="맑은 고딕"/>
+              <w:spacing w:after="40" w:before="40"/>
+              <w:jc w:val="left"/>
+            </w:pPr>
+            <w:r>
+              <w:rPr>
+                <w:rFonts w:ascii="맑은 고딕" w:cs="맑은 고딕" w:eastAsia="맑은 고딕" w:hAnsi="맑은 고딕"/>
+                <w:sz w:val="20"/>
+                <w:szCs w:val="20"/>
               </w:rPr>
               <w:t xml:space="preserve">개인 데이터 + M3 점수</w:t>
             </w:r>
@@ -1042,14 +1043,14 @@
           </w:tcPr>
           <w:p>
             <w:pPr>
-              <w:spacing w:before="40" w:after="40"/>
-              <w:jc w:val="left"/>
-            </w:pPr>
-            <w:r>
-              <w:rPr>
-                <w:sz w:val="20"/>
-                <w:szCs w:val="20"/>
-                <w:rFonts w:ascii="맑은 고딕" w:cs="맑은 고딕" w:eastAsia="맑은 고딕" w:hAnsi="맑은 고딕"/>
+              <w:spacing w:after="40" w:before="40"/>
+              <w:jc w:val="left"/>
+            </w:pPr>
+            <w:r>
+              <w:rPr>
+                <w:rFonts w:ascii="맑은 고딕" w:cs="맑은 고딕" w:eastAsia="맑은 고딕" w:hAnsi="맑은 고딕"/>
+                <w:sz w:val="20"/>
+                <w:szCs w:val="20"/>
               </w:rPr>
               <w:t xml:space="preserve">SHAP·LIME·어텐션 시각화·LLM 자가설명·반사실 시나리오 생성</w:t>
             </w:r>
@@ -1068,14 +1069,14 @@
           </w:tcPr>
           <w:p>
             <w:pPr>
-              <w:spacing w:before="40" w:after="40"/>
-              <w:jc w:val="left"/>
-            </w:pPr>
-            <w:r>
-              <w:rPr>
-                <w:sz w:val="20"/>
-                <w:szCs w:val="20"/>
-                <w:rFonts w:ascii="맑은 고딕" w:cs="맑은 고딕" w:eastAsia="맑은 고딕" w:hAnsi="맑은 고딕"/>
+              <w:spacing w:after="40" w:before="40"/>
+              <w:jc w:val="left"/>
+            </w:pPr>
+            <w:r>
+              <w:rPr>
+                <w:rFonts w:ascii="맑은 고딕" w:cs="맑은 고딕" w:eastAsia="맑은 고딕" w:hAnsi="맑은 고딕"/>
+                <w:sz w:val="20"/>
+                <w:szCs w:val="20"/>
               </w:rPr>
               <w:t xml:space="preserve">4가지 형식의 설명 리포트(HTML/PDF)</w:t>
             </w:r>
@@ -1086,16 +1087,16 @@
     <w:p>
       <w:pPr>
         <w:pStyle w:val="Heading1"/>
-        <w:spacing w:before="400" w:after="200"/>
-      </w:pPr>
-      <w:r>
-        <w:rPr>
+        <w:spacing w:after="200" w:before="400"/>
+      </w:pPr>
+      <w:r>
+        <w:rPr>
+          <w:rFonts w:ascii="맑은 고딕" w:cs="맑은 고딕" w:eastAsia="맑은 고딕" w:hAnsi="맑은 고딕"/>
           <w:b/>
           <w:bCs/>
           <w:color w:val="1F3A5F"/>
           <w:sz w:val="32"/>
           <w:szCs w:val="32"/>
-          <w:rFonts w:ascii="맑은 고딕" w:cs="맑은 고딕" w:eastAsia="맑은 고딕" w:hAnsi="맑은 고딕"/>
         </w:rPr>
         <w:t xml:space="preserve">3. 모듈별 상세 설계</w:t>
       </w:r>
@@ -1103,16 +1104,16 @@
     <w:p>
       <w:pPr>
         <w:pStyle w:val="Heading2"/>
-        <w:spacing w:before="280" w:after="140"/>
-      </w:pPr>
-      <w:r>
-        <w:rPr>
+        <w:spacing w:after="140" w:before="280"/>
+      </w:pPr>
+      <w:r>
+        <w:rPr>
+          <w:rFonts w:ascii="맑은 고딕" w:cs="맑은 고딕" w:eastAsia="맑은 고딕" w:hAnsi="맑은 고딕"/>
           <w:b/>
           <w:bCs/>
           <w:color w:val="2C5282"/>
           <w:sz w:val="26"/>
           <w:szCs w:val="26"/>
-          <w:rFonts w:ascii="맑은 고딕" w:cs="맑은 고딕" w:eastAsia="맑은 고딕" w:hAnsi="맑은 고딕"/>
         </w:rPr>
         <w:t xml:space="preserve">3.1 M1 — 데이터 파이프라인 (원천 → 학습용 변환)</w:t>
       </w:r>
@@ -1120,16 +1121,16 @@
     <w:p>
       <w:pPr>
         <w:pStyle w:val="Heading3"/>
-        <w:spacing w:before="200" w:after="100"/>
-      </w:pPr>
-      <w:r>
-        <w:rPr>
+        <w:spacing w:after="100" w:before="200"/>
+      </w:pPr>
+      <w:r>
+        <w:rPr>
+          <w:rFonts w:ascii="맑은 고딕" w:cs="맑은 고딕" w:eastAsia="맑은 고딕" w:hAnsi="맑은 고딕"/>
           <w:b/>
           <w:bCs/>
           <w:color w:val="2D3748"/>
           <w:sz w:val="23"/>
           <w:szCs w:val="23"/>
-          <w:rFonts w:ascii="맑은 고딕" w:cs="맑은 고딕" w:eastAsia="맑은 고딕" w:hAnsi="맑은 고딕"/>
         </w:rPr>
         <w:t xml:space="preserve">3.1.1 기능</w:t>
       </w:r>
@@ -1141,13 +1142,13 @@
           <w:ilvl w:val="0"/>
           <w:numId w:val="4"/>
         </w:numPr>
-        <w:spacing w:before="40" w:after="40" w:line="300"/>
-      </w:pPr>
-      <w:r>
-        <w:rPr>
-          <w:sz w:val="22"/>
-          <w:szCs w:val="22"/>
-          <w:rFonts w:ascii="맑은 고딕" w:cs="맑은 고딕" w:eastAsia="맑은 고딕" w:hAnsi="맑은 고딕"/>
+        <w:spacing w:after="40" w:before="40" w:line="300"/>
+      </w:pPr>
+      <w:r>
+        <w:rPr>
+          <w:rFonts w:ascii="맑은 고딕" w:cs="맑은 고딕" w:eastAsia="맑은 고딕" w:hAnsi="맑은 고딕"/>
+          <w:sz w:val="22"/>
+          <w:szCs w:val="22"/>
         </w:rPr>
         <w:t xml:space="preserve">raw_data/ 폴더 감시(파일 시스템 watcher 또는 CLI trigger)</w:t>
       </w:r>
@@ -1159,13 +1160,13 @@
           <w:ilvl w:val="0"/>
           <w:numId w:val="4"/>
         </w:numPr>
-        <w:spacing w:before="40" w:after="40" w:line="300"/>
-      </w:pPr>
-      <w:r>
-        <w:rPr>
-          <w:sz w:val="22"/>
-          <w:szCs w:val="22"/>
-          <w:rFonts w:ascii="맑은 고딕" w:cs="맑은 고딕" w:eastAsia="맑은 고딕" w:hAnsi="맑은 고딕"/>
+        <w:spacing w:after="40" w:before="40" w:line="300"/>
+      </w:pPr>
+      <w:r>
+        <w:rPr>
+          <w:rFonts w:ascii="맑은 고딕" w:cs="맑은 고딕" w:eastAsia="맑은 고딕" w:hAnsi="맑은 고딕"/>
+          <w:sz w:val="22"/>
+          <w:szCs w:val="22"/>
         </w:rPr>
         <w:t xml:space="preserve">CSV·Parquet·Excel 등 다양한 입력 포맷 자동 인식</w:t>
       </w:r>
@@ -1177,13 +1178,13 @@
           <w:ilvl w:val="0"/>
           <w:numId w:val="4"/>
         </w:numPr>
-        <w:spacing w:before="40" w:after="40" w:line="300"/>
-      </w:pPr>
-      <w:r>
-        <w:rPr>
-          <w:sz w:val="22"/>
-          <w:szCs w:val="22"/>
-          <w:rFonts w:ascii="맑은 고딕" w:cs="맑은 고딕" w:eastAsia="맑은 고딕" w:hAnsi="맑은 고딕"/>
+        <w:spacing w:after="40" w:before="40" w:line="300"/>
+      </w:pPr>
+      <w:r>
+        <w:rPr>
+          <w:rFonts w:ascii="맑은 고딕" w:cs="맑은 고딕" w:eastAsia="맑은 고딕" w:hAnsi="맑은 고딕"/>
+          <w:sz w:val="22"/>
+          <w:szCs w:val="22"/>
         </w:rPr>
         <w:t xml:space="preserve">pydantic 기반 스키마 검증 (필수 컬럼·타입 체크)</w:t>
       </w:r>
@@ -1195,13 +1196,13 @@
           <w:ilvl w:val="0"/>
           <w:numId w:val="4"/>
         </w:numPr>
-        <w:spacing w:before="40" w:after="40" w:line="300"/>
-      </w:pPr>
-      <w:r>
-        <w:rPr>
-          <w:sz w:val="22"/>
-          <w:szCs w:val="22"/>
-          <w:rFonts w:ascii="맑은 고딕" w:cs="맑은 고딕" w:eastAsia="맑은 고딕" w:hAnsi="맑은 고딕"/>
+        <w:spacing w:after="40" w:before="40" w:line="300"/>
+      </w:pPr>
+      <w:r>
+        <w:rPr>
+          <w:rFonts w:ascii="맑은 고딕" w:cs="맑은 고딕" w:eastAsia="맑은 고딕" w:hAnsi="맑은 고딕"/>
+          <w:sz w:val="22"/>
+          <w:szCs w:val="22"/>
         </w:rPr>
         <w:t xml:space="preserve">결측치 처리(범주형은 'Unknown' 카테고리, 수치형은 중앙값 또는 -1 플래그)</w:t>
       </w:r>
@@ -1213,13 +1214,13 @@
           <w:ilvl w:val="0"/>
           <w:numId w:val="4"/>
         </w:numPr>
-        <w:spacing w:before="40" w:after="40" w:line="300"/>
-      </w:pPr>
-      <w:r>
-        <w:rPr>
-          <w:sz w:val="22"/>
-          <w:szCs w:val="22"/>
-          <w:rFonts w:ascii="맑은 고딕" w:cs="맑은 고딕" w:eastAsia="맑은 고딕" w:hAnsi="맑은 고딕"/>
+        <w:spacing w:after="40" w:before="40" w:line="300"/>
+      </w:pPr>
+      <w:r>
+        <w:rPr>
+          <w:rFonts w:ascii="맑은 고딕" w:cs="맑은 고딕" w:eastAsia="맑은 고딕" w:hAnsi="맑은 고딕"/>
+          <w:sz w:val="22"/>
+          <w:szCs w:val="22"/>
         </w:rPr>
         <w:t xml:space="preserve">이상치 제거 (IQR·도메인 룰)</w:t>
       </w:r>
@@ -1231,13 +1232,13 @@
           <w:ilvl w:val="0"/>
           <w:numId w:val="4"/>
         </w:numPr>
-        <w:spacing w:before="40" w:after="40" w:line="300"/>
-      </w:pPr>
-      <w:r>
-        <w:rPr>
-          <w:sz w:val="22"/>
-          <w:szCs w:val="22"/>
-          <w:rFonts w:ascii="맑은 고딕" w:cs="맑은 고딕" w:eastAsia="맑은 고딕" w:hAnsi="맑은 고딕"/>
+        <w:spacing w:after="40" w:before="40" w:line="300"/>
+      </w:pPr>
+      <w:r>
+        <w:rPr>
+          <w:rFonts w:ascii="맑은 고딕" w:cs="맑은 고딕" w:eastAsia="맑은 고딕" w:hAnsi="맑은 고딕"/>
+          <w:sz w:val="22"/>
+          <w:szCs w:val="22"/>
         </w:rPr>
         <w:t xml:space="preserve">피처 엔지니어링 (신용연령, DTI 변환, 비율 변수 생성 등)</w:t>
       </w:r>
@@ -1249,13 +1250,13 @@
           <w:ilvl w:val="0"/>
           <w:numId w:val="4"/>
         </w:numPr>
-        <w:spacing w:before="40" w:after="40" w:line="300"/>
-      </w:pPr>
-      <w:r>
-        <w:rPr>
-          <w:sz w:val="22"/>
-          <w:szCs w:val="22"/>
-          <w:rFonts w:ascii="맑은 고딕" w:cs="맑은 고딕" w:eastAsia="맑은 고딕" w:hAnsi="맑은 고딕"/>
+        <w:spacing w:after="40" w:before="40" w:line="300"/>
+      </w:pPr>
+      <w:r>
+        <w:rPr>
+          <w:rFonts w:ascii="맑은 고딕" w:cs="맑은 고딕" w:eastAsia="맑은 고딕" w:hAnsi="맑은 고딕"/>
+          <w:sz w:val="22"/>
+          <w:szCs w:val="22"/>
         </w:rPr>
         <w:t xml:space="preserve">타겟 변수 이진 매핑 (부실/정상)</w:t>
       </w:r>
@@ -1267,13 +1268,13 @@
           <w:ilvl w:val="0"/>
           <w:numId w:val="4"/>
         </w:numPr>
-        <w:spacing w:before="40" w:after="40" w:line="300"/>
-      </w:pPr>
-      <w:r>
-        <w:rPr>
-          <w:sz w:val="22"/>
-          <w:szCs w:val="22"/>
-          <w:rFonts w:ascii="맑은 고딕" w:cs="맑은 고딕" w:eastAsia="맑은 고딕" w:hAnsi="맑은 고딕"/>
+        <w:spacing w:after="40" w:before="40" w:line="300"/>
+      </w:pPr>
+      <w:r>
+        <w:rPr>
+          <w:rFonts w:ascii="맑은 고딕" w:cs="맑은 고딕" w:eastAsia="맑은 고딕" w:hAnsi="맑은 고딕"/>
+          <w:sz w:val="22"/>
+          <w:szCs w:val="22"/>
         </w:rPr>
         <w:t xml:space="preserve">⚠ post-origination 변수 강제 차단 (블랙리스트)</w:t>
       </w:r>
@@ -1285,13 +1286,13 @@
           <w:ilvl w:val="0"/>
           <w:numId w:val="4"/>
         </w:numPr>
-        <w:spacing w:before="40" w:after="40" w:line="300"/>
-      </w:pPr>
-      <w:r>
-        <w:rPr>
-          <w:sz w:val="22"/>
-          <w:szCs w:val="22"/>
-          <w:rFonts w:ascii="맑은 고딕" w:cs="맑은 고딕" w:eastAsia="맑은 고딕" w:hAnsi="맑은 고딕"/>
+        <w:spacing w:after="40" w:before="40" w:line="300"/>
+      </w:pPr>
+      <w:r>
+        <w:rPr>
+          <w:rFonts w:ascii="맑은 고딕" w:cs="맑은 고딕" w:eastAsia="맑은 고딕" w:hAnsi="맑은 고딕"/>
+          <w:sz w:val="22"/>
+          <w:szCs w:val="22"/>
         </w:rPr>
         <w:t xml:space="preserve">Tabular → Text 직렬화 (sLLM 학습용 프롬프트 변환)</w:t>
       </w:r>
@@ -1303,13 +1304,13 @@
           <w:ilvl w:val="0"/>
           <w:numId w:val="4"/>
         </w:numPr>
-        <w:spacing w:before="40" w:after="40" w:line="300"/>
-      </w:pPr>
-      <w:r>
-        <w:rPr>
-          <w:sz w:val="22"/>
-          <w:szCs w:val="22"/>
-          <w:rFonts w:ascii="맑은 고딕" w:cs="맑은 고딕" w:eastAsia="맑은 고딕" w:hAnsi="맑은 고딕"/>
+        <w:spacing w:after="40" w:before="40" w:line="300"/>
+      </w:pPr>
+      <w:r>
+        <w:rPr>
+          <w:rFonts w:ascii="맑은 고딕" w:cs="맑은 고딕" w:eastAsia="맑은 고딕" w:hAnsi="맑은 고딕"/>
+          <w:sz w:val="22"/>
+          <w:szCs w:val="22"/>
         </w:rPr>
         <w:t xml:space="preserve">train/validation/test 분할 (시간 분할 권장, 8:1:1)</w:t>
       </w:r>
@@ -1321,13 +1322,13 @@
           <w:ilvl w:val="0"/>
           <w:numId w:val="4"/>
         </w:numPr>
-        <w:spacing w:before="40" w:after="40" w:line="300"/>
-      </w:pPr>
-      <w:r>
-        <w:rPr>
-          <w:sz w:val="22"/>
-          <w:szCs w:val="22"/>
-          <w:rFonts w:ascii="맑은 고딕" w:cs="맑은 고딕" w:eastAsia="맑은 고딕" w:hAnsi="맑은 고딕"/>
+        <w:spacing w:after="40" w:before="40" w:line="300"/>
+      </w:pPr>
+      <w:r>
+        <w:rPr>
+          <w:rFonts w:ascii="맑은 고딕" w:cs="맑은 고딕" w:eastAsia="맑은 고딕" w:hAnsi="맑은 고딕"/>
+          <w:sz w:val="22"/>
+          <w:szCs w:val="22"/>
         </w:rPr>
         <w:t xml:space="preserve">processed_data/ 폴더에 결과 저장 + 메타데이터(version, schema_hash)</w:t>
       </w:r>
@@ -1335,46 +1336,46 @@
     <w:p>
       <w:pPr>
         <w:pStyle w:val="Heading3"/>
-        <w:spacing w:before="200" w:after="100"/>
-      </w:pPr>
-      <w:r>
-        <w:rPr>
+        <w:spacing w:after="100" w:before="200"/>
+      </w:pPr>
+      <w:r>
+        <w:rPr>
+          <w:rFonts w:ascii="맑은 고딕" w:cs="맑은 고딕" w:eastAsia="맑은 고딕" w:hAnsi="맑은 고딕"/>
           <w:b/>
           <w:bCs/>
           <w:color w:val="2D3748"/>
           <w:sz w:val="23"/>
           <w:szCs w:val="23"/>
-          <w:rFonts w:ascii="맑은 고딕" w:cs="맑은 고딕" w:eastAsia="맑은 고딕" w:hAnsi="맑은 고딕"/>
         </w:rPr>
         <w:t xml:space="preserve">3.1.2 Tabular → Text 직렬화 템플릿 (예시)</w:t>
       </w:r>
     </w:p>
     <w:p>
       <w:pPr>
-        <w:spacing w:before="80" w:after="80" w:line="320"/>
+        <w:spacing w:after="80" w:before="80" w:line="320"/>
         <w:jc w:val="both"/>
       </w:pPr>
       <w:r>
         <w:rPr>
+          <w:rFonts w:ascii="맑은 고딕" w:cs="맑은 고딕" w:eastAsia="맑은 고딕" w:hAnsi="맑은 고딕"/>
           <w:b/>
           <w:bCs/>
           <w:sz w:val="22"/>
           <w:szCs w:val="22"/>
-          <w:rFonts w:ascii="맑은 고딕" w:cs="맑은 고딕" w:eastAsia="맑은 고딕" w:hAnsi="맑은 고딕"/>
         </w:rPr>
         <w:t xml:space="preserve">[자연어 직렬화 예]</w:t>
       </w:r>
     </w:p>
     <w:p>
       <w:pPr>
-        <w:spacing w:before="80" w:after="80" w:line="320"/>
+        <w:spacing w:after="80" w:before="80" w:line="320"/>
         <w:jc w:val="both"/>
       </w:pPr>
       <w:r>
         <w:rPr>
-          <w:sz w:val="22"/>
-          <w:szCs w:val="22"/>
-          <w:rFonts w:ascii="맑은 고딕" w:cs="맑은 고딕" w:eastAsia="맑은 고딕" w:hAnsi="맑은 고딕"/>
+          <w:rFonts w:ascii="맑은 고딕" w:cs="맑은 고딕" w:eastAsia="맑은 고딕" w:hAnsi="맑은 고딕"/>
+          <w:sz w:val="22"/>
+          <w:szCs w:val="22"/>
         </w:rPr>
         <w:t xml:space="preserve">"이 대출 신청자는 연소득 55,000달러이며 임차주거에 거주합니다. 신청 대출 금액은 2,500달러, 기간 36개월, 금리 13.56%입니다. DTI(부채상환비율)는 18.24%이며 FICO 점수 구간은 670-674입니다. 최근 6개월간 신용조회는 1건이고, 보유 신용계좌 9개 중 모두 정상입니다. 대출 목적은 부채 통합입니다."</w:t>
       </w:r>
@@ -1382,16 +1383,16 @@
     <w:p>
       <w:pPr>
         <w:pStyle w:val="Heading3"/>
-        <w:spacing w:before="200" w:after="100"/>
-      </w:pPr>
-      <w:r>
-        <w:rPr>
+        <w:spacing w:after="100" w:before="200"/>
+      </w:pPr>
+      <w:r>
+        <w:rPr>
+          <w:rFonts w:ascii="맑은 고딕" w:cs="맑은 고딕" w:eastAsia="맑은 고딕" w:hAnsi="맑은 고딕"/>
           <w:b/>
           <w:bCs/>
           <w:color w:val="2D3748"/>
           <w:sz w:val="23"/>
           <w:szCs w:val="23"/>
-          <w:rFonts w:ascii="맑은 고딕" w:cs="맑은 고딕" w:eastAsia="맑은 고딕" w:hAnsi="맑은 고딕"/>
         </w:rPr>
         <w:t xml:space="preserve">3.1.3 핵심 인터페이스</w:t>
       </w:r>
@@ -1403,13 +1404,13 @@
           <w:ilvl w:val="0"/>
           <w:numId w:val="4"/>
         </w:numPr>
-        <w:spacing w:before="40" w:after="40" w:line="300"/>
-      </w:pPr>
-      <w:r>
-        <w:rPr>
-          <w:sz w:val="22"/>
-          <w:szCs w:val="22"/>
-          <w:rFonts w:ascii="맑은 고딕" w:cs="맑은 고딕" w:eastAsia="맑은 고딕" w:hAnsi="맑은 고딕"/>
+        <w:spacing w:after="40" w:before="40" w:line="300"/>
+      </w:pPr>
+      <w:r>
+        <w:rPr>
+          <w:rFonts w:ascii="맑은 고딕" w:cs="맑은 고딕" w:eastAsia="맑은 고딕" w:hAnsi="맑은 고딕"/>
+          <w:sz w:val="22"/>
+          <w:szCs w:val="22"/>
         </w:rPr>
         <w:t xml:space="preserve">CLI: python -m credit_system.pipeline ingest --input raw_data/ --output processed_data/</w:t>
       </w:r>
@@ -1421,13 +1422,13 @@
           <w:ilvl w:val="0"/>
           <w:numId w:val="4"/>
         </w:numPr>
-        <w:spacing w:before="40" w:after="40" w:line="300"/>
-      </w:pPr>
-      <w:r>
-        <w:rPr>
-          <w:sz w:val="22"/>
-          <w:szCs w:val="22"/>
-          <w:rFonts w:ascii="맑은 고딕" w:cs="맑은 고딕" w:eastAsia="맑은 고딕" w:hAnsi="맑은 고딕"/>
+        <w:spacing w:after="40" w:before="40" w:line="300"/>
+      </w:pPr>
+      <w:r>
+        <w:rPr>
+          <w:rFonts w:ascii="맑은 고딕" w:cs="맑은 고딕" w:eastAsia="맑은 고딕" w:hAnsi="맑은 고딕"/>
+          <w:sz w:val="22"/>
+          <w:szCs w:val="22"/>
         </w:rPr>
         <w:t xml:space="preserve">API: PipelineRunner(config).process() → ProcessedDataset</w:t>
       </w:r>
@@ -1435,16 +1436,16 @@
     <w:p>
       <w:pPr>
         <w:pStyle w:val="Heading2"/>
-        <w:spacing w:before="280" w:after="140"/>
-      </w:pPr>
-      <w:r>
-        <w:rPr>
+        <w:spacing w:after="140" w:before="280"/>
+      </w:pPr>
+      <w:r>
+        <w:rPr>
+          <w:rFonts w:ascii="맑은 고딕" w:cs="맑은 고딕" w:eastAsia="맑은 고딕" w:hAnsi="맑은 고딕"/>
           <w:b/>
           <w:bCs/>
           <w:color w:val="2C5282"/>
           <w:sz w:val="26"/>
           <w:szCs w:val="26"/>
-          <w:rFonts w:ascii="맑은 고딕" w:cs="맑은 고딕" w:eastAsia="맑은 고딕" w:hAnsi="맑은 고딕"/>
         </w:rPr>
         <w:t xml:space="preserve">3.2 M2 — 모델 관리 및 학습 (HuggingFace 통합)</w:t>
       </w:r>
@@ -1452,16 +1453,16 @@
     <w:p>
       <w:pPr>
         <w:pStyle w:val="Heading3"/>
-        <w:spacing w:before="200" w:after="100"/>
-      </w:pPr>
-      <w:r>
-        <w:rPr>
+        <w:spacing w:after="100" w:before="200"/>
+      </w:pPr>
+      <w:r>
+        <w:rPr>
+          <w:rFonts w:ascii="맑은 고딕" w:cs="맑은 고딕" w:eastAsia="맑은 고딕" w:hAnsi="맑은 고딕"/>
           <w:b/>
           <w:bCs/>
           <w:color w:val="2D3748"/>
           <w:sz w:val="23"/>
           <w:szCs w:val="23"/>
-          <w:rFonts w:ascii="맑은 고딕" w:cs="맑은 고딕" w:eastAsia="맑은 고딕" w:hAnsi="맑은 고딕"/>
         </w:rPr>
         <w:t xml:space="preserve">3.2.1 기능</w:t>
       </w:r>
@@ -1473,13 +1474,13 @@
           <w:ilvl w:val="0"/>
           <w:numId w:val="4"/>
         </w:numPr>
-        <w:spacing w:before="40" w:after="40" w:line="300"/>
-      </w:pPr>
-      <w:r>
-        <w:rPr>
-          <w:sz w:val="22"/>
-          <w:szCs w:val="22"/>
-          <w:rFonts w:ascii="맑은 고딕" w:cs="맑은 고딕" w:eastAsia="맑은 고딕" w:hAnsi="맑은 고딕"/>
+        <w:spacing w:after="40" w:before="40" w:line="300"/>
+      </w:pPr>
+      <w:r>
+        <w:rPr>
+          <w:rFonts w:ascii="맑은 고딕" w:cs="맑은 고딕" w:eastAsia="맑은 고딕" w:hAnsi="맑은 고딕"/>
+          <w:sz w:val="22"/>
+          <w:szCs w:val="22"/>
         </w:rPr>
         <w:t xml:space="preserve">config.yaml 또는 CLI에서 HuggingFace model_id 입력 (예: meta-llama/Llama-3.2-3B-Instruct)</w:t>
       </w:r>
@@ -1491,13 +1492,13 @@
           <w:ilvl w:val="0"/>
           <w:numId w:val="4"/>
         </w:numPr>
-        <w:spacing w:before="40" w:after="40" w:line="300"/>
-      </w:pPr>
-      <w:r>
-        <w:rPr>
-          <w:sz w:val="22"/>
-          <w:szCs w:val="22"/>
-          <w:rFonts w:ascii="맑은 고딕" w:cs="맑은 고딕" w:eastAsia="맑은 고딕" w:hAnsi="맑은 고딕"/>
+        <w:spacing w:after="40" w:before="40" w:line="300"/>
+      </w:pPr>
+      <w:r>
+        <w:rPr>
+          <w:rFonts w:ascii="맑은 고딕" w:cs="맑은 고딕" w:eastAsia="맑은 고딕" w:hAnsi="맑은 고딕"/>
+          <w:sz w:val="22"/>
+          <w:szCs w:val="22"/>
         </w:rPr>
         <w:t xml:space="preserve">huggingface_hub로 모델·토크나이저 자동 다운로드 및 캐시</w:t>
       </w:r>
@@ -1509,13 +1510,13 @@
           <w:ilvl w:val="0"/>
           <w:numId w:val="4"/>
         </w:numPr>
-        <w:spacing w:before="40" w:after="40" w:line="300"/>
-      </w:pPr>
-      <w:r>
-        <w:rPr>
-          <w:sz w:val="22"/>
-          <w:szCs w:val="22"/>
-          <w:rFonts w:ascii="맑은 고딕" w:cs="맑은 고딕" w:eastAsia="맑은 고딕" w:hAnsi="맑은 고딕"/>
+        <w:spacing w:after="40" w:before="40" w:line="300"/>
+      </w:pPr>
+      <w:r>
+        <w:rPr>
+          <w:rFonts w:ascii="맑은 고딕" w:cs="맑은 고딕" w:eastAsia="맑은 고딕" w:hAnsi="맑은 고딕"/>
+          <w:sz w:val="22"/>
+          <w:szCs w:val="22"/>
         </w:rPr>
         <w:t xml:space="preserve">라이선스 자동 점검(상업이용 가능 여부 경고)</w:t>
       </w:r>
@@ -1527,13 +1528,13 @@
           <w:ilvl w:val="0"/>
           <w:numId w:val="4"/>
         </w:numPr>
-        <w:spacing w:before="40" w:after="40" w:line="300"/>
-      </w:pPr>
-      <w:r>
-        <w:rPr>
-          <w:sz w:val="22"/>
-          <w:szCs w:val="22"/>
-          <w:rFonts w:ascii="맑은 고딕" w:cs="맑은 고딕" w:eastAsia="맑은 고딕" w:hAnsi="맑은 고딕"/>
+        <w:spacing w:after="40" w:before="40" w:line="300"/>
+      </w:pPr>
+      <w:r>
+        <w:rPr>
+          <w:rFonts w:ascii="맑은 고딕" w:cs="맑은 고딕" w:eastAsia="맑은 고딕" w:hAnsi="맑은 고딕"/>
+          <w:sz w:val="22"/>
+          <w:szCs w:val="22"/>
         </w:rPr>
         <w:t xml:space="preserve">QLoRA 4bit 양자화 적용 (메모리 절감)</w:t>
       </w:r>
@@ -1545,13 +1546,13 @@
           <w:ilvl w:val="0"/>
           <w:numId w:val="4"/>
         </w:numPr>
-        <w:spacing w:before="40" w:after="40" w:line="300"/>
-      </w:pPr>
-      <w:r>
-        <w:rPr>
-          <w:sz w:val="22"/>
-          <w:szCs w:val="22"/>
-          <w:rFonts w:ascii="맑은 고딕" w:cs="맑은 고딕" w:eastAsia="맑은 고딕" w:hAnsi="맑은 고딕"/>
+        <w:spacing w:after="40" w:before="40" w:line="300"/>
+      </w:pPr>
+      <w:r>
+        <w:rPr>
+          <w:rFonts w:ascii="맑은 고딕" w:cs="맑은 고딕" w:eastAsia="맑은 고딕" w:hAnsi="맑은 고딕"/>
+          <w:sz w:val="22"/>
+          <w:szCs w:val="22"/>
         </w:rPr>
         <w:t xml:space="preserve">LoRA 어댑터 학습 (target_modules는 모델별 자동 추론)</w:t>
       </w:r>
@@ -1563,13 +1564,13 @@
           <w:ilvl w:val="0"/>
           <w:numId w:val="4"/>
         </w:numPr>
-        <w:spacing w:before="40" w:after="40" w:line="300"/>
-      </w:pPr>
-      <w:r>
-        <w:rPr>
-          <w:sz w:val="22"/>
-          <w:szCs w:val="22"/>
-          <w:rFonts w:ascii="맑은 고딕" w:cs="맑은 고딕" w:eastAsia="맑은 고딕" w:hAnsi="맑은 고딕"/>
+        <w:spacing w:after="40" w:before="40" w:line="300"/>
+      </w:pPr>
+      <w:r>
+        <w:rPr>
+          <w:rFonts w:ascii="맑은 고딕" w:cs="맑은 고딕" w:eastAsia="맑은 고딕" w:hAnsi="맑은 고딕"/>
+          <w:sz w:val="22"/>
+          <w:szCs w:val="22"/>
         </w:rPr>
         <w:t xml:space="preserve">trl SFTTrainer로 instruction-tuning 방식 학습</w:t>
       </w:r>
@@ -1581,13 +1582,13 @@
           <w:ilvl w:val="0"/>
           <w:numId w:val="4"/>
         </w:numPr>
-        <w:spacing w:before="40" w:after="40" w:line="300"/>
-      </w:pPr>
-      <w:r>
-        <w:rPr>
-          <w:sz w:val="22"/>
-          <w:szCs w:val="22"/>
-          <w:rFonts w:ascii="맑은 고딕" w:cs="맑은 고딕" w:eastAsia="맑은 고딕" w:hAnsi="맑은 고딕"/>
+        <w:spacing w:after="40" w:before="40" w:line="300"/>
+      </w:pPr>
+      <w:r>
+        <w:rPr>
+          <w:rFonts w:ascii="맑은 고딕" w:cs="맑은 고딕" w:eastAsia="맑은 고딕" w:hAnsi="맑은 고딕"/>
+          <w:sz w:val="22"/>
+          <w:szCs w:val="22"/>
         </w:rPr>
         <w:t xml:space="preserve">학습 중 평가 메트릭 자동 측정 (loss, AUC on val set)</w:t>
       </w:r>
@@ -1599,13 +1600,13 @@
           <w:ilvl w:val="0"/>
           <w:numId w:val="4"/>
         </w:numPr>
-        <w:spacing w:before="40" w:after="40" w:line="300"/>
-      </w:pPr>
-      <w:r>
-        <w:rPr>
-          <w:sz w:val="22"/>
-          <w:szCs w:val="22"/>
-          <w:rFonts w:ascii="맑은 고딕" w:cs="맑은 고딕" w:eastAsia="맑은 고딕" w:hAnsi="맑은 고딕"/>
+        <w:spacing w:after="40" w:before="40" w:line="300"/>
+      </w:pPr>
+      <w:r>
+        <w:rPr>
+          <w:rFonts w:ascii="맑은 고딕" w:cs="맑은 고딕" w:eastAsia="맑은 고딕" w:hAnsi="맑은 고딕"/>
+          <w:sz w:val="22"/>
+          <w:szCs w:val="22"/>
         </w:rPr>
         <w:t xml:space="preserve">MLflow에 실험·하이퍼파라미터·메트릭·아티팩트 로깅</w:t>
       </w:r>
@@ -1617,13 +1618,13 @@
           <w:ilvl w:val="0"/>
           <w:numId w:val="4"/>
         </w:numPr>
-        <w:spacing w:before="40" w:after="40" w:line="300"/>
-      </w:pPr>
-      <w:r>
-        <w:rPr>
-          <w:sz w:val="22"/>
-          <w:szCs w:val="22"/>
-          <w:rFonts w:ascii="맑은 고딕" w:cs="맑은 고딕" w:eastAsia="맑은 고딕" w:hAnsi="맑은 고딕"/>
+        <w:spacing w:after="40" w:before="40" w:line="300"/>
+      </w:pPr>
+      <w:r>
+        <w:rPr>
+          <w:rFonts w:ascii="맑은 고딕" w:cs="맑은 고딕" w:eastAsia="맑은 고딕" w:hAnsi="맑은 고딕"/>
+          <w:sz w:val="22"/>
+          <w:szCs w:val="22"/>
         </w:rPr>
         <w:t xml:space="preserve">체크포인트 저장 및 best model 자동 선택</w:t>
       </w:r>
@@ -1631,30 +1632,30 @@
     <w:p>
       <w:pPr>
         <w:pStyle w:val="Heading3"/>
-        <w:spacing w:before="200" w:after="100"/>
-      </w:pPr>
-      <w:r>
-        <w:rPr>
+        <w:spacing w:after="100" w:before="200"/>
+      </w:pPr>
+      <w:r>
+        <w:rPr>
+          <w:rFonts w:ascii="맑은 고딕" w:cs="맑은 고딕" w:eastAsia="맑은 고딕" w:hAnsi="맑은 고딕"/>
           <w:b/>
           <w:bCs/>
           <w:color w:val="2D3748"/>
           <w:sz w:val="23"/>
           <w:szCs w:val="23"/>
-          <w:rFonts w:ascii="맑은 고딕" w:cs="맑은 고딕" w:eastAsia="맑은 고딕" w:hAnsi="맑은 고딕"/>
         </w:rPr>
         <w:t xml:space="preserve">3.2.2 모델 선정 기준 (특정 모델명 비지정)</w:t>
       </w:r>
     </w:p>
     <w:p>
       <w:pPr>
-        <w:spacing w:before="80" w:after="80" w:line="320"/>
+        <w:spacing w:after="80" w:before="80" w:line="320"/>
         <w:jc w:val="both"/>
       </w:pPr>
       <w:r>
         <w:rPr>
-          <w:sz w:val="22"/>
-          <w:szCs w:val="22"/>
-          <w:rFonts w:ascii="맑은 고딕" w:cs="맑은 고딕" w:eastAsia="맑은 고딕" w:hAnsi="맑은 고딕"/>
+          <w:rFonts w:ascii="맑은 고딕" w:cs="맑은 고딕" w:eastAsia="맑은 고딕" w:hAnsi="맑은 고딕"/>
+          <w:sz w:val="22"/>
+          <w:szCs w:val="22"/>
         </w:rPr>
         <w:t xml:space="preserve">모델 생태계는 빠르게 진화하므로 특정 모델명을 박제하지 않고, 다음 조건을 만족하는 모델을 우선 후보로 한다.</w:t>
       </w:r>
@@ -1666,13 +1667,13 @@
           <w:ilvl w:val="0"/>
           <w:numId w:val="4"/>
         </w:numPr>
-        <w:spacing w:before="40" w:after="40" w:line="300"/>
-      </w:pPr>
-      <w:r>
-        <w:rPr>
-          <w:sz w:val="22"/>
-          <w:szCs w:val="22"/>
-          <w:rFonts w:ascii="맑은 고딕" w:cs="맑은 고딕" w:eastAsia="맑은 고딕" w:hAnsi="맑은 고딕"/>
+        <w:spacing w:after="40" w:before="40" w:line="300"/>
+      </w:pPr>
+      <w:r>
+        <w:rPr>
+          <w:rFonts w:ascii="맑은 고딕" w:cs="맑은 고딕" w:eastAsia="맑은 고딕" w:hAnsi="맑은 고딕"/>
+          <w:sz w:val="22"/>
+          <w:szCs w:val="22"/>
         </w:rPr>
         <w:t xml:space="preserve">파라미터 규모: 1B ~ 7B (학습·서빙 비용 균형)</w:t>
       </w:r>
@@ -1684,13 +1685,13 @@
           <w:ilvl w:val="0"/>
           <w:numId w:val="4"/>
         </w:numPr>
-        <w:spacing w:before="40" w:after="40" w:line="300"/>
-      </w:pPr>
-      <w:r>
-        <w:rPr>
-          <w:sz w:val="22"/>
-          <w:szCs w:val="22"/>
-          <w:rFonts w:ascii="맑은 고딕" w:cs="맑은 고딕" w:eastAsia="맑은 고딕" w:hAnsi="맑은 고딕"/>
+        <w:spacing w:after="40" w:before="40" w:line="300"/>
+      </w:pPr>
+      <w:r>
+        <w:rPr>
+          <w:rFonts w:ascii="맑은 고딕" w:cs="맑은 고딕" w:eastAsia="맑은 고딕" w:hAnsi="맑은 고딕"/>
+          <w:sz w:val="22"/>
+          <w:szCs w:val="22"/>
         </w:rPr>
         <w:t xml:space="preserve">라이선스: 상업 이용 가능 (Apache 2.0, MIT, Llama Community License 등)</w:t>
       </w:r>
@@ -1702,13 +1703,13 @@
           <w:ilvl w:val="0"/>
           <w:numId w:val="4"/>
         </w:numPr>
-        <w:spacing w:before="40" w:after="40" w:line="300"/>
-      </w:pPr>
-      <w:r>
-        <w:rPr>
-          <w:sz w:val="22"/>
-          <w:szCs w:val="22"/>
-          <w:rFonts w:ascii="맑은 고딕" w:cs="맑은 고딕" w:eastAsia="맑은 고딕" w:hAnsi="맑은 고딕"/>
+        <w:spacing w:after="40" w:before="40" w:line="300"/>
+      </w:pPr>
+      <w:r>
+        <w:rPr>
+          <w:rFonts w:ascii="맑은 고딕" w:cs="맑은 고딕" w:eastAsia="맑은 고딕" w:hAnsi="맑은 고딕"/>
+          <w:sz w:val="22"/>
+          <w:szCs w:val="22"/>
         </w:rPr>
         <w:t xml:space="preserve">LoRA/QLoRA 지원 및 PEFT 호환</w:t>
       </w:r>
@@ -1720,13 +1721,13 @@
           <w:ilvl w:val="0"/>
           <w:numId w:val="4"/>
         </w:numPr>
-        <w:spacing w:before="40" w:after="40" w:line="300"/>
-      </w:pPr>
-      <w:r>
-        <w:rPr>
-          <w:sz w:val="22"/>
-          <w:szCs w:val="22"/>
-          <w:rFonts w:ascii="맑은 고딕" w:cs="맑은 고딕" w:eastAsia="맑은 고딕" w:hAnsi="맑은 고딕"/>
+        <w:spacing w:after="40" w:before="40" w:line="300"/>
+      </w:pPr>
+      <w:r>
+        <w:rPr>
+          <w:rFonts w:ascii="맑은 고딕" w:cs="맑은 고딕" w:eastAsia="맑은 고딕" w:hAnsi="맑은 고딕"/>
+          <w:sz w:val="22"/>
+          <w:szCs w:val="22"/>
         </w:rPr>
         <w:t xml:space="preserve">토크나이저: 한국어 및 영어 모두 양호한 처리</w:t>
       </w:r>
@@ -1738,13 +1739,13 @@
           <w:ilvl w:val="0"/>
           <w:numId w:val="4"/>
         </w:numPr>
-        <w:spacing w:before="40" w:after="40" w:line="300"/>
-      </w:pPr>
-      <w:r>
-        <w:rPr>
-          <w:sz w:val="22"/>
-          <w:szCs w:val="22"/>
-          <w:rFonts w:ascii="맑은 고딕" w:cs="맑은 고딕" w:eastAsia="맑은 고딕" w:hAnsi="맑은 고딕"/>
+        <w:spacing w:after="40" w:before="40" w:line="300"/>
+      </w:pPr>
+      <w:r>
+        <w:rPr>
+          <w:rFonts w:ascii="맑은 고딕" w:cs="맑은 고딕" w:eastAsia="맑은 고딕" w:hAnsi="맑은 고딕"/>
+          <w:sz w:val="22"/>
+          <w:szCs w:val="22"/>
         </w:rPr>
         <w:t xml:space="preserve">우대: 금융·instruction-tuned variant 또는 한국어 특화 모델</w:t>
       </w:r>
@@ -1756,13 +1757,13 @@
           <w:ilvl w:val="0"/>
           <w:numId w:val="4"/>
         </w:numPr>
-        <w:spacing w:before="40" w:after="40" w:line="300"/>
-      </w:pPr>
-      <w:r>
-        <w:rPr>
-          <w:sz w:val="22"/>
-          <w:szCs w:val="22"/>
-          <w:rFonts w:ascii="맑은 고딕" w:cs="맑은 고딕" w:eastAsia="맑은 고딕" w:hAnsi="맑은 고딕"/>
+        <w:spacing w:after="40" w:before="40" w:line="300"/>
+      </w:pPr>
+      <w:r>
+        <w:rPr>
+          <w:rFonts w:ascii="맑은 고딕" w:cs="맑은 고딕" w:eastAsia="맑은 고딕" w:hAnsi="맑은 고딕"/>
+          <w:sz w:val="22"/>
+          <w:szCs w:val="22"/>
         </w:rPr>
         <w:t xml:space="preserve">PoC 단계 후보군 예시: Qwen 계열, Llama 계열, Phi 계열, 한국어 sLLM(SOLAR·EEVE 등) — 시점별 벤치마크에 따라 갱신</w:t>
       </w:r>
@@ -1770,16 +1771,16 @@
     <w:p>
       <w:pPr>
         <w:pStyle w:val="Heading3"/>
-        <w:spacing w:before="200" w:after="100"/>
-      </w:pPr>
-      <w:r>
-        <w:rPr>
+        <w:spacing w:after="100" w:before="200"/>
+      </w:pPr>
+      <w:r>
+        <w:rPr>
+          <w:rFonts w:ascii="맑은 고딕" w:cs="맑은 고딕" w:eastAsia="맑은 고딕" w:hAnsi="맑은 고딕"/>
           <w:b/>
           <w:bCs/>
           <w:color w:val="2D3748"/>
           <w:sz w:val="23"/>
           <w:szCs w:val="23"/>
-          <w:rFonts w:ascii="맑은 고딕" w:cs="맑은 고딕" w:eastAsia="맑은 고딕" w:hAnsi="맑은 고딕"/>
         </w:rPr>
         <w:t xml:space="preserve">3.2.3 핵심 인터페이스</w:t>
       </w:r>
@@ -1791,13 +1792,13 @@
           <w:ilvl w:val="0"/>
           <w:numId w:val="4"/>
         </w:numPr>
-        <w:spacing w:before="40" w:after="40" w:line="300"/>
-      </w:pPr>
-      <w:r>
-        <w:rPr>
-          <w:sz w:val="22"/>
-          <w:szCs w:val="22"/>
-          <w:rFonts w:ascii="맑은 고딕" w:cs="맑은 고딕" w:eastAsia="맑은 고딕" w:hAnsi="맑은 고딕"/>
+        <w:spacing w:after="40" w:before="40" w:line="300"/>
+      </w:pPr>
+      <w:r>
+        <w:rPr>
+          <w:rFonts w:ascii="맑은 고딕" w:cs="맑은 고딕" w:eastAsia="맑은 고딕" w:hAnsi="맑은 고딕"/>
+          <w:sz w:val="22"/>
+          <w:szCs w:val="22"/>
         </w:rPr>
         <w:t xml:space="preserve">CLI: python -m credit_system.train --model_id &lt;HF_ID&gt; --dataset processed_data/ --output trained_adapter/</w:t>
       </w:r>
@@ -1809,13 +1810,13 @@
           <w:ilvl w:val="0"/>
           <w:numId w:val="4"/>
         </w:numPr>
-        <w:spacing w:before="40" w:after="40" w:line="300"/>
-      </w:pPr>
-      <w:r>
-        <w:rPr>
-          <w:sz w:val="22"/>
-          <w:szCs w:val="22"/>
-          <w:rFonts w:ascii="맑은 고딕" w:cs="맑은 고딕" w:eastAsia="맑은 고딕" w:hAnsi="맑은 고딕"/>
+        <w:spacing w:after="40" w:before="40" w:line="300"/>
+      </w:pPr>
+      <w:r>
+        <w:rPr>
+          <w:rFonts w:ascii="맑은 고딕" w:cs="맑은 고딕" w:eastAsia="맑은 고딕" w:hAnsi="맑은 고딕"/>
+          <w:sz w:val="22"/>
+          <w:szCs w:val="22"/>
         </w:rPr>
         <w:t xml:space="preserve">config: model_id, lr, epochs, batch_size, lora_r, lora_alpha, max_seq_len</w:t>
       </w:r>
@@ -1823,16 +1824,16 @@
     <w:p>
       <w:pPr>
         <w:pStyle w:val="Heading2"/>
-        <w:spacing w:before="280" w:after="140"/>
-      </w:pPr>
-      <w:r>
-        <w:rPr>
+        <w:spacing w:after="140" w:before="280"/>
+      </w:pPr>
+      <w:r>
+        <w:rPr>
+          <w:rFonts w:ascii="맑은 고딕" w:cs="맑은 고딕" w:eastAsia="맑은 고딕" w:hAnsi="맑은 고딕"/>
           <w:b/>
           <w:bCs/>
           <w:color w:val="2C5282"/>
           <w:sz w:val="26"/>
           <w:szCs w:val="26"/>
-          <w:rFonts w:ascii="맑은 고딕" w:cs="맑은 고딕" w:eastAsia="맑은 고딕" w:hAnsi="맑은 고딕"/>
         </w:rPr>
         <w:t xml:space="preserve">3.3 M3 — 추론 및 점수 산출</w:t>
       </w:r>
@@ -1840,16 +1841,16 @@
     <w:p>
       <w:pPr>
         <w:pStyle w:val="Heading3"/>
-        <w:spacing w:before="200" w:after="100"/>
-      </w:pPr>
-      <w:r>
-        <w:rPr>
+        <w:spacing w:after="100" w:before="200"/>
+      </w:pPr>
+      <w:r>
+        <w:rPr>
+          <w:rFonts w:ascii="맑은 고딕" w:cs="맑은 고딕" w:eastAsia="맑은 고딕" w:hAnsi="맑은 고딕"/>
           <w:b/>
           <w:bCs/>
           <w:color w:val="2D3748"/>
           <w:sz w:val="23"/>
           <w:szCs w:val="23"/>
-          <w:rFonts w:ascii="맑은 고딕" w:cs="맑은 고딕" w:eastAsia="맑은 고딕" w:hAnsi="맑은 고딕"/>
         </w:rPr>
         <w:t xml:space="preserve">3.3.1 기능</w:t>
       </w:r>
@@ -1861,13 +1862,13 @@
           <w:ilvl w:val="0"/>
           <w:numId w:val="4"/>
         </w:numPr>
-        <w:spacing w:before="40" w:after="40" w:line="300"/>
-      </w:pPr>
-      <w:r>
-        <w:rPr>
-          <w:sz w:val="22"/>
-          <w:szCs w:val="22"/>
-          <w:rFonts w:ascii="맑은 고딕" w:cs="맑은 고딕" w:eastAsia="맑은 고딕" w:hAnsi="맑은 고딕"/>
+        <w:spacing w:after="40" w:before="40" w:line="300"/>
+      </w:pPr>
+      <w:r>
+        <w:rPr>
+          <w:rFonts w:ascii="맑은 고딕" w:cs="맑은 고딕" w:eastAsia="맑은 고딕" w:hAnsi="맑은 고딕"/>
+          <w:sz w:val="22"/>
+          <w:szCs w:val="22"/>
         </w:rPr>
         <w:t xml:space="preserve">개인 신용정보·개인정보 JSON 입력 (M1 스키마와 동일)</w:t>
       </w:r>
@@ -1879,13 +1880,13 @@
           <w:ilvl w:val="0"/>
           <w:numId w:val="4"/>
         </w:numPr>
-        <w:spacing w:before="40" w:after="40" w:line="300"/>
-      </w:pPr>
-      <w:r>
-        <w:rPr>
-          <w:sz w:val="22"/>
-          <w:szCs w:val="22"/>
-          <w:rFonts w:ascii="맑은 고딕" w:cs="맑은 고딕" w:eastAsia="맑은 고딕" w:hAnsi="맑은 고딕"/>
+        <w:spacing w:after="40" w:before="40" w:line="300"/>
+      </w:pPr>
+      <w:r>
+        <w:rPr>
+          <w:rFonts w:ascii="맑은 고딕" w:cs="맑은 고딕" w:eastAsia="맑은 고딕" w:hAnsi="맑은 고딕"/>
+          <w:sz w:val="22"/>
+          <w:szCs w:val="22"/>
         </w:rPr>
         <w:t xml:space="preserve">M1 직렬화 템플릿으로 자연어 프롬프트 변환</w:t>
       </w:r>
@@ -1897,13 +1898,13 @@
           <w:ilvl w:val="0"/>
           <w:numId w:val="4"/>
         </w:numPr>
-        <w:spacing w:before="40" w:after="40" w:line="300"/>
-      </w:pPr>
-      <w:r>
-        <w:rPr>
-          <w:sz w:val="22"/>
-          <w:szCs w:val="22"/>
-          <w:rFonts w:ascii="맑은 고딕" w:cs="맑은 고딕" w:eastAsia="맑은 고딕" w:hAnsi="맑은 고딕"/>
+        <w:spacing w:after="40" w:before="40" w:line="300"/>
+      </w:pPr>
+      <w:r>
+        <w:rPr>
+          <w:rFonts w:ascii="맑은 고딕" w:cs="맑은 고딕" w:eastAsia="맑은 고딕" w:hAnsi="맑은 고딕"/>
+          <w:sz w:val="22"/>
+          <w:szCs w:val="22"/>
         </w:rPr>
         <w:t xml:space="preserve">학습된 sLLM 어댑터로 부실확률 산출 (출력 JSON schema 강제)</w:t>
       </w:r>
@@ -1915,13 +1916,13 @@
           <w:ilvl w:val="0"/>
           <w:numId w:val="4"/>
         </w:numPr>
-        <w:spacing w:before="40" w:after="40" w:line="300"/>
-      </w:pPr>
-      <w:r>
-        <w:rPr>
-          <w:sz w:val="22"/>
-          <w:szCs w:val="22"/>
-          <w:rFonts w:ascii="맑은 고딕" w:cs="맑은 고딕" w:eastAsia="맑은 고딕" w:hAnsi="맑은 고딕"/>
+        <w:spacing w:after="40" w:before="40" w:line="300"/>
+      </w:pPr>
+      <w:r>
+        <w:rPr>
+          <w:rFonts w:ascii="맑은 고딕" w:cs="맑은 고딕" w:eastAsia="맑은 고딕" w:hAnsi="맑은 고딕"/>
+          <w:sz w:val="22"/>
+          <w:szCs w:val="22"/>
         </w:rPr>
         <w:t xml:space="preserve">확률 → 1000점 척도 변환 (예: 부실확률 1% = 950점, 30% = 350점, 로지스틱 매핑)</w:t>
       </w:r>
@@ -1933,13 +1934,13 @@
           <w:ilvl w:val="0"/>
           <w:numId w:val="4"/>
         </w:numPr>
-        <w:spacing w:before="40" w:after="40" w:line="300"/>
-      </w:pPr>
-      <w:r>
-        <w:rPr>
-          <w:sz w:val="22"/>
-          <w:szCs w:val="22"/>
-          <w:rFonts w:ascii="맑은 고딕" w:cs="맑은 고딕" w:eastAsia="맑은 고딕" w:hAnsi="맑은 고딕"/>
+        <w:spacing w:after="40" w:before="40" w:line="300"/>
+      </w:pPr>
+      <w:r>
+        <w:rPr>
+          <w:rFonts w:ascii="맑은 고딕" w:cs="맑은 고딕" w:eastAsia="맑은 고딕" w:hAnsi="맑은 고딕"/>
+          <w:sz w:val="22"/>
+          <w:szCs w:val="22"/>
         </w:rPr>
         <w:t xml:space="preserve">신용등급 부여 (A: 900↑, B: 800-899, C: 700-799, D: 600-699, E: 500-599, F: 499↓)</w:t>
       </w:r>
@@ -1951,13 +1952,13 @@
           <w:ilvl w:val="0"/>
           <w:numId w:val="4"/>
         </w:numPr>
-        <w:spacing w:before="40" w:after="40" w:line="300"/>
-      </w:pPr>
-      <w:r>
-        <w:rPr>
-          <w:sz w:val="22"/>
-          <w:szCs w:val="22"/>
-          <w:rFonts w:ascii="맑은 고딕" w:cs="맑은 고딕" w:eastAsia="맑은 고딕" w:hAnsi="맑은 고딕"/>
+        <w:spacing w:after="40" w:before="40" w:line="300"/>
+      </w:pPr>
+      <w:r>
+        <w:rPr>
+          <w:rFonts w:ascii="맑은 고딕" w:cs="맑은 고딕" w:eastAsia="맑은 고딕" w:hAnsi="맑은 고딕"/>
+          <w:sz w:val="22"/>
+          <w:szCs w:val="22"/>
         </w:rPr>
         <w:t xml:space="preserve">Monte Carlo dropout 또는 캘리브레이션으로 신뢰구간 산출</w:t>
       </w:r>
@@ -1969,13 +1970,13 @@
           <w:ilvl w:val="0"/>
           <w:numId w:val="4"/>
         </w:numPr>
-        <w:spacing w:before="40" w:after="40" w:line="300"/>
-      </w:pPr>
-      <w:r>
-        <w:rPr>
-          <w:sz w:val="22"/>
-          <w:szCs w:val="22"/>
-          <w:rFonts w:ascii="맑은 고딕" w:cs="맑은 고딕" w:eastAsia="맑은 고딕" w:hAnsi="맑은 고딕"/>
+        <w:spacing w:after="40" w:before="40" w:line="300"/>
+      </w:pPr>
+      <w:r>
+        <w:rPr>
+          <w:rFonts w:ascii="맑은 고딕" w:cs="맑은 고딕" w:eastAsia="맑은 고딕" w:hAnsi="맑은 고딕"/>
+          <w:sz w:val="22"/>
+          <w:szCs w:val="22"/>
         </w:rPr>
         <w:t xml:space="preserve">FastAPI 기반 REST 엔드포인트 제공</w:t>
       </w:r>
@@ -1983,30 +1984,30 @@
     <w:p>
       <w:pPr>
         <w:pStyle w:val="Heading3"/>
-        <w:spacing w:before="200" w:after="100"/>
-      </w:pPr>
-      <w:r>
-        <w:rPr>
+        <w:spacing w:after="100" w:before="200"/>
+      </w:pPr>
+      <w:r>
+        <w:rPr>
+          <w:rFonts w:ascii="맑은 고딕" w:cs="맑은 고딕" w:eastAsia="맑은 고딕" w:hAnsi="맑은 고딕"/>
           <w:b/>
           <w:bCs/>
           <w:color w:val="2D3748"/>
           <w:sz w:val="23"/>
           <w:szCs w:val="23"/>
-          <w:rFonts w:ascii="맑은 고딕" w:cs="맑은 고딕" w:eastAsia="맑은 고딕" w:hAnsi="맑은 고딕"/>
         </w:rPr>
         <w:t xml:space="preserve">3.3.2 출력 스키마 (예시 JSON)</w:t>
       </w:r>
     </w:p>
     <w:p>
       <w:pPr>
-        <w:spacing w:before="80" w:after="80" w:line="320"/>
+        <w:spacing w:after="80" w:before="80" w:line="320"/>
         <w:jc w:val="both"/>
       </w:pPr>
       <w:r>
         <w:rPr>
-          <w:sz w:val="22"/>
-          <w:szCs w:val="22"/>
-          <w:rFonts w:ascii="맑은 고딕" w:cs="맑은 고딕" w:eastAsia="맑은 고딕" w:hAnsi="맑은 고딕"/>
+          <w:rFonts w:ascii="맑은 고딕" w:cs="맑은 고딕" w:eastAsia="맑은 고딕" w:hAnsi="맑은 고딕"/>
+          <w:sz w:val="22"/>
+          <w:szCs w:val="22"/>
         </w:rPr>
         <w:t xml:space="preserve">{ "score": 742, "grade": "C", "default_probability": 0.087, "confidence_interval_95": [0.071, 0.104], "model_version": "v0.3-qwen-3b-lora", "explanation_url": "/explain/req_abc123" }</w:t>
       </w:r>
@@ -2014,16 +2015,16 @@
     <w:p>
       <w:pPr>
         <w:pStyle w:val="Heading2"/>
-        <w:spacing w:before="280" w:after="140"/>
-      </w:pPr>
-      <w:r>
-        <w:rPr>
+        <w:spacing w:after="140" w:before="280"/>
+      </w:pPr>
+      <w:r>
+        <w:rPr>
+          <w:rFonts w:ascii="맑은 고딕" w:cs="맑은 고딕" w:eastAsia="맑은 고딕" w:hAnsi="맑은 고딕"/>
           <w:b/>
           <w:bCs/>
           <w:color w:val="2C5282"/>
           <w:sz w:val="26"/>
           <w:szCs w:val="26"/>
-          <w:rFonts w:ascii="맑은 고딕" w:cs="맑은 고딕" w:eastAsia="맑은 고딕" w:hAnsi="맑은 고딕"/>
         </w:rPr>
         <w:t xml:space="preserve">3.4 M4 — 설명가능성 (XAI)</w:t>
       </w:r>
@@ -2031,16 +2032,16 @@
     <w:p>
       <w:pPr>
         <w:pStyle w:val="Heading3"/>
-        <w:spacing w:before="200" w:after="100"/>
-      </w:pPr>
-      <w:r>
-        <w:rPr>
+        <w:spacing w:after="100" w:before="200"/>
+      </w:pPr>
+      <w:r>
+        <w:rPr>
+          <w:rFonts w:ascii="맑은 고딕" w:cs="맑은 고딕" w:eastAsia="맑은 고딕" w:hAnsi="맑은 고딕"/>
           <w:b/>
           <w:bCs/>
           <w:color w:val="2D3748"/>
           <w:sz w:val="23"/>
           <w:szCs w:val="23"/>
-          <w:rFonts w:ascii="맑은 고딕" w:cs="맑은 고딕" w:eastAsia="맑은 고딕" w:hAnsi="맑은 고딕"/>
         </w:rPr>
         <w:t xml:space="preserve">3.4.1 5종 설명 방식</w:t>
       </w:r>
@@ -2087,16 +2088,16 @@
           </w:tcPr>
           <w:p>
             <w:pPr>
-              <w:spacing w:before="40" w:after="40"/>
+              <w:spacing w:after="40" w:before="40"/>
               <w:jc w:val="center"/>
             </w:pPr>
             <w:r>
               <w:rPr>
+                <w:rFonts w:ascii="맑은 고딕" w:cs="맑은 고딕" w:eastAsia="맑은 고딕" w:hAnsi="맑은 고딕"/>
                 <w:b/>
                 <w:bCs/>
                 <w:sz w:val="20"/>
                 <w:szCs w:val="20"/>
-                <w:rFonts w:ascii="맑은 고딕" w:cs="맑은 고딕" w:eastAsia="맑은 고딕" w:hAnsi="맑은 고딕"/>
               </w:rPr>
               <w:t xml:space="preserve">XAI 방법</w:t>
             </w:r>
@@ -2116,16 +2117,16 @@
           </w:tcPr>
           <w:p>
             <w:pPr>
-              <w:spacing w:before="40" w:after="40"/>
+              <w:spacing w:after="40" w:before="40"/>
               <w:jc w:val="center"/>
             </w:pPr>
             <w:r>
               <w:rPr>
+                <w:rFonts w:ascii="맑은 고딕" w:cs="맑은 고딕" w:eastAsia="맑은 고딕" w:hAnsi="맑은 고딕"/>
                 <w:b/>
                 <w:bCs/>
                 <w:sz w:val="20"/>
                 <w:szCs w:val="20"/>
-                <w:rFonts w:ascii="맑은 고딕" w:cs="맑은 고딕" w:eastAsia="맑은 고딕" w:hAnsi="맑은 고딕"/>
               </w:rPr>
               <w:t xml:space="preserve">설명 방식</w:t>
             </w:r>
@@ -2145,16 +2146,16 @@
           </w:tcPr>
           <w:p>
             <w:pPr>
-              <w:spacing w:before="40" w:after="40"/>
+              <w:spacing w:after="40" w:before="40"/>
               <w:jc w:val="center"/>
             </w:pPr>
             <w:r>
               <w:rPr>
+                <w:rFonts w:ascii="맑은 고딕" w:cs="맑은 고딕" w:eastAsia="맑은 고딕" w:hAnsi="맑은 고딕"/>
                 <w:b/>
                 <w:bCs/>
                 <w:sz w:val="20"/>
                 <w:szCs w:val="20"/>
-                <w:rFonts w:ascii="맑은 고딕" w:cs="맑은 고딕" w:eastAsia="맑은 고딕" w:hAnsi="맑은 고딕"/>
               </w:rPr>
               <w:t xml:space="preserve">대상</w:t>
             </w:r>
@@ -2174,16 +2175,16 @@
           </w:tcPr>
           <w:p>
             <w:pPr>
-              <w:spacing w:before="40" w:after="40"/>
+              <w:spacing w:after="40" w:before="40"/>
               <w:jc w:val="center"/>
             </w:pPr>
             <w:r>
               <w:rPr>
+                <w:rFonts w:ascii="맑은 고딕" w:cs="맑은 고딕" w:eastAsia="맑은 고딕" w:hAnsi="맑은 고딕"/>
                 <w:b/>
                 <w:bCs/>
                 <w:sz w:val="20"/>
                 <w:szCs w:val="20"/>
-                <w:rFonts w:ascii="맑은 고딕" w:cs="맑은 고딕" w:eastAsia="맑은 고딕" w:hAnsi="맑은 고딕"/>
               </w:rPr>
               <w:t xml:space="preserve">도구</w:t>
             </w:r>
@@ -2204,16 +2205,16 @@
           </w:tcPr>
           <w:p>
             <w:pPr>
-              <w:spacing w:before="40" w:after="40"/>
+              <w:spacing w:after="40" w:before="40"/>
               <w:jc w:val="center"/>
             </w:pPr>
             <w:r>
               <w:rPr>
+                <w:rFonts w:ascii="맑은 고딕" w:cs="맑은 고딕" w:eastAsia="맑은 고딕" w:hAnsi="맑은 고딕"/>
                 <w:b/>
                 <w:bCs/>
                 <w:sz w:val="20"/>
                 <w:szCs w:val="20"/>
-                <w:rFonts w:ascii="맑은 고딕" w:cs="맑은 고딕" w:eastAsia="맑은 고딕" w:hAnsi="맑은 고딕"/>
               </w:rPr>
               <w:t xml:space="preserve">① SHAP</w:t>
             </w:r>
@@ -2232,14 +2233,14 @@
           </w:tcPr>
           <w:p>
             <w:pPr>
-              <w:spacing w:before="40" w:after="40"/>
-              <w:jc w:val="left"/>
-            </w:pPr>
-            <w:r>
-              <w:rPr>
-                <w:sz w:val="20"/>
-                <w:szCs w:val="20"/>
-                <w:rFonts w:ascii="맑은 고딕" w:cs="맑은 고딕" w:eastAsia="맑은 고딕" w:hAnsi="맑은 고딕"/>
+              <w:spacing w:after="40" w:before="40"/>
+              <w:jc w:val="left"/>
+            </w:pPr>
+            <w:r>
+              <w:rPr>
+                <w:rFonts w:ascii="맑은 고딕" w:cs="맑은 고딕" w:eastAsia="맑은 고딕" w:hAnsi="맑은 고딕"/>
+                <w:sz w:val="20"/>
+                <w:szCs w:val="20"/>
               </w:rPr>
               <w:t xml:space="preserve">각 변수가 점수에 얼마나 +/- 영향을 줬는지 기여도 정량화</w:t>
             </w:r>
@@ -2258,14 +2259,14 @@
           </w:tcPr>
           <w:p>
             <w:pPr>
-              <w:spacing w:before="40" w:after="40"/>
-              <w:jc w:val="left"/>
-            </w:pPr>
-            <w:r>
-              <w:rPr>
-                <w:sz w:val="20"/>
-                <w:szCs w:val="20"/>
-                <w:rFonts w:ascii="맑은 고딕" w:cs="맑은 고딕" w:eastAsia="맑은 고딕" w:hAnsi="맑은 고딕"/>
+              <w:spacing w:after="40" w:before="40"/>
+              <w:jc w:val="left"/>
+            </w:pPr>
+            <w:r>
+              <w:rPr>
+                <w:rFonts w:ascii="맑은 고딕" w:cs="맑은 고딕" w:eastAsia="맑은 고딕" w:hAnsi="맑은 고딕"/>
+                <w:sz w:val="20"/>
+                <w:szCs w:val="20"/>
               </w:rPr>
               <w:t xml:space="preserve">심사역·리스크관리자</w:t>
             </w:r>
@@ -2284,14 +2285,14 @@
           </w:tcPr>
           <w:p>
             <w:pPr>
-              <w:spacing w:before="40" w:after="40"/>
+              <w:spacing w:after="40" w:before="40"/>
               <w:jc w:val="center"/>
             </w:pPr>
             <w:r>
               <w:rPr>
-                <w:sz w:val="20"/>
-                <w:szCs w:val="20"/>
-                <w:rFonts w:ascii="맑은 고딕" w:cs="맑은 고딕" w:eastAsia="맑은 고딕" w:hAnsi="맑은 고딕"/>
+                <w:rFonts w:ascii="맑은 고딕" w:cs="맑은 고딕" w:eastAsia="맑은 고딕" w:hAnsi="맑은 고딕"/>
+                <w:sz w:val="20"/>
+                <w:szCs w:val="20"/>
               </w:rPr>
               <w:t xml:space="preserve">shap</w:t>
             </w:r>
@@ -2312,16 +2313,16 @@
           </w:tcPr>
           <w:p>
             <w:pPr>
-              <w:spacing w:before="40" w:after="40"/>
+              <w:spacing w:after="40" w:before="40"/>
               <w:jc w:val="center"/>
             </w:pPr>
             <w:r>
               <w:rPr>
+                <w:rFonts w:ascii="맑은 고딕" w:cs="맑은 고딕" w:eastAsia="맑은 고딕" w:hAnsi="맑은 고딕"/>
                 <w:b/>
                 <w:bCs/>
                 <w:sz w:val="20"/>
                 <w:szCs w:val="20"/>
-                <w:rFonts w:ascii="맑은 고딕" w:cs="맑은 고딕" w:eastAsia="맑은 고딕" w:hAnsi="맑은 고딕"/>
               </w:rPr>
               <w:t xml:space="preserve">② LIME</w:t>
             </w:r>
@@ -2340,14 +2341,14 @@
           </w:tcPr>
           <w:p>
             <w:pPr>
-              <w:spacing w:before="40" w:after="40"/>
-              <w:jc w:val="left"/>
-            </w:pPr>
-            <w:r>
-              <w:rPr>
-                <w:sz w:val="20"/>
-                <w:szCs w:val="20"/>
-                <w:rFonts w:ascii="맑은 고딕" w:cs="맑은 고딕" w:eastAsia="맑은 고딕" w:hAnsi="맑은 고딕"/>
+              <w:spacing w:after="40" w:before="40"/>
+              <w:jc w:val="left"/>
+            </w:pPr>
+            <w:r>
+              <w:rPr>
+                <w:rFonts w:ascii="맑은 고딕" w:cs="맑은 고딕" w:eastAsia="맑은 고딕" w:hAnsi="맑은 고딕"/>
+                <w:sz w:val="20"/>
+                <w:szCs w:val="20"/>
               </w:rPr>
               <w:t xml:space="preserve">국소적 선형 근사로 개별 의사결정 요인 추출</w:t>
             </w:r>
@@ -2366,14 +2367,14 @@
           </w:tcPr>
           <w:p>
             <w:pPr>
-              <w:spacing w:before="40" w:after="40"/>
-              <w:jc w:val="left"/>
-            </w:pPr>
-            <w:r>
-              <w:rPr>
-                <w:sz w:val="20"/>
-                <w:szCs w:val="20"/>
-                <w:rFonts w:ascii="맑은 고딕" w:cs="맑은 고딕" w:eastAsia="맑은 고딕" w:hAnsi="맑은 고딕"/>
+              <w:spacing w:after="40" w:before="40"/>
+              <w:jc w:val="left"/>
+            </w:pPr>
+            <w:r>
+              <w:rPr>
+                <w:rFonts w:ascii="맑은 고딕" w:cs="맑은 고딕" w:eastAsia="맑은 고딕" w:hAnsi="맑은 고딕"/>
+                <w:sz w:val="20"/>
+                <w:szCs w:val="20"/>
               </w:rPr>
               <w:t xml:space="preserve">심사역</w:t>
             </w:r>
@@ -2392,14 +2393,14 @@
           </w:tcPr>
           <w:p>
             <w:pPr>
-              <w:spacing w:before="40" w:after="40"/>
+              <w:spacing w:after="40" w:before="40"/>
               <w:jc w:val="center"/>
             </w:pPr>
             <w:r>
               <w:rPr>
-                <w:sz w:val="20"/>
-                <w:szCs w:val="20"/>
-                <w:rFonts w:ascii="맑은 고딕" w:cs="맑은 고딕" w:eastAsia="맑은 고딕" w:hAnsi="맑은 고딕"/>
+                <w:rFonts w:ascii="맑은 고딕" w:cs="맑은 고딕" w:eastAsia="맑은 고딕" w:hAnsi="맑은 고딕"/>
+                <w:sz w:val="20"/>
+                <w:szCs w:val="20"/>
               </w:rPr>
               <w:t xml:space="preserve">lime</w:t>
             </w:r>
@@ -2420,16 +2421,16 @@
           </w:tcPr>
           <w:p>
             <w:pPr>
-              <w:spacing w:before="40" w:after="40"/>
+              <w:spacing w:after="40" w:before="40"/>
               <w:jc w:val="center"/>
             </w:pPr>
             <w:r>
               <w:rPr>
+                <w:rFonts w:ascii="맑은 고딕" w:cs="맑은 고딕" w:eastAsia="맑은 고딕" w:hAnsi="맑은 고딕"/>
                 <w:b/>
                 <w:bCs/>
                 <w:sz w:val="20"/>
                 <w:szCs w:val="20"/>
-                <w:rFonts w:ascii="맑은 고딕" w:cs="맑은 고딕" w:eastAsia="맑은 고딕" w:hAnsi="맑은 고딕"/>
               </w:rPr>
               <w:t xml:space="preserve">③ 어텐션 시각화</w:t>
             </w:r>
@@ -2448,14 +2449,14 @@
           </w:tcPr>
           <w:p>
             <w:pPr>
-              <w:spacing w:before="40" w:after="40"/>
-              <w:jc w:val="left"/>
-            </w:pPr>
-            <w:r>
-              <w:rPr>
-                <w:sz w:val="20"/>
-                <w:szCs w:val="20"/>
-                <w:rFonts w:ascii="맑은 고딕" w:cs="맑은 고딕" w:eastAsia="맑은 고딕" w:hAnsi="맑은 고딕"/>
+              <w:spacing w:after="40" w:before="40"/>
+              <w:jc w:val="left"/>
+            </w:pPr>
+            <w:r>
+              <w:rPr>
+                <w:rFonts w:ascii="맑은 고딕" w:cs="맑은 고딕" w:eastAsia="맑은 고딕" w:hAnsi="맑은 고딕"/>
+                <w:sz w:val="20"/>
+                <w:szCs w:val="20"/>
               </w:rPr>
               <w:t xml:space="preserve">sLLM이 어느 입력 토큰(변수)에 주목했는지 히트맵으로 표시</w:t>
             </w:r>
@@ -2474,14 +2475,14 @@
           </w:tcPr>
           <w:p>
             <w:pPr>
-              <w:spacing w:before="40" w:after="40"/>
-              <w:jc w:val="left"/>
-            </w:pPr>
-            <w:r>
-              <w:rPr>
-                <w:sz w:val="20"/>
-                <w:szCs w:val="20"/>
-                <w:rFonts w:ascii="맑은 고딕" w:cs="맑은 고딕" w:eastAsia="맑은 고딕" w:hAnsi="맑은 고딕"/>
+              <w:spacing w:after="40" w:before="40"/>
+              <w:jc w:val="left"/>
+            </w:pPr>
+            <w:r>
+              <w:rPr>
+                <w:rFonts w:ascii="맑은 고딕" w:cs="맑은 고딕" w:eastAsia="맑은 고딕" w:hAnsi="맑은 고딕"/>
+                <w:sz w:val="20"/>
+                <w:szCs w:val="20"/>
               </w:rPr>
               <w:t xml:space="preserve">모델 개발자·내부감사</w:t>
             </w:r>
@@ -2500,14 +2501,14 @@
           </w:tcPr>
           <w:p>
             <w:pPr>
-              <w:spacing w:before="40" w:after="40"/>
+              <w:spacing w:after="40" w:before="40"/>
               <w:jc w:val="center"/>
             </w:pPr>
             <w:r>
               <w:rPr>
-                <w:sz w:val="20"/>
-                <w:szCs w:val="20"/>
-                <w:rFonts w:ascii="맑은 고딕" w:cs="맑은 고딕" w:eastAsia="맑은 고딕" w:hAnsi="맑은 고딕"/>
+                <w:rFonts w:ascii="맑은 고딕" w:cs="맑은 고딕" w:eastAsia="맑은 고딕" w:hAnsi="맑은 고딕"/>
+                <w:sz w:val="20"/>
+                <w:szCs w:val="20"/>
               </w:rPr>
               <w:t xml:space="preserve">BertViz, captum</w:t>
             </w:r>
@@ -2528,16 +2529,16 @@
           </w:tcPr>
           <w:p>
             <w:pPr>
-              <w:spacing w:before="40" w:after="40"/>
+              <w:spacing w:after="40" w:before="40"/>
               <w:jc w:val="center"/>
             </w:pPr>
             <w:r>
               <w:rPr>
+                <w:rFonts w:ascii="맑은 고딕" w:cs="맑은 고딕" w:eastAsia="맑은 고딕" w:hAnsi="맑은 고딕"/>
                 <w:b/>
                 <w:bCs/>
                 <w:sz w:val="20"/>
                 <w:szCs w:val="20"/>
-                <w:rFonts w:ascii="맑은 고딕" w:cs="맑은 고딕" w:eastAsia="맑은 고딕" w:hAnsi="맑은 고딕"/>
               </w:rPr>
               <w:t xml:space="preserve">④ LLM 자가 설명</w:t>
             </w:r>
@@ -2556,14 +2557,14 @@
           </w:tcPr>
           <w:p>
             <w:pPr>
-              <w:spacing w:before="40" w:after="40"/>
-              <w:jc w:val="left"/>
-            </w:pPr>
-            <w:r>
-              <w:rPr>
-                <w:sz w:val="20"/>
-                <w:szCs w:val="20"/>
-                <w:rFonts w:ascii="맑은 고딕" w:cs="맑은 고딕" w:eastAsia="맑은 고딕" w:hAnsi="맑은 고딕"/>
+              <w:spacing w:after="40" w:before="40"/>
+              <w:jc w:val="left"/>
+            </w:pPr>
+            <w:r>
+              <w:rPr>
+                <w:rFonts w:ascii="맑은 고딕" w:cs="맑은 고딕" w:eastAsia="맑은 고딕" w:hAnsi="맑은 고딕"/>
+                <w:sz w:val="20"/>
+                <w:szCs w:val="20"/>
               </w:rPr>
               <w:t xml:space="preserve">"왜 이 점수인가"를 sLLM이 자연어로 설명 (소비자 친화)</w:t>
             </w:r>
@@ -2582,14 +2583,14 @@
           </w:tcPr>
           <w:p>
             <w:pPr>
-              <w:spacing w:before="40" w:after="40"/>
-              <w:jc w:val="left"/>
-            </w:pPr>
-            <w:r>
-              <w:rPr>
-                <w:sz w:val="20"/>
-                <w:szCs w:val="20"/>
-                <w:rFonts w:ascii="맑은 고딕" w:cs="맑은 고딕" w:eastAsia="맑은 고딕" w:hAnsi="맑은 고딕"/>
+              <w:spacing w:after="40" w:before="40"/>
+              <w:jc w:val="left"/>
+            </w:pPr>
+            <w:r>
+              <w:rPr>
+                <w:rFonts w:ascii="맑은 고딕" w:cs="맑은 고딕" w:eastAsia="맑은 고딕" w:hAnsi="맑은 고딕"/>
+                <w:sz w:val="20"/>
+                <w:szCs w:val="20"/>
               </w:rPr>
               <w:t xml:space="preserve">최종 소비자·민원 대응</w:t>
             </w:r>
@@ -2608,14 +2609,14 @@
           </w:tcPr>
           <w:p>
             <w:pPr>
-              <w:spacing w:before="40" w:after="40"/>
+              <w:spacing w:after="40" w:before="40"/>
               <w:jc w:val="center"/>
             </w:pPr>
             <w:r>
               <w:rPr>
-                <w:sz w:val="20"/>
-                <w:szCs w:val="20"/>
-                <w:rFonts w:ascii="맑은 고딕" w:cs="맑은 고딕" w:eastAsia="맑은 고딕" w:hAnsi="맑은 고딕"/>
+                <w:rFonts w:ascii="맑은 고딕" w:cs="맑은 고딕" w:eastAsia="맑은 고딕" w:hAnsi="맑은 고딕"/>
+                <w:sz w:val="20"/>
+                <w:szCs w:val="20"/>
               </w:rPr>
               <w:t xml:space="preserve">prompt template</w:t>
             </w:r>
@@ -2636,16 +2637,16 @@
           </w:tcPr>
           <w:p>
             <w:pPr>
-              <w:spacing w:before="40" w:after="40"/>
+              <w:spacing w:after="40" w:before="40"/>
               <w:jc w:val="center"/>
             </w:pPr>
             <w:r>
               <w:rPr>
+                <w:rFonts w:ascii="맑은 고딕" w:cs="맑은 고딕" w:eastAsia="맑은 고딕" w:hAnsi="맑은 고딕"/>
                 <w:b/>
                 <w:bCs/>
                 <w:sz w:val="20"/>
                 <w:szCs w:val="20"/>
-                <w:rFonts w:ascii="맑은 고딕" w:cs="맑은 고딕" w:eastAsia="맑은 고딕" w:hAnsi="맑은 고딕"/>
               </w:rPr>
               <w:t xml:space="preserve">⑤ 반사실 설명</w:t>
             </w:r>
@@ -2664,14 +2665,14 @@
           </w:tcPr>
           <w:p>
             <w:pPr>
-              <w:spacing w:before="40" w:after="40"/>
-              <w:jc w:val="left"/>
-            </w:pPr>
-            <w:r>
-              <w:rPr>
-                <w:sz w:val="20"/>
-                <w:szCs w:val="20"/>
-                <w:rFonts w:ascii="맑은 고딕" w:cs="맑은 고딕" w:eastAsia="맑은 고딕" w:hAnsi="맑은 고딕"/>
+              <w:spacing w:after="40" w:before="40"/>
+              <w:jc w:val="left"/>
+            </w:pPr>
+            <w:r>
+              <w:rPr>
+                <w:rFonts w:ascii="맑은 고딕" w:cs="맑은 고딕" w:eastAsia="맑은 고딕" w:hAnsi="맑은 고딕"/>
+                <w:sz w:val="20"/>
+                <w:szCs w:val="20"/>
               </w:rPr>
               <w:t xml:space="preserve">"X가 Y였다면 점수는 Z만큼 변함" 시나리오 (개선 가이드)</w:t>
             </w:r>
@@ -2690,14 +2691,14 @@
           </w:tcPr>
           <w:p>
             <w:pPr>
-              <w:spacing w:before="40" w:after="40"/>
-              <w:jc w:val="left"/>
-            </w:pPr>
-            <w:r>
-              <w:rPr>
-                <w:sz w:val="20"/>
-                <w:szCs w:val="20"/>
-                <w:rFonts w:ascii="맑은 고딕" w:cs="맑은 고딕" w:eastAsia="맑은 고딕" w:hAnsi="맑은 고딕"/>
+              <w:spacing w:after="40" w:before="40"/>
+              <w:jc w:val="left"/>
+            </w:pPr>
+            <w:r>
+              <w:rPr>
+                <w:rFonts w:ascii="맑은 고딕" w:cs="맑은 고딕" w:eastAsia="맑은 고딕" w:hAnsi="맑은 고딕"/>
+                <w:sz w:val="20"/>
+                <w:szCs w:val="20"/>
               </w:rPr>
               <w:t xml:space="preserve">최종 소비자·신용상담</w:t>
             </w:r>
@@ -2716,14 +2717,14 @@
           </w:tcPr>
           <w:p>
             <w:pPr>
-              <w:spacing w:before="40" w:after="40"/>
+              <w:spacing w:after="40" w:before="40"/>
               <w:jc w:val="center"/>
             </w:pPr>
             <w:r>
               <w:rPr>
-                <w:sz w:val="20"/>
-                <w:szCs w:val="20"/>
-                <w:rFonts w:ascii="맑은 고딕" w:cs="맑은 고딕" w:eastAsia="맑은 고딕" w:hAnsi="맑은 고딕"/>
+                <w:rFonts w:ascii="맑은 고딕" w:cs="맑은 고딕" w:eastAsia="맑은 고딕" w:hAnsi="맑은 고딕"/>
+                <w:sz w:val="20"/>
+                <w:szCs w:val="20"/>
               </w:rPr>
               <w:t xml:space="preserve">DiCE, alibi</w:t>
             </w:r>
@@ -2734,16 +2735,16 @@
     <w:p>
       <w:pPr>
         <w:pStyle w:val="Heading3"/>
-        <w:spacing w:before="200" w:after="100"/>
-      </w:pPr>
-      <w:r>
-        <w:rPr>
+        <w:spacing w:after="100" w:before="200"/>
+      </w:pPr>
+      <w:r>
+        <w:rPr>
+          <w:rFonts w:ascii="맑은 고딕" w:cs="맑은 고딕" w:eastAsia="맑은 고딕" w:hAnsi="맑은 고딕"/>
           <w:b/>
           <w:bCs/>
           <w:color w:val="2D3748"/>
           <w:sz w:val="23"/>
           <w:szCs w:val="23"/>
-          <w:rFonts w:ascii="맑은 고딕" w:cs="맑은 고딕" w:eastAsia="맑은 고딕" w:hAnsi="맑은 고딕"/>
         </w:rPr>
         <w:t xml:space="preserve">3.4.2 통합 리포트</w:t>
       </w:r>
@@ -2755,13 +2756,13 @@
           <w:ilvl w:val="0"/>
           <w:numId w:val="4"/>
         </w:numPr>
-        <w:spacing w:before="40" w:after="40" w:line="300"/>
-      </w:pPr>
-      <w:r>
-        <w:rPr>
-          <w:sz w:val="22"/>
-          <w:szCs w:val="22"/>
-          <w:rFonts w:ascii="맑은 고딕" w:cs="맑은 고딕" w:eastAsia="맑은 고딕" w:hAnsi="맑은 고딕"/>
+        <w:spacing w:after="40" w:before="40" w:line="300"/>
+      </w:pPr>
+      <w:r>
+        <w:rPr>
+          <w:rFonts w:ascii="맑은 고딕" w:cs="맑은 고딕" w:eastAsia="맑은 고딕" w:hAnsi="맑은 고딕"/>
+          <w:sz w:val="22"/>
+          <w:szCs w:val="22"/>
         </w:rPr>
         <w:t xml:space="preserve">HTML 대시보드: 5종 설명을 탭으로 통합 제공</w:t>
       </w:r>
@@ -2773,13 +2774,13 @@
           <w:ilvl w:val="0"/>
           <w:numId w:val="4"/>
         </w:numPr>
-        <w:spacing w:before="40" w:after="40" w:line="300"/>
-      </w:pPr>
-      <w:r>
-        <w:rPr>
-          <w:sz w:val="22"/>
-          <w:szCs w:val="22"/>
-          <w:rFonts w:ascii="맑은 고딕" w:cs="맑은 고딕" w:eastAsia="맑은 고딕" w:hAnsi="맑은 고딕"/>
+        <w:spacing w:after="40" w:before="40" w:line="300"/>
+      </w:pPr>
+      <w:r>
+        <w:rPr>
+          <w:rFonts w:ascii="맑은 고딕" w:cs="맑은 고딕" w:eastAsia="맑은 고딕" w:hAnsi="맑은 고딕"/>
+          <w:sz w:val="22"/>
+          <w:szCs w:val="22"/>
         </w:rPr>
         <w:t xml:space="preserve">PDF 리포트: 민원·심사 보고용 인쇄 양식</w:t>
       </w:r>
@@ -2791,13 +2792,13 @@
           <w:ilvl w:val="0"/>
           <w:numId w:val="4"/>
         </w:numPr>
-        <w:spacing w:before="40" w:after="40" w:line="300"/>
-      </w:pPr>
-      <w:r>
-        <w:rPr>
-          <w:sz w:val="22"/>
-          <w:szCs w:val="22"/>
-          <w:rFonts w:ascii="맑은 고딕" w:cs="맑은 고딕" w:eastAsia="맑은 고딕" w:hAnsi="맑은 고딕"/>
+        <w:spacing w:after="40" w:before="40" w:line="300"/>
+      </w:pPr>
+      <w:r>
+        <w:rPr>
+          <w:rFonts w:ascii="맑은 고딕" w:cs="맑은 고딕" w:eastAsia="맑은 고딕" w:hAnsi="맑은 고딕"/>
+          <w:sz w:val="22"/>
+          <w:szCs w:val="22"/>
         </w:rPr>
         <w:t xml:space="preserve">JSON API: 외부 시스템 연동용 구조화 데이터</w:t>
       </w:r>
@@ -2805,16 +2806,16 @@
     <w:p>
       <w:pPr>
         <w:pStyle w:val="Heading1"/>
-        <w:spacing w:before="400" w:after="200"/>
-      </w:pPr>
-      <w:r>
-        <w:rPr>
+        <w:spacing w:after="200" w:before="400"/>
+      </w:pPr>
+      <w:r>
+        <w:rPr>
+          <w:rFonts w:ascii="맑은 고딕" w:cs="맑은 고딕" w:eastAsia="맑은 고딕" w:hAnsi="맑은 고딕"/>
           <w:b/>
           <w:bCs/>
           <w:color w:val="1F3A5F"/>
           <w:sz w:val="32"/>
           <w:szCs w:val="32"/>
-          <w:rFonts w:ascii="맑은 고딕" w:cs="맑은 고딕" w:eastAsia="맑은 고딕" w:hAnsi="맑은 고딕"/>
         </w:rPr>
         <w:t xml:space="preserve">4. 기술 스택 및 인프라</w:t>
       </w:r>
@@ -2859,16 +2860,16 @@
           </w:tcPr>
           <w:p>
             <w:pPr>
-              <w:spacing w:before="40" w:after="40"/>
+              <w:spacing w:after="40" w:before="40"/>
               <w:jc w:val="center"/>
             </w:pPr>
             <w:r>
               <w:rPr>
+                <w:rFonts w:ascii="맑은 고딕" w:cs="맑은 고딕" w:eastAsia="맑은 고딕" w:hAnsi="맑은 고딕"/>
                 <w:b/>
                 <w:bCs/>
                 <w:sz w:val="20"/>
                 <w:szCs w:val="20"/>
-                <w:rFonts w:ascii="맑은 고딕" w:cs="맑은 고딕" w:eastAsia="맑은 고딕" w:hAnsi="맑은 고딕"/>
               </w:rPr>
               <w:t xml:space="preserve">계층</w:t>
             </w:r>
@@ -2888,16 +2889,16 @@
           </w:tcPr>
           <w:p>
             <w:pPr>
-              <w:spacing w:before="40" w:after="40"/>
+              <w:spacing w:after="40" w:before="40"/>
               <w:jc w:val="center"/>
             </w:pPr>
             <w:r>
               <w:rPr>
+                <w:rFonts w:ascii="맑은 고딕" w:cs="맑은 고딕" w:eastAsia="맑은 고딕" w:hAnsi="맑은 고딕"/>
                 <w:b/>
                 <w:bCs/>
                 <w:sz w:val="20"/>
                 <w:szCs w:val="20"/>
-                <w:rFonts w:ascii="맑은 고딕" w:cs="맑은 고딕" w:eastAsia="맑은 고딕" w:hAnsi="맑은 고딕"/>
               </w:rPr>
               <w:t xml:space="preserve">권장 스택</w:t>
             </w:r>
@@ -2919,16 +2920,16 @@
           </w:tcPr>
           <w:p>
             <w:pPr>
-              <w:spacing w:before="40" w:after="40"/>
-              <w:jc w:val="left"/>
-            </w:pPr>
-            <w:r>
-              <w:rPr>
+              <w:spacing w:after="40" w:before="40"/>
+              <w:jc w:val="left"/>
+            </w:pPr>
+            <w:r>
+              <w:rPr>
+                <w:rFonts w:ascii="맑은 고딕" w:cs="맑은 고딕" w:eastAsia="맑은 고딕" w:hAnsi="맑은 고딕"/>
                 <w:b/>
                 <w:bCs/>
                 <w:sz w:val="20"/>
                 <w:szCs w:val="20"/>
-                <w:rFonts w:ascii="맑은 고딕" w:cs="맑은 고딕" w:eastAsia="맑은 고딕" w:hAnsi="맑은 고딕"/>
               </w:rPr>
               <w:t xml:space="preserve">언어·런타임</w:t>
             </w:r>
@@ -2947,14 +2948,14 @@
           </w:tcPr>
           <w:p>
             <w:pPr>
-              <w:spacing w:before="40" w:after="40"/>
-              <w:jc w:val="left"/>
-            </w:pPr>
-            <w:r>
-              <w:rPr>
-                <w:sz w:val="20"/>
-                <w:szCs w:val="20"/>
-                <w:rFonts w:ascii="맑은 고딕" w:cs="맑은 고딕" w:eastAsia="맑은 고딕" w:hAnsi="맑은 고딕"/>
+              <w:spacing w:after="40" w:before="40"/>
+              <w:jc w:val="left"/>
+            </w:pPr>
+            <w:r>
+              <w:rPr>
+                <w:rFonts w:ascii="맑은 고딕" w:cs="맑은 고딕" w:eastAsia="맑은 고딕" w:hAnsi="맑은 고딕"/>
+                <w:sz w:val="20"/>
+                <w:szCs w:val="20"/>
               </w:rPr>
               <w:t xml:space="preserve">Python 3.11+, CUDA 12.x</w:t>
             </w:r>
@@ -2976,16 +2977,16 @@
           </w:tcPr>
           <w:p>
             <w:pPr>
-              <w:spacing w:before="40" w:after="40"/>
-              <w:jc w:val="left"/>
-            </w:pPr>
-            <w:r>
-              <w:rPr>
+              <w:spacing w:after="40" w:before="40"/>
+              <w:jc w:val="left"/>
+            </w:pPr>
+            <w:r>
+              <w:rPr>
+                <w:rFonts w:ascii="맑은 고딕" w:cs="맑은 고딕" w:eastAsia="맑은 고딕" w:hAnsi="맑은 고딕"/>
                 <w:b/>
                 <w:bCs/>
                 <w:sz w:val="20"/>
                 <w:szCs w:val="20"/>
-                <w:rFonts w:ascii="맑은 고딕" w:cs="맑은 고딕" w:eastAsia="맑은 고딕" w:hAnsi="맑은 고딕"/>
               </w:rPr>
               <w:t xml:space="preserve">데이터 처리</w:t>
             </w:r>
@@ -3004,14 +3005,14 @@
           </w:tcPr>
           <w:p>
             <w:pPr>
-              <w:spacing w:before="40" w:after="40"/>
-              <w:jc w:val="left"/>
-            </w:pPr>
-            <w:r>
-              <w:rPr>
-                <w:sz w:val="20"/>
-                <w:szCs w:val="20"/>
-                <w:rFonts w:ascii="맑은 고딕" w:cs="맑은 고딕" w:eastAsia="맑은 고딕" w:hAnsi="맑은 고딕"/>
+              <w:spacing w:after="40" w:before="40"/>
+              <w:jc w:val="left"/>
+            </w:pPr>
+            <w:r>
+              <w:rPr>
+                <w:rFonts w:ascii="맑은 고딕" w:cs="맑은 고딕" w:eastAsia="맑은 고딕" w:hAnsi="맑은 고딕"/>
+                <w:sz w:val="20"/>
+                <w:szCs w:val="20"/>
               </w:rPr>
               <w:t xml:space="preserve">pandas, polars, pyarrow, scikit-learn, pydantic(스키마)</w:t>
             </w:r>
@@ -3033,16 +3034,16 @@
           </w:tcPr>
           <w:p>
             <w:pPr>
-              <w:spacing w:before="40" w:after="40"/>
-              <w:jc w:val="left"/>
-            </w:pPr>
-            <w:r>
-              <w:rPr>
+              <w:spacing w:after="40" w:before="40"/>
+              <w:jc w:val="left"/>
+            </w:pPr>
+            <w:r>
+              <w:rPr>
+                <w:rFonts w:ascii="맑은 고딕" w:cs="맑은 고딕" w:eastAsia="맑은 고딕" w:hAnsi="맑은 고딕"/>
                 <w:b/>
                 <w:bCs/>
                 <w:sz w:val="20"/>
                 <w:szCs w:val="20"/>
-                <w:rFonts w:ascii="맑은 고딕" w:cs="맑은 고딕" w:eastAsia="맑은 고딕" w:hAnsi="맑은 고딕"/>
               </w:rPr>
               <w:t xml:space="preserve">모델·학습</w:t>
             </w:r>
@@ -3061,14 +3062,14 @@
           </w:tcPr>
           <w:p>
             <w:pPr>
-              <w:spacing w:before="40" w:after="40"/>
-              <w:jc w:val="left"/>
-            </w:pPr>
-            <w:r>
-              <w:rPr>
-                <w:sz w:val="20"/>
-                <w:szCs w:val="20"/>
-                <w:rFonts w:ascii="맑은 고딕" w:cs="맑은 고딕" w:eastAsia="맑은 고딕" w:hAnsi="맑은 고딕"/>
+              <w:spacing w:after="40" w:before="40"/>
+              <w:jc w:val="left"/>
+            </w:pPr>
+            <w:r>
+              <w:rPr>
+                <w:rFonts w:ascii="맑은 고딕" w:cs="맑은 고딕" w:eastAsia="맑은 고딕" w:hAnsi="맑은 고딕"/>
+                <w:sz w:val="20"/>
+                <w:szCs w:val="20"/>
               </w:rPr>
               <w:t xml:space="preserve">transformers, peft(LoRA/QLoRA), trl(SFT/DPO), bitsandbytes, accelerate, datasets</w:t>
             </w:r>
@@ -3090,16 +3091,16 @@
           </w:tcPr>
           <w:p>
             <w:pPr>
-              <w:spacing w:before="40" w:after="40"/>
-              <w:jc w:val="left"/>
-            </w:pPr>
-            <w:r>
-              <w:rPr>
+              <w:spacing w:after="40" w:before="40"/>
+              <w:jc w:val="left"/>
+            </w:pPr>
+            <w:r>
+              <w:rPr>
+                <w:rFonts w:ascii="맑은 고딕" w:cs="맑은 고딕" w:eastAsia="맑은 고딕" w:hAnsi="맑은 고딕"/>
                 <w:b/>
                 <w:bCs/>
                 <w:sz w:val="20"/>
                 <w:szCs w:val="20"/>
-                <w:rFonts w:ascii="맑은 고딕" w:cs="맑은 고딕" w:eastAsia="맑은 고딕" w:hAnsi="맑은 고딕"/>
               </w:rPr>
               <w:t xml:space="preserve">베이스라인</w:t>
             </w:r>
@@ -3118,14 +3119,14 @@
           </w:tcPr>
           <w:p>
             <w:pPr>
-              <w:spacing w:before="40" w:after="40"/>
-              <w:jc w:val="left"/>
-            </w:pPr>
-            <w:r>
-              <w:rPr>
-                <w:sz w:val="20"/>
-                <w:szCs w:val="20"/>
-                <w:rFonts w:ascii="맑은 고딕" w:cs="맑은 고딕" w:eastAsia="맑은 고딕" w:hAnsi="맑은 고딕"/>
+              <w:spacing w:after="40" w:before="40"/>
+              <w:jc w:val="left"/>
+            </w:pPr>
+            <w:r>
+              <w:rPr>
+                <w:rFonts w:ascii="맑은 고딕" w:cs="맑은 고딕" w:eastAsia="맑은 고딕" w:hAnsi="맑은 고딕"/>
+                <w:sz w:val="20"/>
+                <w:szCs w:val="20"/>
               </w:rPr>
               <w:t xml:space="preserve">LightGBM, XGBoost, scikit-learn(LogReg)</w:t>
             </w:r>
@@ -3147,16 +3148,16 @@
           </w:tcPr>
           <w:p>
             <w:pPr>
-              <w:spacing w:before="40" w:after="40"/>
-              <w:jc w:val="left"/>
-            </w:pPr>
-            <w:r>
-              <w:rPr>
+              <w:spacing w:after="40" w:before="40"/>
+              <w:jc w:val="left"/>
+            </w:pPr>
+            <w:r>
+              <w:rPr>
+                <w:rFonts w:ascii="맑은 고딕" w:cs="맑은 고딕" w:eastAsia="맑은 고딕" w:hAnsi="맑은 고딕"/>
                 <w:b/>
                 <w:bCs/>
                 <w:sz w:val="20"/>
                 <w:szCs w:val="20"/>
-                <w:rFonts w:ascii="맑은 고딕" w:cs="맑은 고딕" w:eastAsia="맑은 고딕" w:hAnsi="맑은 고딕"/>
               </w:rPr>
               <w:t xml:space="preserve">XAI</w:t>
             </w:r>
@@ -3175,14 +3176,14 @@
           </w:tcPr>
           <w:p>
             <w:pPr>
-              <w:spacing w:before="40" w:after="40"/>
-              <w:jc w:val="left"/>
-            </w:pPr>
-            <w:r>
-              <w:rPr>
-                <w:sz w:val="20"/>
-                <w:szCs w:val="20"/>
-                <w:rFonts w:ascii="맑은 고딕" w:cs="맑은 고딕" w:eastAsia="맑은 고딕" w:hAnsi="맑은 고딕"/>
+              <w:spacing w:after="40" w:before="40"/>
+              <w:jc w:val="left"/>
+            </w:pPr>
+            <w:r>
+              <w:rPr>
+                <w:rFonts w:ascii="맑은 고딕" w:cs="맑은 고딕" w:eastAsia="맑은 고딕" w:hAnsi="맑은 고딕"/>
+                <w:sz w:val="20"/>
+                <w:szCs w:val="20"/>
               </w:rPr>
               <w:t xml:space="preserve">shap, lime, captum, DiCE, BertViz</w:t>
             </w:r>
@@ -3204,16 +3205,16 @@
           </w:tcPr>
           <w:p>
             <w:pPr>
-              <w:spacing w:before="40" w:after="40"/>
-              <w:jc w:val="left"/>
-            </w:pPr>
-            <w:r>
-              <w:rPr>
+              <w:spacing w:after="40" w:before="40"/>
+              <w:jc w:val="left"/>
+            </w:pPr>
+            <w:r>
+              <w:rPr>
+                <w:rFonts w:ascii="맑은 고딕" w:cs="맑은 고딕" w:eastAsia="맑은 고딕" w:hAnsi="맑은 고딕"/>
                 <w:b/>
                 <w:bCs/>
                 <w:sz w:val="20"/>
                 <w:szCs w:val="20"/>
-                <w:rFonts w:ascii="맑은 고딕" w:cs="맑은 고딕" w:eastAsia="맑은 고딕" w:hAnsi="맑은 고딕"/>
               </w:rPr>
               <w:t xml:space="preserve">서빙</w:t>
             </w:r>
@@ -3232,14 +3233,14 @@
           </w:tcPr>
           <w:p>
             <w:pPr>
-              <w:spacing w:before="40" w:after="40"/>
-              <w:jc w:val="left"/>
-            </w:pPr>
-            <w:r>
-              <w:rPr>
-                <w:sz w:val="20"/>
-                <w:szCs w:val="20"/>
-                <w:rFonts w:ascii="맑은 고딕" w:cs="맑은 고딕" w:eastAsia="맑은 고딕" w:hAnsi="맑은 고딕"/>
+              <w:spacing w:after="40" w:before="40"/>
+              <w:jc w:val="left"/>
+            </w:pPr>
+            <w:r>
+              <w:rPr>
+                <w:rFonts w:ascii="맑은 고딕" w:cs="맑은 고딕" w:eastAsia="맑은 고딕" w:hAnsi="맑은 고딕"/>
+                <w:sz w:val="20"/>
+                <w:szCs w:val="20"/>
               </w:rPr>
               <w:t xml:space="preserve">FastAPI, vLLM(추론최적화), Uvicorn, Docker</w:t>
             </w:r>
@@ -3261,16 +3262,16 @@
           </w:tcPr>
           <w:p>
             <w:pPr>
-              <w:spacing w:before="40" w:after="40"/>
-              <w:jc w:val="left"/>
-            </w:pPr>
-            <w:r>
-              <w:rPr>
+              <w:spacing w:after="40" w:before="40"/>
+              <w:jc w:val="left"/>
+            </w:pPr>
+            <w:r>
+              <w:rPr>
+                <w:rFonts w:ascii="맑은 고딕" w:cs="맑은 고딕" w:eastAsia="맑은 고딕" w:hAnsi="맑은 고딕"/>
                 <w:b/>
                 <w:bCs/>
                 <w:sz w:val="20"/>
                 <w:szCs w:val="20"/>
-                <w:rFonts w:ascii="맑은 고딕" w:cs="맑은 고딕" w:eastAsia="맑은 고딕" w:hAnsi="맑은 고딕"/>
               </w:rPr>
               <w:t xml:space="preserve">실험·버전관리</w:t>
             </w:r>
@@ -3289,14 +3290,14 @@
           </w:tcPr>
           <w:p>
             <w:pPr>
-              <w:spacing w:before="40" w:after="40"/>
-              <w:jc w:val="left"/>
-            </w:pPr>
-            <w:r>
-              <w:rPr>
-                <w:sz w:val="20"/>
-                <w:szCs w:val="20"/>
-                <w:rFonts w:ascii="맑은 고딕" w:cs="맑은 고딕" w:eastAsia="맑은 고딕" w:hAnsi="맑은 고딕"/>
+              <w:spacing w:after="40" w:before="40"/>
+              <w:jc w:val="left"/>
+            </w:pPr>
+            <w:r>
+              <w:rPr>
+                <w:rFonts w:ascii="맑은 고딕" w:cs="맑은 고딕" w:eastAsia="맑은 고딕" w:hAnsi="맑은 고딕"/>
+                <w:sz w:val="20"/>
+                <w:szCs w:val="20"/>
               </w:rPr>
               <w:t xml:space="preserve">MLflow, DVC, Weights &amp; Biases(선택), Git</w:t>
             </w:r>
@@ -3318,16 +3319,16 @@
           </w:tcPr>
           <w:p>
             <w:pPr>
-              <w:spacing w:before="40" w:after="40"/>
-              <w:jc w:val="left"/>
-            </w:pPr>
-            <w:r>
-              <w:rPr>
+              <w:spacing w:after="40" w:before="40"/>
+              <w:jc w:val="left"/>
+            </w:pPr>
+            <w:r>
+              <w:rPr>
+                <w:rFonts w:ascii="맑은 고딕" w:cs="맑은 고딕" w:eastAsia="맑은 고딕" w:hAnsi="맑은 고딕"/>
                 <w:b/>
                 <w:bCs/>
                 <w:sz w:val="20"/>
                 <w:szCs w:val="20"/>
-                <w:rFonts w:ascii="맑은 고딕" w:cs="맑은 고딕" w:eastAsia="맑은 고딕" w:hAnsi="맑은 고딕"/>
               </w:rPr>
               <w:t xml:space="preserve">모니터링</w:t>
             </w:r>
@@ -3346,14 +3347,14 @@
           </w:tcPr>
           <w:p>
             <w:pPr>
-              <w:spacing w:before="40" w:after="40"/>
-              <w:jc w:val="left"/>
-            </w:pPr>
-            <w:r>
-              <w:rPr>
-                <w:sz w:val="20"/>
-                <w:szCs w:val="20"/>
-                <w:rFonts w:ascii="맑은 고딕" w:cs="맑은 고딕" w:eastAsia="맑은 고딕" w:hAnsi="맑은 고딕"/>
+              <w:spacing w:after="40" w:before="40"/>
+              <w:jc w:val="left"/>
+            </w:pPr>
+            <w:r>
+              <w:rPr>
+                <w:rFonts w:ascii="맑은 고딕" w:cs="맑은 고딕" w:eastAsia="맑은 고딕" w:hAnsi="맑은 고딕"/>
+                <w:sz w:val="20"/>
+                <w:szCs w:val="20"/>
               </w:rPr>
               <w:t xml:space="preserve">Evidently AI(드리프트), Prometheus + Grafana</w:t>
             </w:r>
@@ -3375,16 +3376,16 @@
           </w:tcPr>
           <w:p>
             <w:pPr>
-              <w:spacing w:before="40" w:after="40"/>
-              <w:jc w:val="left"/>
-            </w:pPr>
-            <w:r>
-              <w:rPr>
+              <w:spacing w:after="40" w:before="40"/>
+              <w:jc w:val="left"/>
+            </w:pPr>
+            <w:r>
+              <w:rPr>
+                <w:rFonts w:ascii="맑은 고딕" w:cs="맑은 고딕" w:eastAsia="맑은 고딕" w:hAnsi="맑은 고딕"/>
                 <w:b/>
                 <w:bCs/>
                 <w:sz w:val="20"/>
                 <w:szCs w:val="20"/>
-                <w:rFonts w:ascii="맑은 고딕" w:cs="맑은 고딕" w:eastAsia="맑은 고딕" w:hAnsi="맑은 고딕"/>
               </w:rPr>
               <w:t xml:space="preserve">인프라(권장)</w:t>
             </w:r>
@@ -3403,14 +3404,14 @@
           </w:tcPr>
           <w:p>
             <w:pPr>
-              <w:spacing w:before="40" w:after="40"/>
-              <w:jc w:val="left"/>
-            </w:pPr>
-            <w:r>
-              <w:rPr>
-                <w:sz w:val="20"/>
-                <w:szCs w:val="20"/>
-                <w:rFonts w:ascii="맑은 고딕" w:cs="맑은 고딕" w:eastAsia="맑은 고딕" w:hAnsi="맑은 고딕"/>
+              <w:spacing w:after="40" w:before="40"/>
+              <w:jc w:val="left"/>
+            </w:pPr>
+            <w:r>
+              <w:rPr>
+                <w:rFonts w:ascii="맑은 고딕" w:cs="맑은 고딕" w:eastAsia="맑은 고딕" w:hAnsi="맑은 고딕"/>
+                <w:sz w:val="20"/>
+                <w:szCs w:val="20"/>
               </w:rPr>
               <w:t xml:space="preserve">학습: A100 40GB×1 또는 RTX 4090×2 / 추론: A10·L4 또는 양자화 후 RTX 4090</w:t>
             </w:r>
@@ -3421,30 +3422,30 @@
     <w:p>
       <w:pPr>
         <w:pStyle w:val="Heading1"/>
-        <w:spacing w:before="400" w:after="200"/>
-      </w:pPr>
-      <w:r>
-        <w:rPr>
+        <w:spacing w:after="200" w:before="400"/>
+      </w:pPr>
+      <w:r>
+        <w:rPr>
+          <w:rFonts w:ascii="맑은 고딕" w:cs="맑은 고딕" w:eastAsia="맑은 고딕" w:hAnsi="맑은 고딕"/>
           <w:b/>
           <w:bCs/>
           <w:color w:val="1F3A5F"/>
           <w:sz w:val="32"/>
           <w:szCs w:val="32"/>
-          <w:rFonts w:ascii="맑은 고딕" w:cs="맑은 고딕" w:eastAsia="맑은 고딕" w:hAnsi="맑은 고딕"/>
         </w:rPr>
         <w:t xml:space="preserve">5. 개발 단계 및 일정</w:t>
       </w:r>
     </w:p>
     <w:p>
       <w:pPr>
-        <w:spacing w:before="80" w:after="80" w:line="320"/>
+        <w:spacing w:after="80" w:before="80" w:line="320"/>
         <w:jc w:val="both"/>
       </w:pPr>
       <w:r>
         <w:rPr>
-          <w:sz w:val="22"/>
-          <w:szCs w:val="22"/>
-          <w:rFonts w:ascii="맑은 고딕" w:cs="맑은 고딕" w:eastAsia="맑은 고딕" w:hAnsi="맑은 고딕"/>
+          <w:rFonts w:ascii="맑은 고딕" w:cs="맑은 고딕" w:eastAsia="맑은 고딕" w:hAnsi="맑은 고딕"/>
+          <w:sz w:val="22"/>
+          <w:szCs w:val="22"/>
         </w:rPr>
         <w:t xml:space="preserve">총 20주(약 5개월) 일정으로 7단계 진행. 각 단계는 검증 게이트 통과 시에만 다음 단계로 진행한다.</w:t>
       </w:r>
@@ -3491,16 +3492,16 @@
           </w:tcPr>
           <w:p>
             <w:pPr>
-              <w:spacing w:before="40" w:after="40"/>
+              <w:spacing w:after="40" w:before="40"/>
               <w:jc w:val="center"/>
             </w:pPr>
             <w:r>
               <w:rPr>
+                <w:rFonts w:ascii="맑은 고딕" w:cs="맑은 고딕" w:eastAsia="맑은 고딕" w:hAnsi="맑은 고딕"/>
                 <w:b/>
                 <w:bCs/>
                 <w:sz w:val="20"/>
                 <w:szCs w:val="20"/>
-                <w:rFonts w:ascii="맑은 고딕" w:cs="맑은 고딕" w:eastAsia="맑은 고딕" w:hAnsi="맑은 고딕"/>
               </w:rPr>
               <w:t xml:space="preserve">단계</w:t>
             </w:r>
@@ -3520,16 +3521,16 @@
           </w:tcPr>
           <w:p>
             <w:pPr>
-              <w:spacing w:before="40" w:after="40"/>
+              <w:spacing w:after="40" w:before="40"/>
               <w:jc w:val="center"/>
             </w:pPr>
             <w:r>
               <w:rPr>
+                <w:rFonts w:ascii="맑은 고딕" w:cs="맑은 고딕" w:eastAsia="맑은 고딕" w:hAnsi="맑은 고딕"/>
                 <w:b/>
                 <w:bCs/>
                 <w:sz w:val="20"/>
                 <w:szCs w:val="20"/>
-                <w:rFonts w:ascii="맑은 고딕" w:cs="맑은 고딕" w:eastAsia="맑은 고딕" w:hAnsi="맑은 고딕"/>
               </w:rPr>
               <w:t xml:space="preserve">기간</w:t>
             </w:r>
@@ -3549,16 +3550,16 @@
           </w:tcPr>
           <w:p>
             <w:pPr>
-              <w:spacing w:before="40" w:after="40"/>
+              <w:spacing w:after="40" w:before="40"/>
               <w:jc w:val="center"/>
             </w:pPr>
             <w:r>
               <w:rPr>
+                <w:rFonts w:ascii="맑은 고딕" w:cs="맑은 고딕" w:eastAsia="맑은 고딕" w:hAnsi="맑은 고딕"/>
                 <w:b/>
                 <w:bCs/>
                 <w:sz w:val="20"/>
                 <w:szCs w:val="20"/>
-                <w:rFonts w:ascii="맑은 고딕" w:cs="맑은 고딕" w:eastAsia="맑은 고딕" w:hAnsi="맑은 고딕"/>
               </w:rPr>
               <w:t xml:space="preserve">주요 산출물</w:t>
             </w:r>
@@ -3578,16 +3579,16 @@
           </w:tcPr>
           <w:p>
             <w:pPr>
-              <w:spacing w:before="40" w:after="40"/>
+              <w:spacing w:after="40" w:before="40"/>
               <w:jc w:val="center"/>
             </w:pPr>
             <w:r>
               <w:rPr>
+                <w:rFonts w:ascii="맑은 고딕" w:cs="맑은 고딕" w:eastAsia="맑은 고딕" w:hAnsi="맑은 고딕"/>
                 <w:b/>
                 <w:bCs/>
                 <w:sz w:val="20"/>
                 <w:szCs w:val="20"/>
-                <w:rFonts w:ascii="맑은 고딕" w:cs="맑은 고딕" w:eastAsia="맑은 고딕" w:hAnsi="맑은 고딕"/>
               </w:rPr>
               <w:t xml:space="preserve">검증 게이트</w:t>
             </w:r>
@@ -3609,16 +3610,16 @@
           </w:tcPr>
           <w:p>
             <w:pPr>
-              <w:spacing w:before="40" w:after="40"/>
+              <w:spacing w:after="40" w:before="40"/>
               <w:jc w:val="center"/>
             </w:pPr>
             <w:r>
               <w:rPr>
+                <w:rFonts w:ascii="맑은 고딕" w:cs="맑은 고딕" w:eastAsia="맑은 고딕" w:hAnsi="맑은 고딕"/>
                 <w:b/>
                 <w:bCs/>
                 <w:sz w:val="20"/>
                 <w:szCs w:val="20"/>
-                <w:rFonts w:ascii="맑은 고딕" w:cs="맑은 고딕" w:eastAsia="맑은 고딕" w:hAnsi="맑은 고딕"/>
               </w:rPr>
               <w:t xml:space="preserve">Phase 0
 기획·인프라</w:t>
@@ -3638,14 +3639,14 @@
           </w:tcPr>
           <w:p>
             <w:pPr>
-              <w:spacing w:before="40" w:after="40"/>
+              <w:spacing w:after="40" w:before="40"/>
               <w:jc w:val="center"/>
             </w:pPr>
             <w:r>
               <w:rPr>
-                <w:sz w:val="20"/>
-                <w:szCs w:val="20"/>
-                <w:rFonts w:ascii="맑은 고딕" w:cs="맑은 고딕" w:eastAsia="맑은 고딕" w:hAnsi="맑은 고딕"/>
+                <w:rFonts w:ascii="맑은 고딕" w:cs="맑은 고딕" w:eastAsia="맑은 고딕" w:hAnsi="맑은 고딕"/>
+                <w:sz w:val="20"/>
+                <w:szCs w:val="20"/>
               </w:rPr>
               <w:t xml:space="preserve">1~2주차</w:t>
             </w:r>
@@ -3664,14 +3665,14 @@
           </w:tcPr>
           <w:p>
             <w:pPr>
-              <w:spacing w:before="40" w:after="40"/>
-              <w:jc w:val="left"/>
-            </w:pPr>
-            <w:r>
-              <w:rPr>
-                <w:sz w:val="20"/>
-                <w:szCs w:val="20"/>
-                <w:rFonts w:ascii="맑은 고딕" w:cs="맑은 고딕" w:eastAsia="맑은 고딕" w:hAnsi="맑은 고딕"/>
+              <w:spacing w:after="40" w:before="40"/>
+              <w:jc w:val="left"/>
+            </w:pPr>
+            <w:r>
+              <w:rPr>
+                <w:rFonts w:ascii="맑은 고딕" w:cs="맑은 고딕" w:eastAsia="맑은 고딕" w:hAnsi="맑은 고딕"/>
+                <w:sz w:val="20"/>
+                <w:szCs w:val="20"/>
               </w:rPr>
               <w:t xml:space="preserve">요구사항 정의서·GPU 인프라 셋업·Git/MLflow/DVC 환경·코드 컨벤션</w:t>
             </w:r>
@@ -3690,14 +3691,14 @@
           </w:tcPr>
           <w:p>
             <w:pPr>
-              <w:spacing w:before="40" w:after="40"/>
-              <w:jc w:val="left"/>
-            </w:pPr>
-            <w:r>
-              <w:rPr>
-                <w:sz w:val="20"/>
-                <w:szCs w:val="20"/>
-                <w:rFonts w:ascii="맑은 고딕" w:cs="맑은 고딕" w:eastAsia="맑은 고딕" w:hAnsi="맑은 고딕"/>
+              <w:spacing w:after="40" w:before="40"/>
+              <w:jc w:val="left"/>
+            </w:pPr>
+            <w:r>
+              <w:rPr>
+                <w:rFonts w:ascii="맑은 고딕" w:cs="맑은 고딕" w:eastAsia="맑은 고딕" w:hAnsi="맑은 고딕"/>
+                <w:sz w:val="20"/>
+                <w:szCs w:val="20"/>
               </w:rPr>
               <w:t xml:space="preserve">PoC 환경 동작, GPU 가용</w:t>
             </w:r>
@@ -3719,16 +3720,16 @@
           </w:tcPr>
           <w:p>
             <w:pPr>
-              <w:spacing w:before="40" w:after="40"/>
+              <w:spacing w:after="40" w:before="40"/>
               <w:jc w:val="center"/>
             </w:pPr>
             <w:r>
               <w:rPr>
+                <w:rFonts w:ascii="맑은 고딕" w:cs="맑은 고딕" w:eastAsia="맑은 고딕" w:hAnsi="맑은 고딕"/>
                 <w:b/>
                 <w:bCs/>
                 <w:sz w:val="20"/>
                 <w:szCs w:val="20"/>
-                <w:rFonts w:ascii="맑은 고딕" w:cs="맑은 고딕" w:eastAsia="맑은 고딕" w:hAnsi="맑은 고딕"/>
               </w:rPr>
               <w:t xml:space="preserve">Phase 1
 데이터 파이프라인</w:t>
@@ -3748,14 +3749,14 @@
           </w:tcPr>
           <w:p>
             <w:pPr>
-              <w:spacing w:before="40" w:after="40"/>
+              <w:spacing w:after="40" w:before="40"/>
               <w:jc w:val="center"/>
             </w:pPr>
             <w:r>
               <w:rPr>
-                <w:sz w:val="20"/>
-                <w:szCs w:val="20"/>
-                <w:rFonts w:ascii="맑은 고딕" w:cs="맑은 고딕" w:eastAsia="맑은 고딕" w:hAnsi="맑은 고딕"/>
+                <w:rFonts w:ascii="맑은 고딕" w:cs="맑은 고딕" w:eastAsia="맑은 고딕" w:hAnsi="맑은 고딕"/>
+                <w:sz w:val="20"/>
+                <w:szCs w:val="20"/>
               </w:rPr>
               <w:t xml:space="preserve">3~5주차</w:t>
             </w:r>
@@ -3774,14 +3775,14 @@
           </w:tcPr>
           <w:p>
             <w:pPr>
-              <w:spacing w:before="40" w:after="40"/>
-              <w:jc w:val="left"/>
-            </w:pPr>
-            <w:r>
-              <w:rPr>
-                <w:sz w:val="20"/>
-                <w:szCs w:val="20"/>
-                <w:rFonts w:ascii="맑은 고딕" w:cs="맑은 고딕" w:eastAsia="맑은 고딕" w:hAnsi="맑은 고딕"/>
+              <w:spacing w:after="40" w:before="40"/>
+              <w:jc w:val="left"/>
+            </w:pPr>
+            <w:r>
+              <w:rPr>
+                <w:rFonts w:ascii="맑은 고딕" w:cs="맑은 고딕" w:eastAsia="맑은 고딕" w:hAnsi="맑은 고딕"/>
+                <w:sz w:val="20"/>
+                <w:szCs w:val="20"/>
               </w:rPr>
               <w:t xml:space="preserve">M1 모듈 구현·Lending Club 데이터 정제·post-origination 변수 차단·텍스트 직렬화 템플릿</w:t>
             </w:r>
@@ -3800,14 +3801,14 @@
           </w:tcPr>
           <w:p>
             <w:pPr>
-              <w:spacing w:before="40" w:after="40"/>
-              <w:jc w:val="left"/>
-            </w:pPr>
-            <w:r>
-              <w:rPr>
-                <w:sz w:val="20"/>
-                <w:szCs w:val="20"/>
-                <w:rFonts w:ascii="맑은 고딕" w:cs="맑은 고딕" w:eastAsia="맑은 고딕" w:hAnsi="맑은 고딕"/>
+              <w:spacing w:after="40" w:before="40"/>
+              <w:jc w:val="left"/>
+            </w:pPr>
+            <w:r>
+              <w:rPr>
+                <w:rFonts w:ascii="맑은 고딕" w:cs="맑은 고딕" w:eastAsia="맑은 고딕" w:hAnsi="맑은 고딕"/>
+                <w:sz w:val="20"/>
+                <w:szCs w:val="20"/>
               </w:rPr>
               <w:t xml:space="preserve">재현 가능한 학습셋, 누수 0건</w:t>
             </w:r>
@@ -3829,16 +3830,16 @@
           </w:tcPr>
           <w:p>
             <w:pPr>
-              <w:spacing w:before="40" w:after="40"/>
+              <w:spacing w:after="40" w:before="40"/>
               <w:jc w:val="center"/>
             </w:pPr>
             <w:r>
               <w:rPr>
+                <w:rFonts w:ascii="맑은 고딕" w:cs="맑은 고딕" w:eastAsia="맑은 고딕" w:hAnsi="맑은 고딕"/>
                 <w:b/>
                 <w:bCs/>
                 <w:sz w:val="20"/>
                 <w:szCs w:val="20"/>
-                <w:rFonts w:ascii="맑은 고딕" w:cs="맑은 고딕" w:eastAsia="맑은 고딕" w:hAnsi="맑은 고딕"/>
               </w:rPr>
               <w:t xml:space="preserve">Phase 2
 베이스라인</w:t>
@@ -3858,14 +3859,14 @@
           </w:tcPr>
           <w:p>
             <w:pPr>
-              <w:spacing w:before="40" w:after="40"/>
+              <w:spacing w:after="40" w:before="40"/>
               <w:jc w:val="center"/>
             </w:pPr>
             <w:r>
               <w:rPr>
-                <w:sz w:val="20"/>
-                <w:szCs w:val="20"/>
-                <w:rFonts w:ascii="맑은 고딕" w:cs="맑은 고딕" w:eastAsia="맑은 고딕" w:hAnsi="맑은 고딕"/>
+                <w:rFonts w:ascii="맑은 고딕" w:cs="맑은 고딕" w:eastAsia="맑은 고딕" w:hAnsi="맑은 고딕"/>
+                <w:sz w:val="20"/>
+                <w:szCs w:val="20"/>
               </w:rPr>
               <w:t xml:space="preserve">6~7주차</w:t>
             </w:r>
@@ -3884,14 +3885,14 @@
           </w:tcPr>
           <w:p>
             <w:pPr>
-              <w:spacing w:before="40" w:after="40"/>
-              <w:jc w:val="left"/>
-            </w:pPr>
-            <w:r>
-              <w:rPr>
-                <w:sz w:val="20"/>
-                <w:szCs w:val="20"/>
-                <w:rFonts w:ascii="맑은 고딕" w:cs="맑은 고딕" w:eastAsia="맑은 고딕" w:hAnsi="맑은 고딕"/>
+              <w:spacing w:after="40" w:before="40"/>
+              <w:jc w:val="left"/>
+            </w:pPr>
+            <w:r>
+              <w:rPr>
+                <w:rFonts w:ascii="맑은 고딕" w:cs="맑은 고딕" w:eastAsia="맑은 고딕" w:hAnsi="맑은 고딕"/>
+                <w:sz w:val="20"/>
+                <w:szCs w:val="20"/>
               </w:rPr>
               <w:t xml:space="preserve">LightGBM/XGBoost 베이스라인·AUC/KS/PSI 측정·비교 기준 확정</w:t>
             </w:r>
@@ -3910,14 +3911,14 @@
           </w:tcPr>
           <w:p>
             <w:pPr>
-              <w:spacing w:before="40" w:after="40"/>
-              <w:jc w:val="left"/>
-            </w:pPr>
-            <w:r>
-              <w:rPr>
-                <w:sz w:val="20"/>
-                <w:szCs w:val="20"/>
-                <w:rFonts w:ascii="맑은 고딕" w:cs="맑은 고딕" w:eastAsia="맑은 고딕" w:hAnsi="맑은 고딕"/>
+              <w:spacing w:after="40" w:before="40"/>
+              <w:jc w:val="left"/>
+            </w:pPr>
+            <w:r>
+              <w:rPr>
+                <w:rFonts w:ascii="맑은 고딕" w:cs="맑은 고딕" w:eastAsia="맑은 고딕" w:hAnsi="맑은 고딕"/>
+                <w:sz w:val="20"/>
+                <w:szCs w:val="20"/>
               </w:rPr>
               <w:t xml:space="preserve">AUC ≥ 0.70 (정량 기준)</w:t>
             </w:r>
@@ -3939,16 +3940,16 @@
           </w:tcPr>
           <w:p>
             <w:pPr>
-              <w:spacing w:before="40" w:after="40"/>
+              <w:spacing w:after="40" w:before="40"/>
               <w:jc w:val="center"/>
             </w:pPr>
             <w:r>
               <w:rPr>
+                <w:rFonts w:ascii="맑은 고딕" w:cs="맑은 고딕" w:eastAsia="맑은 고딕" w:hAnsi="맑은 고딕"/>
                 <w:b/>
                 <w:bCs/>
                 <w:sz w:val="20"/>
                 <w:szCs w:val="20"/>
-                <w:rFonts w:ascii="맑은 고딕" w:cs="맑은 고딕" w:eastAsia="맑은 고딕" w:hAnsi="맑은 고딕"/>
               </w:rPr>
               <w:t xml:space="preserve">Phase 3
 sLLM 학습</w:t>
@@ -3968,14 +3969,14 @@
           </w:tcPr>
           <w:p>
             <w:pPr>
-              <w:spacing w:before="40" w:after="40"/>
+              <w:spacing w:after="40" w:before="40"/>
               <w:jc w:val="center"/>
             </w:pPr>
             <w:r>
               <w:rPr>
-                <w:sz w:val="20"/>
-                <w:szCs w:val="20"/>
-                <w:rFonts w:ascii="맑은 고딕" w:cs="맑은 고딕" w:eastAsia="맑은 고딕" w:hAnsi="맑은 고딕"/>
+                <w:rFonts w:ascii="맑은 고딕" w:cs="맑은 고딕" w:eastAsia="맑은 고딕" w:hAnsi="맑은 고딕"/>
+                <w:sz w:val="20"/>
+                <w:szCs w:val="20"/>
               </w:rPr>
               <w:t xml:space="preserve">8~12주차</w:t>
             </w:r>
@@ -3994,14 +3995,14 @@
           </w:tcPr>
           <w:p>
             <w:pPr>
-              <w:spacing w:before="40" w:after="40"/>
-              <w:jc w:val="left"/>
-            </w:pPr>
-            <w:r>
-              <w:rPr>
-                <w:sz w:val="20"/>
-                <w:szCs w:val="20"/>
-                <w:rFonts w:ascii="맑은 고딕" w:cs="맑은 고딕" w:eastAsia="맑은 고딕" w:hAnsi="맑은 고딕"/>
+              <w:spacing w:after="40" w:before="40"/>
+              <w:jc w:val="left"/>
+            </w:pPr>
+            <w:r>
+              <w:rPr>
+                <w:rFonts w:ascii="맑은 고딕" w:cs="맑은 고딕" w:eastAsia="맑은 고딕" w:hAnsi="맑은 고딕"/>
+                <w:sz w:val="20"/>
+                <w:szCs w:val="20"/>
               </w:rPr>
               <w:t xml:space="preserve">M2 모듈·HF 모델 자동 다운로드·QLoRA 학습 파이프라인·하이퍼파라미터 튜닝</w:t>
             </w:r>
@@ -4020,14 +4021,14 @@
           </w:tcPr>
           <w:p>
             <w:pPr>
-              <w:spacing w:before="40" w:after="40"/>
-              <w:jc w:val="left"/>
-            </w:pPr>
-            <w:r>
-              <w:rPr>
-                <w:sz w:val="20"/>
-                <w:szCs w:val="20"/>
-                <w:rFonts w:ascii="맑은 고딕" w:cs="맑은 고딕" w:eastAsia="맑은 고딕" w:hAnsi="맑은 고딕"/>
+              <w:spacing w:after="40" w:before="40"/>
+              <w:jc w:val="left"/>
+            </w:pPr>
+            <w:r>
+              <w:rPr>
+                <w:rFonts w:ascii="맑은 고딕" w:cs="맑은 고딕" w:eastAsia="맑은 고딕" w:hAnsi="맑은 고딕"/>
+                <w:sz w:val="20"/>
+                <w:szCs w:val="20"/>
               </w:rPr>
               <w:t xml:space="preserve">베이스라인 대비 AUC 우위 or 동등</w:t>
             </w:r>
@@ -4049,16 +4050,16 @@
           </w:tcPr>
           <w:p>
             <w:pPr>
-              <w:spacing w:before="40" w:after="40"/>
+              <w:spacing w:after="40" w:before="40"/>
               <w:jc w:val="center"/>
             </w:pPr>
             <w:r>
               <w:rPr>
+                <w:rFonts w:ascii="맑은 고딕" w:cs="맑은 고딕" w:eastAsia="맑은 고딕" w:hAnsi="맑은 고딕"/>
                 <w:b/>
                 <w:bCs/>
                 <w:sz w:val="20"/>
                 <w:szCs w:val="20"/>
-                <w:rFonts w:ascii="맑은 고딕" w:cs="맑은 고딕" w:eastAsia="맑은 고딕" w:hAnsi="맑은 고딕"/>
               </w:rPr>
               <w:t xml:space="preserve">Phase 4
 추론·점수화</w:t>
@@ -4078,14 +4079,14 @@
           </w:tcPr>
           <w:p>
             <w:pPr>
-              <w:spacing w:before="40" w:after="40"/>
+              <w:spacing w:after="40" w:before="40"/>
               <w:jc w:val="center"/>
             </w:pPr>
             <w:r>
               <w:rPr>
-                <w:sz w:val="20"/>
-                <w:szCs w:val="20"/>
-                <w:rFonts w:ascii="맑은 고딕" w:cs="맑은 고딕" w:eastAsia="맑은 고딕" w:hAnsi="맑은 고딕"/>
+                <w:rFonts w:ascii="맑은 고딕" w:cs="맑은 고딕" w:eastAsia="맑은 고딕" w:hAnsi="맑은 고딕"/>
+                <w:sz w:val="20"/>
+                <w:szCs w:val="20"/>
               </w:rPr>
               <w:t xml:space="preserve">13~14주차</w:t>
             </w:r>
@@ -4104,14 +4105,14 @@
           </w:tcPr>
           <w:p>
             <w:pPr>
-              <w:spacing w:before="40" w:after="40"/>
-              <w:jc w:val="left"/>
-            </w:pPr>
-            <w:r>
-              <w:rPr>
-                <w:sz w:val="20"/>
-                <w:szCs w:val="20"/>
-                <w:rFonts w:ascii="맑은 고딕" w:cs="맑은 고딕" w:eastAsia="맑은 고딕" w:hAnsi="맑은 고딕"/>
+              <w:spacing w:after="40" w:before="40"/>
+              <w:jc w:val="left"/>
+            </w:pPr>
+            <w:r>
+              <w:rPr>
+                <w:rFonts w:ascii="맑은 고딕" w:cs="맑은 고딕" w:eastAsia="맑은 고딕" w:hAnsi="맑은 고딕"/>
+                <w:sz w:val="20"/>
+                <w:szCs w:val="20"/>
               </w:rPr>
               <w:t xml:space="preserve">M3 모듈·점수 변환 로직(부실확률→1000점)·등급체계·API 서버</w:t>
             </w:r>
@@ -4130,14 +4131,14 @@
           </w:tcPr>
           <w:p>
             <w:pPr>
-              <w:spacing w:before="40" w:after="40"/>
-              <w:jc w:val="left"/>
-            </w:pPr>
-            <w:r>
-              <w:rPr>
-                <w:sz w:val="20"/>
-                <w:szCs w:val="20"/>
-                <w:rFonts w:ascii="맑은 고딕" w:cs="맑은 고딕" w:eastAsia="맑은 고딕" w:hAnsi="맑은 고딕"/>
+              <w:spacing w:after="40" w:before="40"/>
+              <w:jc w:val="left"/>
+            </w:pPr>
+            <w:r>
+              <w:rPr>
+                <w:rFonts w:ascii="맑은 고딕" w:cs="맑은 고딕" w:eastAsia="맑은 고딕" w:hAnsi="맑은 고딕"/>
+                <w:sz w:val="20"/>
+                <w:szCs w:val="20"/>
               </w:rPr>
               <w:t xml:space="preserve">API 응답 &lt; 2초, 등급분포 합리성</w:t>
             </w:r>
@@ -4159,16 +4160,16 @@
           </w:tcPr>
           <w:p>
             <w:pPr>
-              <w:spacing w:before="40" w:after="40"/>
+              <w:spacing w:after="40" w:before="40"/>
               <w:jc w:val="center"/>
             </w:pPr>
             <w:r>
               <w:rPr>
+                <w:rFonts w:ascii="맑은 고딕" w:cs="맑은 고딕" w:eastAsia="맑은 고딕" w:hAnsi="맑은 고딕"/>
                 <w:b/>
                 <w:bCs/>
                 <w:sz w:val="20"/>
                 <w:szCs w:val="20"/>
-                <w:rFonts w:ascii="맑은 고딕" w:cs="맑은 고딕" w:eastAsia="맑은 고딕" w:hAnsi="맑은 고딕"/>
               </w:rPr>
               <w:t xml:space="preserve">Phase 5
 XAI</w:t>
@@ -4188,14 +4189,14 @@
           </w:tcPr>
           <w:p>
             <w:pPr>
-              <w:spacing w:before="40" w:after="40"/>
+              <w:spacing w:after="40" w:before="40"/>
               <w:jc w:val="center"/>
             </w:pPr>
             <w:r>
               <w:rPr>
-                <w:sz w:val="20"/>
-                <w:szCs w:val="20"/>
-                <w:rFonts w:ascii="맑은 고딕" w:cs="맑은 고딕" w:eastAsia="맑은 고딕" w:hAnsi="맑은 고딕"/>
+                <w:rFonts w:ascii="맑은 고딕" w:cs="맑은 고딕" w:eastAsia="맑은 고딕" w:hAnsi="맑은 고딕"/>
+                <w:sz w:val="20"/>
+                <w:szCs w:val="20"/>
               </w:rPr>
               <w:t xml:space="preserve">15~17주차</w:t>
             </w:r>
@@ -4214,14 +4215,14 @@
           </w:tcPr>
           <w:p>
             <w:pPr>
-              <w:spacing w:before="40" w:after="40"/>
-              <w:jc w:val="left"/>
-            </w:pPr>
-            <w:r>
-              <w:rPr>
-                <w:sz w:val="20"/>
-                <w:szCs w:val="20"/>
-                <w:rFonts w:ascii="맑은 고딕" w:cs="맑은 고딕" w:eastAsia="맑은 고딕" w:hAnsi="맑은 고딕"/>
+              <w:spacing w:after="40" w:before="40"/>
+              <w:jc w:val="left"/>
+            </w:pPr>
+            <w:r>
+              <w:rPr>
+                <w:rFonts w:ascii="맑은 고딕" w:cs="맑은 고딕" w:eastAsia="맑은 고딕" w:hAnsi="맑은 고딕"/>
+                <w:sz w:val="20"/>
+                <w:szCs w:val="20"/>
               </w:rPr>
               <w:t xml:space="preserve">M4 모듈·SHAP/LIME/어텐션/LLM자가설명/반사실 5종 설명</w:t>
             </w:r>
@@ -4240,14 +4241,14 @@
           </w:tcPr>
           <w:p>
             <w:pPr>
-              <w:spacing w:before="40" w:after="40"/>
-              <w:jc w:val="left"/>
-            </w:pPr>
-            <w:r>
-              <w:rPr>
-                <w:sz w:val="20"/>
-                <w:szCs w:val="20"/>
-                <w:rFonts w:ascii="맑은 고딕" w:cs="맑은 고딕" w:eastAsia="맑은 고딕" w:hAnsi="맑은 고딕"/>
+              <w:spacing w:after="40" w:before="40"/>
+              <w:jc w:val="left"/>
+            </w:pPr>
+            <w:r>
+              <w:rPr>
+                <w:rFonts w:ascii="맑은 고딕" w:cs="맑은 고딕" w:eastAsia="맑은 고딕" w:hAnsi="맑은 고딕"/>
+                <w:sz w:val="20"/>
+                <w:szCs w:val="20"/>
               </w:rPr>
               <w:t xml:space="preserve">설명 일관성·법규 부합성 검토</w:t>
             </w:r>
@@ -4269,16 +4270,16 @@
           </w:tcPr>
           <w:p>
             <w:pPr>
-              <w:spacing w:before="40" w:after="40"/>
+              <w:spacing w:after="40" w:before="40"/>
               <w:jc w:val="center"/>
             </w:pPr>
             <w:r>
               <w:rPr>
+                <w:rFonts w:ascii="맑은 고딕" w:cs="맑은 고딕" w:eastAsia="맑은 고딕" w:hAnsi="맑은 고딕"/>
                 <w:b/>
                 <w:bCs/>
                 <w:sz w:val="20"/>
                 <w:szCs w:val="20"/>
-                <w:rFonts w:ascii="맑은 고딕" w:cs="맑은 고딕" w:eastAsia="맑은 고딕" w:hAnsi="맑은 고딕"/>
               </w:rPr>
               <w:t xml:space="preserve">Phase 6
 통합·검증</w:t>
@@ -4298,14 +4299,14 @@
           </w:tcPr>
           <w:p>
             <w:pPr>
-              <w:spacing w:before="40" w:after="40"/>
+              <w:spacing w:after="40" w:before="40"/>
               <w:jc w:val="center"/>
             </w:pPr>
             <w:r>
               <w:rPr>
-                <w:sz w:val="20"/>
-                <w:szCs w:val="20"/>
-                <w:rFonts w:ascii="맑은 고딕" w:cs="맑은 고딕" w:eastAsia="맑은 고딕" w:hAnsi="맑은 고딕"/>
+                <w:rFonts w:ascii="맑은 고딕" w:cs="맑은 고딕" w:eastAsia="맑은 고딕" w:hAnsi="맑은 고딕"/>
+                <w:sz w:val="20"/>
+                <w:szCs w:val="20"/>
               </w:rPr>
               <w:t xml:space="preserve">18~20주차</w:t>
             </w:r>
@@ -4324,14 +4325,14 @@
           </w:tcPr>
           <w:p>
             <w:pPr>
-              <w:spacing w:before="40" w:after="40"/>
-              <w:jc w:val="left"/>
-            </w:pPr>
-            <w:r>
-              <w:rPr>
-                <w:sz w:val="20"/>
-                <w:szCs w:val="20"/>
-                <w:rFonts w:ascii="맑은 고딕" w:cs="맑은 고딕" w:eastAsia="맑은 고딕" w:hAnsi="맑은 고딕"/>
+              <w:spacing w:after="40" w:before="40"/>
+              <w:jc w:val="left"/>
+            </w:pPr>
+            <w:r>
+              <w:rPr>
+                <w:rFonts w:ascii="맑은 고딕" w:cs="맑은 고딕" w:eastAsia="맑은 고딕" w:hAnsi="맑은 고딕"/>
+                <w:sz w:val="20"/>
+                <w:szCs w:val="20"/>
               </w:rPr>
               <w:t xml:space="preserve">E2E 통합테스트·성능/안정성·모델 모니터링(드리프트)·문서화</w:t>
             </w:r>
@@ -4350,14 +4351,14 @@
           </w:tcPr>
           <w:p>
             <w:pPr>
-              <w:spacing w:before="40" w:after="40"/>
-              <w:jc w:val="left"/>
-            </w:pPr>
-            <w:r>
-              <w:rPr>
-                <w:sz w:val="20"/>
-                <w:szCs w:val="20"/>
-                <w:rFonts w:ascii="맑은 고딕" w:cs="맑은 고딕" w:eastAsia="맑은 고딕" w:hAnsi="맑은 고딕"/>
+              <w:spacing w:after="40" w:before="40"/>
+              <w:jc w:val="left"/>
+            </w:pPr>
+            <w:r>
+              <w:rPr>
+                <w:rFonts w:ascii="맑은 고딕" w:cs="맑은 고딕" w:eastAsia="맑은 고딕" w:hAnsi="맑은 고딕"/>
+                <w:sz w:val="20"/>
+                <w:szCs w:val="20"/>
               </w:rPr>
               <w:t xml:space="preserve">UAT 통과, 컴플라이언스 검토 완료</w:t>
             </w:r>
@@ -4368,30 +4369,30 @@
     <w:p>
       <w:pPr>
         <w:pStyle w:val="Heading1"/>
-        <w:spacing w:before="400" w:after="200"/>
-      </w:pPr>
-      <w:r>
-        <w:rPr>
+        <w:spacing w:after="200" w:before="400"/>
+      </w:pPr>
+      <w:r>
+        <w:rPr>
+          <w:rFonts w:ascii="맑은 고딕" w:cs="맑은 고딕" w:eastAsia="맑은 고딕" w:hAnsi="맑은 고딕"/>
           <w:b/>
           <w:bCs/>
           <w:color w:val="1F3A5F"/>
           <w:sz w:val="32"/>
           <w:szCs w:val="32"/>
-          <w:rFonts w:ascii="맑은 고딕" w:cs="맑은 고딕" w:eastAsia="맑은 고딕" w:hAnsi="맑은 고딕"/>
         </w:rPr>
         <w:t xml:space="preserve">6. 데이터 스키마 (PoC: Lending Club 기반)</w:t>
       </w:r>
     </w:p>
     <w:p>
       <w:pPr>
-        <w:spacing w:before="80" w:after="80" w:line="320"/>
+        <w:spacing w:after="80" w:before="80" w:line="320"/>
         <w:jc w:val="both"/>
       </w:pPr>
       <w:r>
         <w:rPr>
-          <w:sz w:val="22"/>
-          <w:szCs w:val="22"/>
-          <w:rFonts w:ascii="맑은 고딕" w:cs="맑은 고딕" w:eastAsia="맑은 고딕" w:hAnsi="맑은 고딕"/>
+          <w:rFonts w:ascii="맑은 고딕" w:cs="맑은 고딕" w:eastAsia="맑은 고딕" w:hAnsi="맑은 고딕"/>
+          <w:sz w:val="22"/>
+          <w:szCs w:val="22"/>
         </w:rPr>
         <w:t xml:space="preserve">data_source/loan.csv (Lending Club 2007-2018, 약 89만건·150여개 변수)를 PoC 데이터로 사용한다. 본 시스템의 학습용 데이터 스키마는 아래와 같이 정의한다.</w:t>
       </w:r>
@@ -4437,16 +4438,16 @@
           </w:tcPr>
           <w:p>
             <w:pPr>
-              <w:spacing w:before="40" w:after="40"/>
+              <w:spacing w:after="40" w:before="40"/>
               <w:jc w:val="center"/>
             </w:pPr>
             <w:r>
               <w:rPr>
+                <w:rFonts w:ascii="맑은 고딕" w:cs="맑은 고딕" w:eastAsia="맑은 고딕" w:hAnsi="맑은 고딕"/>
                 <w:b/>
                 <w:bCs/>
                 <w:sz w:val="20"/>
                 <w:szCs w:val="20"/>
-                <w:rFonts w:ascii="맑은 고딕" w:cs="맑은 고딕" w:eastAsia="맑은 고딕" w:hAnsi="맑은 고딕"/>
               </w:rPr>
               <w:t xml:space="preserve">범주</w:t>
             </w:r>
@@ -4466,16 +4467,16 @@
           </w:tcPr>
           <w:p>
             <w:pPr>
-              <w:spacing w:before="40" w:after="40"/>
+              <w:spacing w:after="40" w:before="40"/>
               <w:jc w:val="center"/>
             </w:pPr>
             <w:r>
               <w:rPr>
+                <w:rFonts w:ascii="맑은 고딕" w:cs="맑은 고딕" w:eastAsia="맑은 고딕" w:hAnsi="맑은 고딕"/>
                 <w:b/>
                 <w:bCs/>
                 <w:sz w:val="20"/>
                 <w:szCs w:val="20"/>
-                <w:rFonts w:ascii="맑은 고딕" w:cs="맑은 고딕" w:eastAsia="맑은 고딕" w:hAnsi="맑은 고딕"/>
               </w:rPr>
               <w:t xml:space="preserve">대표 변수</w:t>
             </w:r>
@@ -4495,16 +4496,16 @@
           </w:tcPr>
           <w:p>
             <w:pPr>
-              <w:spacing w:before="40" w:after="40"/>
+              <w:spacing w:after="40" w:before="40"/>
               <w:jc w:val="center"/>
             </w:pPr>
             <w:r>
               <w:rPr>
+                <w:rFonts w:ascii="맑은 고딕" w:cs="맑은 고딕" w:eastAsia="맑은 고딕" w:hAnsi="맑은 고딕"/>
                 <w:b/>
                 <w:bCs/>
                 <w:sz w:val="20"/>
                 <w:szCs w:val="20"/>
-                <w:rFonts w:ascii="맑은 고딕" w:cs="맑은 고딕" w:eastAsia="맑은 고딕" w:hAnsi="맑은 고딕"/>
               </w:rPr>
               <w:t xml:space="preserve">설명·처리 방침</w:t>
             </w:r>
@@ -4526,16 +4527,16 @@
           </w:tcPr>
           <w:p>
             <w:pPr>
-              <w:spacing w:before="40" w:after="40"/>
-              <w:jc w:val="left"/>
-            </w:pPr>
-            <w:r>
-              <w:rPr>
+              <w:spacing w:after="40" w:before="40"/>
+              <w:jc w:val="left"/>
+            </w:pPr>
+            <w:r>
+              <w:rPr>
+                <w:rFonts w:ascii="맑은 고딕" w:cs="맑은 고딕" w:eastAsia="맑은 고딕" w:hAnsi="맑은 고딕"/>
                 <w:b/>
                 <w:bCs/>
                 <w:sz w:val="20"/>
                 <w:szCs w:val="20"/>
-                <w:rFonts w:ascii="맑은 고딕" w:cs="맑은 고딕" w:eastAsia="맑은 고딕" w:hAnsi="맑은 고딕"/>
               </w:rPr>
               <w:t xml:space="preserve">기본정보</w:t>
             </w:r>
@@ -4554,14 +4555,14 @@
           </w:tcPr>
           <w:p>
             <w:pPr>
-              <w:spacing w:before="40" w:after="40"/>
-              <w:jc w:val="left"/>
-            </w:pPr>
-            <w:r>
-              <w:rPr>
-                <w:sz w:val="20"/>
-                <w:szCs w:val="20"/>
-                <w:rFonts w:ascii="맑은 고딕" w:cs="맑은 고딕" w:eastAsia="맑은 고딕" w:hAnsi="맑은 고딕"/>
+              <w:spacing w:after="40" w:before="40"/>
+              <w:jc w:val="left"/>
+            </w:pPr>
+            <w:r>
+              <w:rPr>
+                <w:rFonts w:ascii="맑은 고딕" w:cs="맑은 고딕" w:eastAsia="맑은 고딕" w:hAnsi="맑은 고딕"/>
+                <w:sz w:val="20"/>
+                <w:szCs w:val="20"/>
               </w:rPr>
               <w:t xml:space="preserve">emp_length, home_ownership, annual_inc, verification_status</w:t>
             </w:r>
@@ -4580,14 +4581,14 @@
           </w:tcPr>
           <w:p>
             <w:pPr>
-              <w:spacing w:before="40" w:after="40"/>
-              <w:jc w:val="left"/>
-            </w:pPr>
-            <w:r>
-              <w:rPr>
-                <w:sz w:val="20"/>
-                <w:szCs w:val="20"/>
-                <w:rFonts w:ascii="맑은 고딕" w:cs="맑은 고딕" w:eastAsia="맑은 고딕" w:hAnsi="맑은 고딕"/>
+              <w:spacing w:after="40" w:before="40"/>
+              <w:jc w:val="left"/>
+            </w:pPr>
+            <w:r>
+              <w:rPr>
+                <w:rFonts w:ascii="맑은 고딕" w:cs="맑은 고딕" w:eastAsia="맑은 고딕" w:hAnsi="맑은 고딕"/>
+                <w:sz w:val="20"/>
+                <w:szCs w:val="20"/>
               </w:rPr>
               <w:t xml:space="preserve">범주형 인코딩, 결측치는 별도 카테고리</w:t>
             </w:r>
@@ -4609,16 +4610,16 @@
           </w:tcPr>
           <w:p>
             <w:pPr>
-              <w:spacing w:before="40" w:after="40"/>
-              <w:jc w:val="left"/>
-            </w:pPr>
-            <w:r>
-              <w:rPr>
+              <w:spacing w:after="40" w:before="40"/>
+              <w:jc w:val="left"/>
+            </w:pPr>
+            <w:r>
+              <w:rPr>
+                <w:rFonts w:ascii="맑은 고딕" w:cs="맑은 고딕" w:eastAsia="맑은 고딕" w:hAnsi="맑은 고딕"/>
                 <w:b/>
                 <w:bCs/>
                 <w:sz w:val="20"/>
                 <w:szCs w:val="20"/>
-                <w:rFonts w:ascii="맑은 고딕" w:cs="맑은 고딕" w:eastAsia="맑은 고딕" w:hAnsi="맑은 고딕"/>
               </w:rPr>
               <w:t xml:space="preserve">대출조건</w:t>
             </w:r>
@@ -4637,14 +4638,14 @@
           </w:tcPr>
           <w:p>
             <w:pPr>
-              <w:spacing w:before="40" w:after="40"/>
-              <w:jc w:val="left"/>
-            </w:pPr>
-            <w:r>
-              <w:rPr>
-                <w:sz w:val="20"/>
-                <w:szCs w:val="20"/>
-                <w:rFonts w:ascii="맑은 고딕" w:cs="맑은 고딕" w:eastAsia="맑은 고딕" w:hAnsi="맑은 고딕"/>
+              <w:spacing w:after="40" w:before="40"/>
+              <w:jc w:val="left"/>
+            </w:pPr>
+            <w:r>
+              <w:rPr>
+                <w:rFonts w:ascii="맑은 고딕" w:cs="맑은 고딕" w:eastAsia="맑은 고딕" w:hAnsi="맑은 고딕"/>
+                <w:sz w:val="20"/>
+                <w:szCs w:val="20"/>
               </w:rPr>
               <w:t xml:space="preserve">loan_amnt, term, int_rate, installment, grade, sub_grade, purpose</w:t>
             </w:r>
@@ -4663,14 +4664,14 @@
           </w:tcPr>
           <w:p>
             <w:pPr>
-              <w:spacing w:before="40" w:after="40"/>
-              <w:jc w:val="left"/>
-            </w:pPr>
-            <w:r>
-              <w:rPr>
-                <w:sz w:val="20"/>
-                <w:szCs w:val="20"/>
-                <w:rFonts w:ascii="맑은 고딕" w:cs="맑은 고딕" w:eastAsia="맑은 고딕" w:hAnsi="맑은 고딕"/>
+              <w:spacing w:after="40" w:before="40"/>
+              <w:jc w:val="left"/>
+            </w:pPr>
+            <w:r>
+              <w:rPr>
+                <w:rFonts w:ascii="맑은 고딕" w:cs="맑은 고딕" w:eastAsia="맑은 고딕" w:hAnsi="맑은 고딕"/>
+                <w:sz w:val="20"/>
+                <w:szCs w:val="20"/>
               </w:rPr>
               <w:t xml:space="preserve">학습 피처 사용 가능 (신청시점 변수)</w:t>
             </w:r>
@@ -4692,16 +4693,16 @@
           </w:tcPr>
           <w:p>
             <w:pPr>
-              <w:spacing w:before="40" w:after="40"/>
-              <w:jc w:val="left"/>
-            </w:pPr>
-            <w:r>
-              <w:rPr>
+              <w:spacing w:after="40" w:before="40"/>
+              <w:jc w:val="left"/>
+            </w:pPr>
+            <w:r>
+              <w:rPr>
+                <w:rFonts w:ascii="맑은 고딕" w:cs="맑은 고딕" w:eastAsia="맑은 고딕" w:hAnsi="맑은 고딕"/>
                 <w:b/>
                 <w:bCs/>
                 <w:sz w:val="20"/>
                 <w:szCs w:val="20"/>
-                <w:rFonts w:ascii="맑은 고딕" w:cs="맑은 고딕" w:eastAsia="맑은 고딕" w:hAnsi="맑은 고딕"/>
               </w:rPr>
               <w:t xml:space="preserve">신용이력</w:t>
             </w:r>
@@ -4720,14 +4721,14 @@
           </w:tcPr>
           <w:p>
             <w:pPr>
-              <w:spacing w:before="40" w:after="40"/>
-              <w:jc w:val="left"/>
-            </w:pPr>
-            <w:r>
-              <w:rPr>
-                <w:sz w:val="20"/>
-                <w:szCs w:val="20"/>
-                <w:rFonts w:ascii="맑은 고딕" w:cs="맑은 고딕" w:eastAsia="맑은 고딕" w:hAnsi="맑은 고딕"/>
+              <w:spacing w:after="40" w:before="40"/>
+              <w:jc w:val="left"/>
+            </w:pPr>
+            <w:r>
+              <w:rPr>
+                <w:rFonts w:ascii="맑은 고딕" w:cs="맑은 고딕" w:eastAsia="맑은 고딕" w:hAnsi="맑은 고딕"/>
+                <w:sz w:val="20"/>
+                <w:szCs w:val="20"/>
               </w:rPr>
               <w:t xml:space="preserve">dti, delinq_2yrs, earliest_cr_line, fico_range_*, inq_last_6mths, open_acc, pub_rec, revol_util, total_acc</w:t>
             </w:r>
@@ -4746,14 +4747,14 @@
           </w:tcPr>
           <w:p>
             <w:pPr>
-              <w:spacing w:before="40" w:after="40"/>
-              <w:jc w:val="left"/>
-            </w:pPr>
-            <w:r>
-              <w:rPr>
-                <w:sz w:val="20"/>
-                <w:szCs w:val="20"/>
-                <w:rFonts w:ascii="맑은 고딕" w:cs="맑은 고딕" w:eastAsia="맑은 고딕" w:hAnsi="맑은 고딕"/>
+              <w:spacing w:after="40" w:before="40"/>
+              <w:jc w:val="left"/>
+            </w:pPr>
+            <w:r>
+              <w:rPr>
+                <w:rFonts w:ascii="맑은 고딕" w:cs="맑은 고딕" w:eastAsia="맑은 고딕" w:hAnsi="맑은 고딕"/>
+                <w:sz w:val="20"/>
+                <w:szCs w:val="20"/>
               </w:rPr>
               <w:t xml:space="preserve">핵심 예측 피처. earliest_cr_line은 신용연령으로 변환</w:t>
             </w:r>
@@ -4775,16 +4776,16 @@
           </w:tcPr>
           <w:p>
             <w:pPr>
-              <w:spacing w:before="40" w:after="40"/>
-              <w:jc w:val="left"/>
-            </w:pPr>
-            <w:r>
-              <w:rPr>
+              <w:spacing w:after="40" w:before="40"/>
+              <w:jc w:val="left"/>
+            </w:pPr>
+            <w:r>
+              <w:rPr>
+                <w:rFonts w:ascii="맑은 고딕" w:cs="맑은 고딕" w:eastAsia="맑은 고딕" w:hAnsi="맑은 고딕"/>
                 <w:b/>
                 <w:bCs/>
                 <w:sz w:val="20"/>
                 <w:szCs w:val="20"/>
-                <w:rFonts w:ascii="맑은 고딕" w:cs="맑은 고딕" w:eastAsia="맑은 고딕" w:hAnsi="맑은 고딕"/>
               </w:rPr>
               <w:t xml:space="preserve">타겟 변수</w:t>
             </w:r>
@@ -4803,14 +4804,14 @@
           </w:tcPr>
           <w:p>
             <w:pPr>
-              <w:spacing w:before="40" w:after="40"/>
-              <w:jc w:val="left"/>
-            </w:pPr>
-            <w:r>
-              <w:rPr>
-                <w:sz w:val="20"/>
-                <w:szCs w:val="20"/>
-                <w:rFonts w:ascii="맑은 고딕" w:cs="맑은 고딕" w:eastAsia="맑은 고딕" w:hAnsi="맑은 고딕"/>
+              <w:spacing w:after="40" w:before="40"/>
+              <w:jc w:val="left"/>
+            </w:pPr>
+            <w:r>
+              <w:rPr>
+                <w:rFonts w:ascii="맑은 고딕" w:cs="맑은 고딕" w:eastAsia="맑은 고딕" w:hAnsi="맑은 고딕"/>
+                <w:sz w:val="20"/>
+                <w:szCs w:val="20"/>
               </w:rPr>
               <w:t xml:space="preserve">loan_status</w:t>
             </w:r>
@@ -4829,14 +4830,14 @@
           </w:tcPr>
           <w:p>
             <w:pPr>
-              <w:spacing w:before="40" w:after="40"/>
-              <w:jc w:val="left"/>
-            </w:pPr>
-            <w:r>
-              <w:rPr>
-                <w:sz w:val="20"/>
-                <w:szCs w:val="20"/>
-                <w:rFonts w:ascii="맑은 고딕" w:cs="맑은 고딕" w:eastAsia="맑은 고딕" w:hAnsi="맑은 고딕"/>
+              <w:spacing w:after="40" w:before="40"/>
+              <w:jc w:val="left"/>
+            </w:pPr>
+            <w:r>
+              <w:rPr>
+                <w:rFonts w:ascii="맑은 고딕" w:cs="맑은 고딕" w:eastAsia="맑은 고딕" w:hAnsi="맑은 고딕"/>
+                <w:sz w:val="20"/>
+                <w:szCs w:val="20"/>
               </w:rPr>
               <w:t xml:space="preserve">이진 매핑: 부실=Charged Off/Default/Late 31-120일, 정상=Fully Paid, 제외=Current/In Grace/Late &lt;31일</w:t>
             </w:r>
@@ -4858,16 +4859,16 @@
           </w:tcPr>
           <w:p>
             <w:pPr>
-              <w:spacing w:before="40" w:after="40"/>
-              <w:jc w:val="left"/>
-            </w:pPr>
-            <w:r>
-              <w:rPr>
+              <w:spacing w:after="40" w:before="40"/>
+              <w:jc w:val="left"/>
+            </w:pPr>
+            <w:r>
+              <w:rPr>
+                <w:rFonts w:ascii="맑은 고딕" w:cs="맑은 고딕" w:eastAsia="맑은 고딕" w:hAnsi="맑은 고딕"/>
                 <w:b/>
                 <w:bCs/>
                 <w:sz w:val="20"/>
                 <w:szCs w:val="20"/>
-                <w:rFonts w:ascii="맑은 고딕" w:cs="맑은 고딕" w:eastAsia="맑은 고딕" w:hAnsi="맑은 고딕"/>
               </w:rPr>
               <w:t xml:space="preserve">⚠ 사용금지 (data leakage)</w:t>
             </w:r>
@@ -4886,14 +4887,14 @@
           </w:tcPr>
           <w:p>
             <w:pPr>
-              <w:spacing w:before="40" w:after="40"/>
-              <w:jc w:val="left"/>
-            </w:pPr>
-            <w:r>
-              <w:rPr>
-                <w:sz w:val="20"/>
-                <w:szCs w:val="20"/>
-                <w:rFonts w:ascii="맑은 고딕" w:cs="맑은 고딕" w:eastAsia="맑은 고딕" w:hAnsi="맑은 고딕"/>
+              <w:spacing w:after="40" w:before="40"/>
+              <w:jc w:val="left"/>
+            </w:pPr>
+            <w:r>
+              <w:rPr>
+                <w:rFonts w:ascii="맑은 고딕" w:cs="맑은 고딕" w:eastAsia="맑은 고딕" w:hAnsi="맑은 고딕"/>
+                <w:sz w:val="20"/>
+                <w:szCs w:val="20"/>
               </w:rPr>
               <w:t xml:space="preserve">total_pymnt, total_rec_*, recoveries, last_pymnt_*, out_prncp, collection_recovery_fee, hardship_*</w:t>
             </w:r>
@@ -4912,14 +4913,14 @@
           </w:tcPr>
           <w:p>
             <w:pPr>
-              <w:spacing w:before="40" w:after="40"/>
-              <w:jc w:val="left"/>
-            </w:pPr>
-            <w:r>
-              <w:rPr>
-                <w:sz w:val="20"/>
-                <w:szCs w:val="20"/>
-                <w:rFonts w:ascii="맑은 고딕" w:cs="맑은 고딕" w:eastAsia="맑은 고딕" w:hAnsi="맑은 고딕"/>
+              <w:spacing w:after="40" w:before="40"/>
+              <w:jc w:val="left"/>
+            </w:pPr>
+            <w:r>
+              <w:rPr>
+                <w:rFonts w:ascii="맑은 고딕" w:cs="맑은 고딕" w:eastAsia="맑은 고딕" w:hAnsi="맑은 고딕"/>
+                <w:sz w:val="20"/>
+                <w:szCs w:val="20"/>
               </w:rPr>
               <w:t xml:space="preserve">대출 실행 이후 발생 변수 — 학습 피처로 사용 시 가짜 성능 발생. M1에서 강제 차단</w:t>
             </w:r>
@@ -4929,30 +4930,31 @@
     </w:tbl>
     <w:p>
       <w:pPr>
-        <w:spacing w:before="80" w:after="80" w:line="320"/>
+        <w:spacing w:after="80" w:before="80" w:line="320"/>
         <w:jc w:val="both"/>
       </w:pPr>
       <w:r>
         <w:rPr>
-          <w:sz w:val="22"/>
-          <w:szCs w:val="22"/>
-          <w:rFonts w:ascii="맑은 고딕" w:cs="맑은 고딕" w:eastAsia="맑은 고딕" w:hAnsi="맑은 고딕"/>
-        </w:rPr>
-      </w:r>
-    </w:p>
-    <w:p>
-      <w:pPr>
-        <w:spacing w:before="80" w:after="80" w:line="320"/>
+          <w:rFonts w:ascii="맑은 고딕" w:cs="맑은 고딕" w:eastAsia="맑은 고딕" w:hAnsi="맑은 고딕"/>
+          <w:sz w:val="22"/>
+          <w:szCs w:val="22"/>
+        </w:rPr>
+        <w:t xml:space="preserve"/>
+      </w:r>
+    </w:p>
+    <w:p>
+      <w:pPr>
+        <w:spacing w:after="80" w:before="80" w:line="320"/>
         <w:jc w:val="both"/>
       </w:pPr>
       <w:r>
         <w:rPr>
+          <w:rFonts w:ascii="맑은 고딕" w:cs="맑은 고딕" w:eastAsia="맑은 고딕" w:hAnsi="맑은 고딕"/>
           <w:b/>
           <w:bCs/>
           <w:color w:val="8B0000"/>
           <w:sz w:val="22"/>
           <w:szCs w:val="22"/>
-          <w:rFonts w:ascii="맑은 고딕" w:cs="맑은 고딕" w:eastAsia="맑은 고딕" w:hAnsi="맑은 고딕"/>
         </w:rPr>
         <w:t xml:space="preserve">※ 본운영 단계에서는 한국 신용정보(KCB/NICE, 4대보험, 카드대금, 통신비 등)와 변수체계가 상이하므로, 별도의 도메인 매핑·통합 단계가 필요하다. 본 계획서는 PoC/프로토타입 단계까지를 1차 범위로 한다.</w:t>
       </w:r>
@@ -4960,16 +4962,16 @@
     <w:p>
       <w:pPr>
         <w:pStyle w:val="Heading1"/>
-        <w:spacing w:before="400" w:after="200"/>
-      </w:pPr>
-      <w:r>
-        <w:rPr>
+        <w:spacing w:after="200" w:before="400"/>
+      </w:pPr>
+      <w:r>
+        <w:rPr>
+          <w:rFonts w:ascii="맑은 고딕" w:cs="맑은 고딕" w:eastAsia="맑은 고딕" w:hAnsi="맑은 고딕"/>
           <w:b/>
           <w:bCs/>
           <w:color w:val="1F3A5F"/>
           <w:sz w:val="32"/>
           <w:szCs w:val="32"/>
-          <w:rFonts w:ascii="맑은 고딕" w:cs="맑은 고딕" w:eastAsia="맑은 고딕" w:hAnsi="맑은 고딕"/>
         </w:rPr>
         <w:t xml:space="preserve">7. 규제 및 컴플라이언스</w:t>
       </w:r>
@@ -4977,16 +4979,16 @@
     <w:p>
       <w:pPr>
         <w:pStyle w:val="Heading2"/>
-        <w:spacing w:before="280" w:after="140"/>
-      </w:pPr>
-      <w:r>
-        <w:rPr>
+        <w:spacing w:after="140" w:before="280"/>
+      </w:pPr>
+      <w:r>
+        <w:rPr>
+          <w:rFonts w:ascii="맑은 고딕" w:cs="맑은 고딕" w:eastAsia="맑은 고딕" w:hAnsi="맑은 고딕"/>
           <w:b/>
           <w:bCs/>
           <w:color w:val="2C5282"/>
           <w:sz w:val="26"/>
           <w:szCs w:val="26"/>
-          <w:rFonts w:ascii="맑은 고딕" w:cs="맑은 고딕" w:eastAsia="맑은 고딕" w:hAnsi="맑은 고딕"/>
         </w:rPr>
         <w:t xml:space="preserve">7.1 적용 법규</w:t>
       </w:r>
@@ -4998,13 +5000,13 @@
           <w:ilvl w:val="0"/>
           <w:numId w:val="4"/>
         </w:numPr>
-        <w:spacing w:before="40" w:after="40" w:line="300"/>
-      </w:pPr>
-      <w:r>
-        <w:rPr>
-          <w:sz w:val="22"/>
-          <w:szCs w:val="22"/>
-          <w:rFonts w:ascii="맑은 고딕" w:cs="맑은 고딕" w:eastAsia="맑은 고딕" w:hAnsi="맑은 고딕"/>
+        <w:spacing w:after="40" w:before="40" w:line="300"/>
+      </w:pPr>
+      <w:r>
+        <w:rPr>
+          <w:rFonts w:ascii="맑은 고딕" w:cs="맑은 고딕" w:eastAsia="맑은 고딕" w:hAnsi="맑은 고딕"/>
+          <w:sz w:val="22"/>
+          <w:szCs w:val="22"/>
         </w:rPr>
         <w:t xml:space="preserve">개인정보 보호법 (개인정보 수집·이용·제공·파기)</w:t>
       </w:r>
@@ -5016,13 +5018,13 @@
           <w:ilvl w:val="0"/>
           <w:numId w:val="4"/>
         </w:numPr>
-        <w:spacing w:before="40" w:after="40" w:line="300"/>
-      </w:pPr>
-      <w:r>
-        <w:rPr>
-          <w:sz w:val="22"/>
-          <w:szCs w:val="22"/>
-          <w:rFonts w:ascii="맑은 고딕" w:cs="맑은 고딕" w:eastAsia="맑은 고딕" w:hAnsi="맑은 고딕"/>
+        <w:spacing w:after="40" w:before="40" w:line="300"/>
+      </w:pPr>
+      <w:r>
+        <w:rPr>
+          <w:rFonts w:ascii="맑은 고딕" w:cs="맑은 고딕" w:eastAsia="맑은 고딕" w:hAnsi="맑은 고딕"/>
+          <w:sz w:val="22"/>
+          <w:szCs w:val="22"/>
         </w:rPr>
         <w:t xml:space="preserve">신용정보의 이용 및 보호에 관한 법률 (신용정보 수집·평가모형 검증·자동화된 평가에 대한 설명요구권)</w:t>
       </w:r>
@@ -5034,13 +5036,13 @@
           <w:ilvl w:val="0"/>
           <w:numId w:val="4"/>
         </w:numPr>
-        <w:spacing w:before="40" w:after="40" w:line="300"/>
-      </w:pPr>
-      <w:r>
-        <w:rPr>
-          <w:sz w:val="22"/>
-          <w:szCs w:val="22"/>
-          <w:rFonts w:ascii="맑은 고딕" w:cs="맑은 고딕" w:eastAsia="맑은 고딕" w:hAnsi="맑은 고딕"/>
+        <w:spacing w:after="40" w:before="40" w:line="300"/>
+      </w:pPr>
+      <w:r>
+        <w:rPr>
+          <w:rFonts w:ascii="맑은 고딕" w:cs="맑은 고딕" w:eastAsia="맑은 고딕" w:hAnsi="맑은 고딕"/>
+          <w:sz w:val="22"/>
+          <w:szCs w:val="22"/>
         </w:rPr>
         <w:t xml:space="preserve">정보통신망 이용촉진 및 정보보호 등에 관한 법률</w:t>
       </w:r>
@@ -5052,13 +5054,13 @@
           <w:ilvl w:val="0"/>
           <w:numId w:val="4"/>
         </w:numPr>
-        <w:spacing w:before="40" w:after="40" w:line="300"/>
-      </w:pPr>
-      <w:r>
-        <w:rPr>
-          <w:sz w:val="22"/>
-          <w:szCs w:val="22"/>
-          <w:rFonts w:ascii="맑은 고딕" w:cs="맑은 고딕" w:eastAsia="맑은 고딕" w:hAnsi="맑은 고딕"/>
+        <w:spacing w:after="40" w:before="40" w:line="300"/>
+      </w:pPr>
+      <w:r>
+        <w:rPr>
+          <w:rFonts w:ascii="맑은 고딕" w:cs="맑은 고딕" w:eastAsia="맑은 고딕" w:hAnsi="맑은 고딕"/>
+          <w:sz w:val="22"/>
+          <w:szCs w:val="22"/>
         </w:rPr>
         <w:t xml:space="preserve">AI 기본법 (향후 시행 시): 고위험 AI 시스템 분류 가능성</w:t>
       </w:r>
@@ -5070,13 +5072,13 @@
           <w:ilvl w:val="0"/>
           <w:numId w:val="4"/>
         </w:numPr>
-        <w:spacing w:before="40" w:after="40" w:line="300"/>
-      </w:pPr>
-      <w:r>
-        <w:rPr>
-          <w:sz w:val="22"/>
-          <w:szCs w:val="22"/>
-          <w:rFonts w:ascii="맑은 고딕" w:cs="맑은 고딕" w:eastAsia="맑은 고딕" w:hAnsi="맑은 고딕"/>
+        <w:spacing w:after="40" w:before="40" w:line="300"/>
+      </w:pPr>
+      <w:r>
+        <w:rPr>
+          <w:rFonts w:ascii="맑은 고딕" w:cs="맑은 고딕" w:eastAsia="맑은 고딕" w:hAnsi="맑은 고딕"/>
+          <w:sz w:val="22"/>
+          <w:szCs w:val="22"/>
         </w:rPr>
         <w:t xml:space="preserve">금감원 「개인신용평가체계 모범규준」</w:t>
       </w:r>
@@ -5084,16 +5086,16 @@
     <w:p>
       <w:pPr>
         <w:pStyle w:val="Heading2"/>
-        <w:spacing w:before="280" w:after="140"/>
-      </w:pPr>
-      <w:r>
-        <w:rPr>
+        <w:spacing w:after="140" w:before="280"/>
+      </w:pPr>
+      <w:r>
+        <w:rPr>
+          <w:rFonts w:ascii="맑은 고딕" w:cs="맑은 고딕" w:eastAsia="맑은 고딕" w:hAnsi="맑은 고딕"/>
           <w:b/>
           <w:bCs/>
           <w:color w:val="2C5282"/>
           <w:sz w:val="26"/>
           <w:szCs w:val="26"/>
-          <w:rFonts w:ascii="맑은 고딕" w:cs="맑은 고딕" w:eastAsia="맑은 고딕" w:hAnsi="맑은 고딕"/>
         </w:rPr>
         <w:t xml:space="preserve">7.2 필수 준수 사항</w:t>
       </w:r>
@@ -5105,13 +5107,13 @@
           <w:ilvl w:val="0"/>
           <w:numId w:val="4"/>
         </w:numPr>
-        <w:spacing w:before="40" w:after="40" w:line="300"/>
-      </w:pPr>
-      <w:r>
-        <w:rPr>
-          <w:sz w:val="22"/>
-          <w:szCs w:val="22"/>
-          <w:rFonts w:ascii="맑은 고딕" w:cs="맑은 고딕" w:eastAsia="맑은 고딕" w:hAnsi="맑은 고딕"/>
+        <w:spacing w:after="40" w:before="40" w:line="300"/>
+      </w:pPr>
+      <w:r>
+        <w:rPr>
+          <w:rFonts w:ascii="맑은 고딕" w:cs="맑은 고딕" w:eastAsia="맑은 고딕" w:hAnsi="맑은 고딕"/>
+          <w:sz w:val="22"/>
+          <w:szCs w:val="22"/>
         </w:rPr>
         <w:t xml:space="preserve">학습 데이터 가명·익명처리 (개인식별정보 분리)</w:t>
       </w:r>
@@ -5123,13 +5125,13 @@
           <w:ilvl w:val="0"/>
           <w:numId w:val="4"/>
         </w:numPr>
-        <w:spacing w:before="40" w:after="40" w:line="300"/>
-      </w:pPr>
-      <w:r>
-        <w:rPr>
-          <w:sz w:val="22"/>
-          <w:szCs w:val="22"/>
-          <w:rFonts w:ascii="맑은 고딕" w:cs="맑은 고딕" w:eastAsia="맑은 고딕" w:hAnsi="맑은 고딕"/>
+        <w:spacing w:after="40" w:before="40" w:line="300"/>
+      </w:pPr>
+      <w:r>
+        <w:rPr>
+          <w:rFonts w:ascii="맑은 고딕" w:cs="맑은 고딕" w:eastAsia="맑은 고딕" w:hAnsi="맑은 고딕"/>
+          <w:sz w:val="22"/>
+          <w:szCs w:val="22"/>
         </w:rPr>
         <w:t xml:space="preserve">자동화된 평가 결과에 대한 설명요구권 대응 → M4(XAI)로 충족</w:t>
       </w:r>
@@ -5141,13 +5143,13 @@
           <w:ilvl w:val="0"/>
           <w:numId w:val="4"/>
         </w:numPr>
-        <w:spacing w:before="40" w:after="40" w:line="300"/>
-      </w:pPr>
-      <w:r>
-        <w:rPr>
-          <w:sz w:val="22"/>
-          <w:szCs w:val="22"/>
-          <w:rFonts w:ascii="맑은 고딕" w:cs="맑은 고딕" w:eastAsia="맑은 고딕" w:hAnsi="맑은 고딕"/>
+        <w:spacing w:after="40" w:before="40" w:line="300"/>
+      </w:pPr>
+      <w:r>
+        <w:rPr>
+          <w:rFonts w:ascii="맑은 고딕" w:cs="맑은 고딕" w:eastAsia="맑은 고딕" w:hAnsi="맑은 고딕"/>
+          <w:sz w:val="22"/>
+          <w:szCs w:val="22"/>
         </w:rPr>
         <w:t xml:space="preserve">평가모형의 합리성 검증 자료 보존 (성능지표·검증보고서)</w:t>
       </w:r>
@@ -5159,13 +5161,13 @@
           <w:ilvl w:val="0"/>
           <w:numId w:val="4"/>
         </w:numPr>
-        <w:spacing w:before="40" w:after="40" w:line="300"/>
-      </w:pPr>
-      <w:r>
-        <w:rPr>
-          <w:sz w:val="22"/>
-          <w:szCs w:val="22"/>
-          <w:rFonts w:ascii="맑은 고딕" w:cs="맑은 고딕" w:eastAsia="맑은 고딕" w:hAnsi="맑은 고딕"/>
+        <w:spacing w:after="40" w:before="40" w:line="300"/>
+      </w:pPr>
+      <w:r>
+        <w:rPr>
+          <w:rFonts w:ascii="맑은 고딕" w:cs="맑은 고딕" w:eastAsia="맑은 고딕" w:hAnsi="맑은 고딕"/>
+          <w:sz w:val="22"/>
+          <w:szCs w:val="22"/>
         </w:rPr>
         <w:t xml:space="preserve">차별금지 변수(성별·인종·종교 등) 학습 피처 배제</w:t>
       </w:r>
@@ -5177,13 +5179,13 @@
           <w:ilvl w:val="0"/>
           <w:numId w:val="4"/>
         </w:numPr>
-        <w:spacing w:before="40" w:after="40" w:line="300"/>
-      </w:pPr>
-      <w:r>
-        <w:rPr>
-          <w:sz w:val="22"/>
-          <w:szCs w:val="22"/>
-          <w:rFonts w:ascii="맑은 고딕" w:cs="맑은 고딕" w:eastAsia="맑은 고딕" w:hAnsi="맑은 고딕"/>
+        <w:spacing w:after="40" w:before="40" w:line="300"/>
+      </w:pPr>
+      <w:r>
+        <w:rPr>
+          <w:rFonts w:ascii="맑은 고딕" w:cs="맑은 고딕" w:eastAsia="맑은 고딕" w:hAnsi="맑은 고딕"/>
+          <w:sz w:val="22"/>
+          <w:szCs w:val="22"/>
         </w:rPr>
         <w:t xml:space="preserve">정기적 모형 검증 및 재학습 이력 관리</w:t>
       </w:r>
@@ -5191,16 +5193,16 @@
     <w:p>
       <w:pPr>
         <w:pStyle w:val="Heading1"/>
-        <w:spacing w:before="400" w:after="200"/>
-      </w:pPr>
-      <w:r>
-        <w:rPr>
+        <w:spacing w:after="200" w:before="400"/>
+      </w:pPr>
+      <w:r>
+        <w:rPr>
+          <w:rFonts w:ascii="맑은 고딕" w:cs="맑은 고딕" w:eastAsia="맑은 고딕" w:hAnsi="맑은 고딕"/>
           <w:b/>
           <w:bCs/>
           <w:color w:val="1F3A5F"/>
           <w:sz w:val="32"/>
           <w:szCs w:val="32"/>
-          <w:rFonts w:ascii="맑은 고딕" w:cs="맑은 고딕" w:eastAsia="맑은 고딕" w:hAnsi="맑은 고딕"/>
         </w:rPr>
         <w:t xml:space="preserve">8. 리스크 분석 및 완화 방안</w:t>
       </w:r>
@@ -5247,16 +5249,16 @@
           </w:tcPr>
           <w:p>
             <w:pPr>
-              <w:spacing w:before="40" w:after="40"/>
+              <w:spacing w:after="40" w:before="40"/>
               <w:jc w:val="center"/>
             </w:pPr>
             <w:r>
               <w:rPr>
+                <w:rFonts w:ascii="맑은 고딕" w:cs="맑은 고딕" w:eastAsia="맑은 고딕" w:hAnsi="맑은 고딕"/>
                 <w:b/>
                 <w:bCs/>
                 <w:sz w:val="20"/>
                 <w:szCs w:val="20"/>
-                <w:rFonts w:ascii="맑은 고딕" w:cs="맑은 고딕" w:eastAsia="맑은 고딕" w:hAnsi="맑은 고딕"/>
               </w:rPr>
               <w:t xml:space="preserve">리스크</w:t>
             </w:r>
@@ -5276,16 +5278,16 @@
           </w:tcPr>
           <w:p>
             <w:pPr>
-              <w:spacing w:before="40" w:after="40"/>
+              <w:spacing w:after="40" w:before="40"/>
               <w:jc w:val="center"/>
             </w:pPr>
             <w:r>
               <w:rPr>
+                <w:rFonts w:ascii="맑은 고딕" w:cs="맑은 고딕" w:eastAsia="맑은 고딕" w:hAnsi="맑은 고딕"/>
                 <w:b/>
                 <w:bCs/>
                 <w:sz w:val="20"/>
                 <w:szCs w:val="20"/>
-                <w:rFonts w:ascii="맑은 고딕" w:cs="맑은 고딕" w:eastAsia="맑은 고딕" w:hAnsi="맑은 고딕"/>
               </w:rPr>
               <w:t xml:space="preserve">발생가능성</w:t>
             </w:r>
@@ -5305,16 +5307,16 @@
           </w:tcPr>
           <w:p>
             <w:pPr>
-              <w:spacing w:before="40" w:after="40"/>
+              <w:spacing w:after="40" w:before="40"/>
               <w:jc w:val="center"/>
             </w:pPr>
             <w:r>
               <w:rPr>
+                <w:rFonts w:ascii="맑은 고딕" w:cs="맑은 고딕" w:eastAsia="맑은 고딕" w:hAnsi="맑은 고딕"/>
                 <w:b/>
                 <w:bCs/>
                 <w:sz w:val="20"/>
                 <w:szCs w:val="20"/>
-                <w:rFonts w:ascii="맑은 고딕" w:cs="맑은 고딕" w:eastAsia="맑은 고딕" w:hAnsi="맑은 고딕"/>
               </w:rPr>
               <w:t xml:space="preserve">영향도</w:t>
             </w:r>
@@ -5334,16 +5336,16 @@
           </w:tcPr>
           <w:p>
             <w:pPr>
-              <w:spacing w:before="40" w:after="40"/>
+              <w:spacing w:after="40" w:before="40"/>
               <w:jc w:val="center"/>
             </w:pPr>
             <w:r>
               <w:rPr>
+                <w:rFonts w:ascii="맑은 고딕" w:cs="맑은 고딕" w:eastAsia="맑은 고딕" w:hAnsi="맑은 고딕"/>
                 <w:b/>
                 <w:bCs/>
                 <w:sz w:val="20"/>
                 <w:szCs w:val="20"/>
-                <w:rFonts w:ascii="맑은 고딕" w:cs="맑은 고딕" w:eastAsia="맑은 고딕" w:hAnsi="맑은 고딕"/>
               </w:rPr>
               <w:t xml:space="preserve">완화 방안</w:t>
             </w:r>
@@ -5364,14 +5366,14 @@
           </w:tcPr>
           <w:p>
             <w:pPr>
-              <w:spacing w:before="40" w:after="40"/>
-              <w:jc w:val="left"/>
-            </w:pPr>
-            <w:r>
-              <w:rPr>
-                <w:sz w:val="20"/>
-                <w:szCs w:val="20"/>
-                <w:rFonts w:ascii="맑은 고딕" w:cs="맑은 고딕" w:eastAsia="맑은 고딕" w:hAnsi="맑은 고딕"/>
+              <w:spacing w:after="40" w:before="40"/>
+              <w:jc w:val="left"/>
+            </w:pPr>
+            <w:r>
+              <w:rPr>
+                <w:rFonts w:ascii="맑은 고딕" w:cs="맑은 고딕" w:eastAsia="맑은 고딕" w:hAnsi="맑은 고딕"/>
+                <w:sz w:val="20"/>
+                <w:szCs w:val="20"/>
               </w:rPr>
               <w:t xml:space="preserve">데이터 누수 (post-origination 변수 혼입)</w:t>
             </w:r>
@@ -5390,14 +5392,14 @@
           </w:tcPr>
           <w:p>
             <w:pPr>
-              <w:spacing w:before="40" w:after="40"/>
+              <w:spacing w:after="40" w:before="40"/>
               <w:jc w:val="center"/>
             </w:pPr>
             <w:r>
               <w:rPr>
-                <w:sz w:val="20"/>
-                <w:szCs w:val="20"/>
-                <w:rFonts w:ascii="맑은 고딕" w:cs="맑은 고딕" w:eastAsia="맑은 고딕" w:hAnsi="맑은 고딕"/>
+                <w:rFonts w:ascii="맑은 고딕" w:cs="맑은 고딕" w:eastAsia="맑은 고딕" w:hAnsi="맑은 고딕"/>
+                <w:sz w:val="20"/>
+                <w:szCs w:val="20"/>
               </w:rPr>
               <w:t xml:space="preserve">중</w:t>
             </w:r>
@@ -5417,14 +5419,14 @@
           </w:tcPr>
           <w:p>
             <w:pPr>
-              <w:spacing w:before="40" w:after="40"/>
+              <w:spacing w:after="40" w:before="40"/>
               <w:jc w:val="center"/>
             </w:pPr>
             <w:r>
               <w:rPr>
-                <w:sz w:val="20"/>
-                <w:szCs w:val="20"/>
-                <w:rFonts w:ascii="맑은 고딕" w:cs="맑은 고딕" w:eastAsia="맑은 고딕" w:hAnsi="맑은 고딕"/>
+                <w:rFonts w:ascii="맑은 고딕" w:cs="맑은 고딕" w:eastAsia="맑은 고딕" w:hAnsi="맑은 고딕"/>
+                <w:sz w:val="20"/>
+                <w:szCs w:val="20"/>
               </w:rPr>
               <w:t xml:space="preserve">높음</w:t>
             </w:r>
@@ -5443,14 +5445,14 @@
           </w:tcPr>
           <w:p>
             <w:pPr>
-              <w:spacing w:before="40" w:after="40"/>
-              <w:jc w:val="left"/>
-            </w:pPr>
-            <w:r>
-              <w:rPr>
-                <w:sz w:val="20"/>
-                <w:szCs w:val="20"/>
-                <w:rFonts w:ascii="맑은 고딕" w:cs="맑은 고딕" w:eastAsia="맑은 고딕" w:hAnsi="맑은 고딕"/>
+              <w:spacing w:after="40" w:before="40"/>
+              <w:jc w:val="left"/>
+            </w:pPr>
+            <w:r>
+              <w:rPr>
+                <w:rFonts w:ascii="맑은 고딕" w:cs="맑은 고딕" w:eastAsia="맑은 고딕" w:hAnsi="맑은 고딕"/>
+                <w:sz w:val="20"/>
+                <w:szCs w:val="20"/>
               </w:rPr>
               <w:t xml:space="preserve">M1에 변수 블랙리스트 강제 적용, 자동 검증 테스트 포함</w:t>
             </w:r>
@@ -5471,14 +5473,14 @@
           </w:tcPr>
           <w:p>
             <w:pPr>
-              <w:spacing w:before="40" w:after="40"/>
-              <w:jc w:val="left"/>
-            </w:pPr>
-            <w:r>
-              <w:rPr>
-                <w:sz w:val="20"/>
-                <w:szCs w:val="20"/>
-                <w:rFonts w:ascii="맑은 고딕" w:cs="맑은 고딕" w:eastAsia="맑은 고딕" w:hAnsi="맑은 고딕"/>
+              <w:spacing w:after="40" w:before="40"/>
+              <w:jc w:val="left"/>
+            </w:pPr>
+            <w:r>
+              <w:rPr>
+                <w:rFonts w:ascii="맑은 고딕" w:cs="맑은 고딕" w:eastAsia="맑은 고딕" w:hAnsi="맑은 고딕"/>
+                <w:sz w:val="20"/>
+                <w:szCs w:val="20"/>
               </w:rPr>
               <w:t xml:space="preserve">미국(LC) ↔ 한국 데이터 도메인 갭</w:t>
             </w:r>
@@ -5498,14 +5500,14 @@
           </w:tcPr>
           <w:p>
             <w:pPr>
-              <w:spacing w:before="40" w:after="40"/>
+              <w:spacing w:after="40" w:before="40"/>
               <w:jc w:val="center"/>
             </w:pPr>
             <w:r>
               <w:rPr>
-                <w:sz w:val="20"/>
-                <w:szCs w:val="20"/>
-                <w:rFonts w:ascii="맑은 고딕" w:cs="맑은 고딕" w:eastAsia="맑은 고딕" w:hAnsi="맑은 고딕"/>
+                <w:rFonts w:ascii="맑은 고딕" w:cs="맑은 고딕" w:eastAsia="맑은 고딕" w:hAnsi="맑은 고딕"/>
+                <w:sz w:val="20"/>
+                <w:szCs w:val="20"/>
               </w:rPr>
               <w:t xml:space="preserve">높음</w:t>
             </w:r>
@@ -5525,14 +5527,14 @@
           </w:tcPr>
           <w:p>
             <w:pPr>
-              <w:spacing w:before="40" w:after="40"/>
+              <w:spacing w:after="40" w:before="40"/>
               <w:jc w:val="center"/>
             </w:pPr>
             <w:r>
               <w:rPr>
-                <w:sz w:val="20"/>
-                <w:szCs w:val="20"/>
-                <w:rFonts w:ascii="맑은 고딕" w:cs="맑은 고딕" w:eastAsia="맑은 고딕" w:hAnsi="맑은 고딕"/>
+                <w:rFonts w:ascii="맑은 고딕" w:cs="맑은 고딕" w:eastAsia="맑은 고딕" w:hAnsi="맑은 고딕"/>
+                <w:sz w:val="20"/>
+                <w:szCs w:val="20"/>
               </w:rPr>
               <w:t xml:space="preserve">높음</w:t>
             </w:r>
@@ -5551,14 +5553,14 @@
           </w:tcPr>
           <w:p>
             <w:pPr>
-              <w:spacing w:before="40" w:after="40"/>
-              <w:jc w:val="left"/>
-            </w:pPr>
-            <w:r>
-              <w:rPr>
-                <w:sz w:val="20"/>
-                <w:szCs w:val="20"/>
-                <w:rFonts w:ascii="맑은 고딕" w:cs="맑은 고딕" w:eastAsia="맑은 고딕" w:hAnsi="맑은 고딕"/>
+              <w:spacing w:after="40" w:before="40"/>
+              <w:jc w:val="left"/>
+            </w:pPr>
+            <w:r>
+              <w:rPr>
+                <w:rFonts w:ascii="맑은 고딕" w:cs="맑은 고딕" w:eastAsia="맑은 고딕" w:hAnsi="맑은 고딕"/>
+                <w:sz w:val="20"/>
+                <w:szCs w:val="20"/>
               </w:rPr>
               <w:t xml:space="preserve">PoC=LC, 본운영=KCB/NICE 데이터 추가 통합 단계 별도 수립</w:t>
             </w:r>
@@ -5579,14 +5581,14 @@
           </w:tcPr>
           <w:p>
             <w:pPr>
-              <w:spacing w:before="40" w:after="40"/>
-              <w:jc w:val="left"/>
-            </w:pPr>
-            <w:r>
-              <w:rPr>
-                <w:sz w:val="20"/>
-                <w:szCs w:val="20"/>
-                <w:rFonts w:ascii="맑은 고딕" w:cs="맑은 고딕" w:eastAsia="맑은 고딕" w:hAnsi="맑은 고딕"/>
+              <w:spacing w:after="40" w:before="40"/>
+              <w:jc w:val="left"/>
+            </w:pPr>
+            <w:r>
+              <w:rPr>
+                <w:rFonts w:ascii="맑은 고딕" w:cs="맑은 고딕" w:eastAsia="맑은 고딕" w:hAnsi="맑은 고딕"/>
+                <w:sz w:val="20"/>
+                <w:szCs w:val="20"/>
               </w:rPr>
               <w:t xml:space="preserve">sLLM이 트리모델 대비 열위</w:t>
             </w:r>
@@ -5605,14 +5607,14 @@
           </w:tcPr>
           <w:p>
             <w:pPr>
-              <w:spacing w:before="40" w:after="40"/>
+              <w:spacing w:after="40" w:before="40"/>
               <w:jc w:val="center"/>
             </w:pPr>
             <w:r>
               <w:rPr>
-                <w:sz w:val="20"/>
-                <w:szCs w:val="20"/>
-                <w:rFonts w:ascii="맑은 고딕" w:cs="맑은 고딕" w:eastAsia="맑은 고딕" w:hAnsi="맑은 고딕"/>
+                <w:rFonts w:ascii="맑은 고딕" w:cs="맑은 고딕" w:eastAsia="맑은 고딕" w:hAnsi="맑은 고딕"/>
+                <w:sz w:val="20"/>
+                <w:szCs w:val="20"/>
               </w:rPr>
               <w:t xml:space="preserve">중</w:t>
             </w:r>
@@ -5631,14 +5633,14 @@
           </w:tcPr>
           <w:p>
             <w:pPr>
-              <w:spacing w:before="40" w:after="40"/>
+              <w:spacing w:after="40" w:before="40"/>
               <w:jc w:val="center"/>
             </w:pPr>
             <w:r>
               <w:rPr>
-                <w:sz w:val="20"/>
-                <w:szCs w:val="20"/>
-                <w:rFonts w:ascii="맑은 고딕" w:cs="맑은 고딕" w:eastAsia="맑은 고딕" w:hAnsi="맑은 고딕"/>
+                <w:rFonts w:ascii="맑은 고딕" w:cs="맑은 고딕" w:eastAsia="맑은 고딕" w:hAnsi="맑은 고딕"/>
+                <w:sz w:val="20"/>
+                <w:szCs w:val="20"/>
               </w:rPr>
               <w:t xml:space="preserve">중</w:t>
             </w:r>
@@ -5657,14 +5659,14 @@
           </w:tcPr>
           <w:p>
             <w:pPr>
-              <w:spacing w:before="40" w:after="40"/>
-              <w:jc w:val="left"/>
-            </w:pPr>
-            <w:r>
-              <w:rPr>
-                <w:sz w:val="20"/>
-                <w:szCs w:val="20"/>
-                <w:rFonts w:ascii="맑은 고딕" w:cs="맑은 고딕" w:eastAsia="맑은 고딕" w:hAnsi="맑은 고딕"/>
+              <w:spacing w:after="40" w:before="40"/>
+              <w:jc w:val="left"/>
+            </w:pPr>
+            <w:r>
+              <w:rPr>
+                <w:rFonts w:ascii="맑은 고딕" w:cs="맑은 고딕" w:eastAsia="맑은 고딕" w:hAnsi="맑은 고딕"/>
+                <w:sz w:val="20"/>
+                <w:szCs w:val="20"/>
               </w:rPr>
               <w:t xml:space="preserve">베이스라인 병행 운영, 하이브리드(앙상블) 옵션 확보</w:t>
             </w:r>
@@ -5685,14 +5687,14 @@
           </w:tcPr>
           <w:p>
             <w:pPr>
-              <w:spacing w:before="40" w:after="40"/>
-              <w:jc w:val="left"/>
-            </w:pPr>
-            <w:r>
-              <w:rPr>
-                <w:sz w:val="20"/>
-                <w:szCs w:val="20"/>
-                <w:rFonts w:ascii="맑은 고딕" w:cs="맑은 고딕" w:eastAsia="맑은 고딕" w:hAnsi="맑은 고딕"/>
+              <w:spacing w:after="40" w:before="40"/>
+              <w:jc w:val="left"/>
+            </w:pPr>
+            <w:r>
+              <w:rPr>
+                <w:rFonts w:ascii="맑은 고딕" w:cs="맑은 고딕" w:eastAsia="맑은 고딕" w:hAnsi="맑은 고딕"/>
+                <w:sz w:val="20"/>
+                <w:szCs w:val="20"/>
               </w:rPr>
               <w:t xml:space="preserve">개인정보·신용정보 유출</w:t>
             </w:r>
@@ -5711,14 +5713,14 @@
           </w:tcPr>
           <w:p>
             <w:pPr>
-              <w:spacing w:before="40" w:after="40"/>
+              <w:spacing w:after="40" w:before="40"/>
               <w:jc w:val="center"/>
             </w:pPr>
             <w:r>
               <w:rPr>
-                <w:sz w:val="20"/>
-                <w:szCs w:val="20"/>
-                <w:rFonts w:ascii="맑은 고딕" w:cs="맑은 고딕" w:eastAsia="맑은 고딕" w:hAnsi="맑은 고딕"/>
+                <w:rFonts w:ascii="맑은 고딕" w:cs="맑은 고딕" w:eastAsia="맑은 고딕" w:hAnsi="맑은 고딕"/>
+                <w:sz w:val="20"/>
+                <w:szCs w:val="20"/>
               </w:rPr>
               <w:t xml:space="preserve">저</w:t>
             </w:r>
@@ -5738,14 +5740,14 @@
           </w:tcPr>
           <w:p>
             <w:pPr>
-              <w:spacing w:before="40" w:after="40"/>
+              <w:spacing w:after="40" w:before="40"/>
               <w:jc w:val="center"/>
             </w:pPr>
             <w:r>
               <w:rPr>
-                <w:sz w:val="20"/>
-                <w:szCs w:val="20"/>
-                <w:rFonts w:ascii="맑은 고딕" w:cs="맑은 고딕" w:eastAsia="맑은 고딕" w:hAnsi="맑은 고딕"/>
+                <w:rFonts w:ascii="맑은 고딕" w:cs="맑은 고딕" w:eastAsia="맑은 고딕" w:hAnsi="맑은 고딕"/>
+                <w:sz w:val="20"/>
+                <w:szCs w:val="20"/>
               </w:rPr>
               <w:t xml:space="preserve">매우 높음</w:t>
             </w:r>
@@ -5764,14 +5766,14 @@
           </w:tcPr>
           <w:p>
             <w:pPr>
-              <w:spacing w:before="40" w:after="40"/>
-              <w:jc w:val="left"/>
-            </w:pPr>
-            <w:r>
-              <w:rPr>
-                <w:sz w:val="20"/>
-                <w:szCs w:val="20"/>
-                <w:rFonts w:ascii="맑은 고딕" w:cs="맑은 고딕" w:eastAsia="맑은 고딕" w:hAnsi="맑은 고딕"/>
+              <w:spacing w:after="40" w:before="40"/>
+              <w:jc w:val="left"/>
+            </w:pPr>
+            <w:r>
+              <w:rPr>
+                <w:rFonts w:ascii="맑은 고딕" w:cs="맑은 고딕" w:eastAsia="맑은 고딕" w:hAnsi="맑은 고딕"/>
+                <w:sz w:val="20"/>
+                <w:szCs w:val="20"/>
               </w:rPr>
               <w:t xml:space="preserve">학습 데이터 가명처리, 접근통제, 학습 결과물에 PII 비유출 검증</w:t>
             </w:r>
@@ -5792,14 +5794,14 @@
           </w:tcPr>
           <w:p>
             <w:pPr>
-              <w:spacing w:before="40" w:after="40"/>
-              <w:jc w:val="left"/>
-            </w:pPr>
-            <w:r>
-              <w:rPr>
-                <w:sz w:val="20"/>
-                <w:szCs w:val="20"/>
-                <w:rFonts w:ascii="맑은 고딕" w:cs="맑은 고딕" w:eastAsia="맑은 고딕" w:hAnsi="맑은 고딕"/>
+              <w:spacing w:after="40" w:before="40"/>
+              <w:jc w:val="left"/>
+            </w:pPr>
+            <w:r>
+              <w:rPr>
+                <w:rFonts w:ascii="맑은 고딕" w:cs="맑은 고딕" w:eastAsia="맑은 고딕" w:hAnsi="맑은 고딕"/>
+                <w:sz w:val="20"/>
+                <w:szCs w:val="20"/>
               </w:rPr>
               <w:t xml:space="preserve">LLM 환각(hallucination) 기반 점수 왜곡</w:t>
             </w:r>
@@ -5818,14 +5820,14 @@
           </w:tcPr>
           <w:p>
             <w:pPr>
-              <w:spacing w:before="40" w:after="40"/>
+              <w:spacing w:after="40" w:before="40"/>
               <w:jc w:val="center"/>
             </w:pPr>
             <w:r>
               <w:rPr>
-                <w:sz w:val="20"/>
-                <w:szCs w:val="20"/>
-                <w:rFonts w:ascii="맑은 고딕" w:cs="맑은 고딕" w:eastAsia="맑은 고딕" w:hAnsi="맑은 고딕"/>
+                <w:rFonts w:ascii="맑은 고딕" w:cs="맑은 고딕" w:eastAsia="맑은 고딕" w:hAnsi="맑은 고딕"/>
+                <w:sz w:val="20"/>
+                <w:szCs w:val="20"/>
               </w:rPr>
               <w:t xml:space="preserve">중</w:t>
             </w:r>
@@ -5845,14 +5847,14 @@
           </w:tcPr>
           <w:p>
             <w:pPr>
-              <w:spacing w:before="40" w:after="40"/>
+              <w:spacing w:after="40" w:before="40"/>
               <w:jc w:val="center"/>
             </w:pPr>
             <w:r>
               <w:rPr>
-                <w:sz w:val="20"/>
-                <w:szCs w:val="20"/>
-                <w:rFonts w:ascii="맑은 고딕" w:cs="맑은 고딕" w:eastAsia="맑은 고딕" w:hAnsi="맑은 고딕"/>
+                <w:rFonts w:ascii="맑은 고딕" w:cs="맑은 고딕" w:eastAsia="맑은 고딕" w:hAnsi="맑은 고딕"/>
+                <w:sz w:val="20"/>
+                <w:szCs w:val="20"/>
               </w:rPr>
               <w:t xml:space="preserve">높음</w:t>
             </w:r>
@@ -5871,14 +5873,14 @@
           </w:tcPr>
           <w:p>
             <w:pPr>
-              <w:spacing w:before="40" w:after="40"/>
-              <w:jc w:val="left"/>
-            </w:pPr>
-            <w:r>
-              <w:rPr>
-                <w:sz w:val="20"/>
-                <w:szCs w:val="20"/>
-                <w:rFonts w:ascii="맑은 고딕" w:cs="맑은 고딕" w:eastAsia="맑은 고딕" w:hAnsi="맑은 고딕"/>
+              <w:spacing w:after="40" w:before="40"/>
+              <w:jc w:val="left"/>
+            </w:pPr>
+            <w:r>
+              <w:rPr>
+                <w:rFonts w:ascii="맑은 고딕" w:cs="맑은 고딕" w:eastAsia="맑은 고딕" w:hAnsi="맑은 고딕"/>
+                <w:sz w:val="20"/>
+                <w:szCs w:val="20"/>
               </w:rPr>
               <w:t xml:space="preserve">출력 형식 강제(JSON schema), 후처리 검증, 신뢰구간 함께 산출</w:t>
             </w:r>
@@ -5899,14 +5901,14 @@
           </w:tcPr>
           <w:p>
             <w:pPr>
-              <w:spacing w:before="40" w:after="40"/>
-              <w:jc w:val="left"/>
-            </w:pPr>
-            <w:r>
-              <w:rPr>
-                <w:sz w:val="20"/>
-                <w:szCs w:val="20"/>
-                <w:rFonts w:ascii="맑은 고딕" w:cs="맑은 고딕" w:eastAsia="맑은 고딕" w:hAnsi="맑은 고딕"/>
+              <w:spacing w:after="40" w:before="40"/>
+              <w:jc w:val="left"/>
+            </w:pPr>
+            <w:r>
+              <w:rPr>
+                <w:rFonts w:ascii="맑은 고딕" w:cs="맑은 고딕" w:eastAsia="맑은 고딕" w:hAnsi="맑은 고딕"/>
+                <w:sz w:val="20"/>
+                <w:szCs w:val="20"/>
               </w:rPr>
               <w:t xml:space="preserve">규제 변경(AI 기본법·신정법 개정)</w:t>
             </w:r>
@@ -5925,14 +5927,14 @@
           </w:tcPr>
           <w:p>
             <w:pPr>
-              <w:spacing w:before="40" w:after="40"/>
+              <w:spacing w:after="40" w:before="40"/>
               <w:jc w:val="center"/>
             </w:pPr>
             <w:r>
               <w:rPr>
-                <w:sz w:val="20"/>
-                <w:szCs w:val="20"/>
-                <w:rFonts w:ascii="맑은 고딕" w:cs="맑은 고딕" w:eastAsia="맑은 고딕" w:hAnsi="맑은 고딕"/>
+                <w:rFonts w:ascii="맑은 고딕" w:cs="맑은 고딕" w:eastAsia="맑은 고딕" w:hAnsi="맑은 고딕"/>
+                <w:sz w:val="20"/>
+                <w:szCs w:val="20"/>
               </w:rPr>
               <w:t xml:space="preserve">중</w:t>
             </w:r>
@@ -5952,14 +5954,14 @@
           </w:tcPr>
           <w:p>
             <w:pPr>
-              <w:spacing w:before="40" w:after="40"/>
+              <w:spacing w:after="40" w:before="40"/>
               <w:jc w:val="center"/>
             </w:pPr>
             <w:r>
               <w:rPr>
-                <w:sz w:val="20"/>
-                <w:szCs w:val="20"/>
-                <w:rFonts w:ascii="맑은 고딕" w:cs="맑은 고딕" w:eastAsia="맑은 고딕" w:hAnsi="맑은 고딕"/>
+                <w:rFonts w:ascii="맑은 고딕" w:cs="맑은 고딕" w:eastAsia="맑은 고딕" w:hAnsi="맑은 고딕"/>
+                <w:sz w:val="20"/>
+                <w:szCs w:val="20"/>
               </w:rPr>
               <w:t xml:space="preserve">높음</w:t>
             </w:r>
@@ -5978,14 +5980,14 @@
           </w:tcPr>
           <w:p>
             <w:pPr>
-              <w:spacing w:before="40" w:after="40"/>
-              <w:jc w:val="left"/>
-            </w:pPr>
-            <w:r>
-              <w:rPr>
-                <w:sz w:val="20"/>
-                <w:szCs w:val="20"/>
-                <w:rFonts w:ascii="맑은 고딕" w:cs="맑은 고딕" w:eastAsia="맑은 고딕" w:hAnsi="맑은 고딕"/>
+              <w:spacing w:after="40" w:before="40"/>
+              <w:jc w:val="left"/>
+            </w:pPr>
+            <w:r>
+              <w:rPr>
+                <w:rFonts w:ascii="맑은 고딕" w:cs="맑은 고딕" w:eastAsia="맑은 고딕" w:hAnsi="맑은 고딕"/>
+                <w:sz w:val="20"/>
+                <w:szCs w:val="20"/>
               </w:rPr>
               <w:t xml:space="preserve">법무팀 정기 검토, 설명가능성 산출물 표준화로 대응력 확보</w:t>
             </w:r>
@@ -6006,14 +6008,14 @@
           </w:tcPr>
           <w:p>
             <w:pPr>
-              <w:spacing w:before="40" w:after="40"/>
-              <w:jc w:val="left"/>
-            </w:pPr>
-            <w:r>
-              <w:rPr>
-                <w:sz w:val="20"/>
-                <w:szCs w:val="20"/>
-                <w:rFonts w:ascii="맑은 고딕" w:cs="맑은 고딕" w:eastAsia="맑은 고딕" w:hAnsi="맑은 고딕"/>
+              <w:spacing w:after="40" w:before="40"/>
+              <w:jc w:val="left"/>
+            </w:pPr>
+            <w:r>
+              <w:rPr>
+                <w:rFonts w:ascii="맑은 고딕" w:cs="맑은 고딕" w:eastAsia="맑은 고딕" w:hAnsi="맑은 고딕"/>
+                <w:sz w:val="20"/>
+                <w:szCs w:val="20"/>
               </w:rPr>
               <w:t xml:space="preserve">모델 드리프트(시간 경과로 성능 저하)</w:t>
             </w:r>
@@ -6033,14 +6035,14 @@
           </w:tcPr>
           <w:p>
             <w:pPr>
-              <w:spacing w:before="40" w:after="40"/>
+              <w:spacing w:after="40" w:before="40"/>
               <w:jc w:val="center"/>
             </w:pPr>
             <w:r>
               <w:rPr>
-                <w:sz w:val="20"/>
-                <w:szCs w:val="20"/>
-                <w:rFonts w:ascii="맑은 고딕" w:cs="맑은 고딕" w:eastAsia="맑은 고딕" w:hAnsi="맑은 고딕"/>
+                <w:rFonts w:ascii="맑은 고딕" w:cs="맑은 고딕" w:eastAsia="맑은 고딕" w:hAnsi="맑은 고딕"/>
+                <w:sz w:val="20"/>
+                <w:szCs w:val="20"/>
               </w:rPr>
               <w:t xml:space="preserve">높음</w:t>
             </w:r>
@@ -6059,14 +6061,14 @@
           </w:tcPr>
           <w:p>
             <w:pPr>
-              <w:spacing w:before="40" w:after="40"/>
+              <w:spacing w:after="40" w:before="40"/>
               <w:jc w:val="center"/>
             </w:pPr>
             <w:r>
               <w:rPr>
-                <w:sz w:val="20"/>
-                <w:szCs w:val="20"/>
-                <w:rFonts w:ascii="맑은 고딕" w:cs="맑은 고딕" w:eastAsia="맑은 고딕" w:hAnsi="맑은 고딕"/>
+                <w:rFonts w:ascii="맑은 고딕" w:cs="맑은 고딕" w:eastAsia="맑은 고딕" w:hAnsi="맑은 고딕"/>
+                <w:sz w:val="20"/>
+                <w:szCs w:val="20"/>
               </w:rPr>
               <w:t xml:space="preserve">중</w:t>
             </w:r>
@@ -6085,14 +6087,14 @@
           </w:tcPr>
           <w:p>
             <w:pPr>
-              <w:spacing w:before="40" w:after="40"/>
-              <w:jc w:val="left"/>
-            </w:pPr>
-            <w:r>
-              <w:rPr>
-                <w:sz w:val="20"/>
-                <w:szCs w:val="20"/>
-                <w:rFonts w:ascii="맑은 고딕" w:cs="맑은 고딕" w:eastAsia="맑은 고딕" w:hAnsi="맑은 고딕"/>
+              <w:spacing w:after="40" w:before="40"/>
+              <w:jc w:val="left"/>
+            </w:pPr>
+            <w:r>
+              <w:rPr>
+                <w:rFonts w:ascii="맑은 고딕" w:cs="맑은 고딕" w:eastAsia="맑은 고딕" w:hAnsi="맑은 고딕"/>
+                <w:sz w:val="20"/>
+                <w:szCs w:val="20"/>
               </w:rPr>
               <w:t xml:space="preserve">PSI 모니터링·분기 재학습 자동화·챔피언/챌린저 운영</w:t>
             </w:r>
@@ -6113,14 +6115,14 @@
           </w:tcPr>
           <w:p>
             <w:pPr>
-              <w:spacing w:before="40" w:after="40"/>
-              <w:jc w:val="left"/>
-            </w:pPr>
-            <w:r>
-              <w:rPr>
-                <w:sz w:val="20"/>
-                <w:szCs w:val="20"/>
-                <w:rFonts w:ascii="맑은 고딕" w:cs="맑은 고딕" w:eastAsia="맑은 고딕" w:hAnsi="맑은 고딕"/>
+              <w:spacing w:after="40" w:before="40"/>
+              <w:jc w:val="left"/>
+            </w:pPr>
+            <w:r>
+              <w:rPr>
+                <w:rFonts w:ascii="맑은 고딕" w:cs="맑은 고딕" w:eastAsia="맑은 고딕" w:hAnsi="맑은 고딕"/>
+                <w:sz w:val="20"/>
+                <w:szCs w:val="20"/>
               </w:rPr>
               <w:t xml:space="preserve">GPU 비용·인프라 한계</w:t>
             </w:r>
@@ -6139,14 +6141,14 @@
           </w:tcPr>
           <w:p>
             <w:pPr>
-              <w:spacing w:before="40" w:after="40"/>
+              <w:spacing w:after="40" w:before="40"/>
               <w:jc w:val="center"/>
             </w:pPr>
             <w:r>
               <w:rPr>
-                <w:sz w:val="20"/>
-                <w:szCs w:val="20"/>
-                <w:rFonts w:ascii="맑은 고딕" w:cs="맑은 고딕" w:eastAsia="맑은 고딕" w:hAnsi="맑은 고딕"/>
+                <w:rFonts w:ascii="맑은 고딕" w:cs="맑은 고딕" w:eastAsia="맑은 고딕" w:hAnsi="맑은 고딕"/>
+                <w:sz w:val="20"/>
+                <w:szCs w:val="20"/>
               </w:rPr>
               <w:t xml:space="preserve">중</w:t>
             </w:r>
@@ -6165,14 +6167,14 @@
           </w:tcPr>
           <w:p>
             <w:pPr>
-              <w:spacing w:before="40" w:after="40"/>
+              <w:spacing w:after="40" w:before="40"/>
               <w:jc w:val="center"/>
             </w:pPr>
             <w:r>
               <w:rPr>
-                <w:sz w:val="20"/>
-                <w:szCs w:val="20"/>
-                <w:rFonts w:ascii="맑은 고딕" w:cs="맑은 고딕" w:eastAsia="맑은 고딕" w:hAnsi="맑은 고딕"/>
+                <w:rFonts w:ascii="맑은 고딕" w:cs="맑은 고딕" w:eastAsia="맑은 고딕" w:hAnsi="맑은 고딕"/>
+                <w:sz w:val="20"/>
+                <w:szCs w:val="20"/>
               </w:rPr>
               <w:t xml:space="preserve">중</w:t>
             </w:r>
@@ -6191,14 +6193,14 @@
           </w:tcPr>
           <w:p>
             <w:pPr>
-              <w:spacing w:before="40" w:after="40"/>
-              <w:jc w:val="left"/>
-            </w:pPr>
-            <w:r>
-              <w:rPr>
-                <w:sz w:val="20"/>
-                <w:szCs w:val="20"/>
-                <w:rFonts w:ascii="맑은 고딕" w:cs="맑은 고딕" w:eastAsia="맑은 고딕" w:hAnsi="맑은 고딕"/>
+              <w:spacing w:after="40" w:before="40"/>
+              <w:jc w:val="left"/>
+            </w:pPr>
+            <w:r>
+              <w:rPr>
+                <w:rFonts w:ascii="맑은 고딕" w:cs="맑은 고딕" w:eastAsia="맑은 고딕" w:hAnsi="맑은 고딕"/>
+                <w:sz w:val="20"/>
+                <w:szCs w:val="20"/>
               </w:rPr>
               <w:t xml:space="preserve">QLoRA 4bit 양자화, 학습은 클라우드 스팟·추론은 온프레미스 분리</w:t>
             </w:r>
@@ -6209,16 +6211,16 @@
     <w:p>
       <w:pPr>
         <w:pStyle w:val="Heading1"/>
-        <w:spacing w:before="400" w:after="200"/>
-      </w:pPr>
-      <w:r>
-        <w:rPr>
+        <w:spacing w:after="200" w:before="400"/>
+      </w:pPr>
+      <w:r>
+        <w:rPr>
+          <w:rFonts w:ascii="맑은 고딕" w:cs="맑은 고딕" w:eastAsia="맑은 고딕" w:hAnsi="맑은 고딕"/>
           <w:b/>
           <w:bCs/>
           <w:color w:val="1F3A5F"/>
           <w:sz w:val="32"/>
           <w:szCs w:val="32"/>
-          <w:rFonts w:ascii="맑은 고딕" w:cs="맑은 고딕" w:eastAsia="맑은 고딕" w:hAnsi="맑은 고딕"/>
         </w:rPr>
         <w:t xml:space="preserve">9. 산출물 목록</w:t>
       </w:r>
@@ -6230,13 +6232,13 @@
           <w:ilvl w:val="0"/>
           <w:numId w:val="5"/>
         </w:numPr>
-        <w:spacing w:before="40" w:after="40" w:line="300"/>
-      </w:pPr>
-      <w:r>
-        <w:rPr>
-          <w:sz w:val="22"/>
-          <w:szCs w:val="22"/>
-          <w:rFonts w:ascii="맑은 고딕" w:cs="맑은 고딕" w:eastAsia="맑은 고딕" w:hAnsi="맑은 고딕"/>
+        <w:spacing w:after="40" w:before="40" w:line="300"/>
+      </w:pPr>
+      <w:r>
+        <w:rPr>
+          <w:rFonts w:ascii="맑은 고딕" w:cs="맑은 고딕" w:eastAsia="맑은 고딕" w:hAnsi="맑은 고딕"/>
+          <w:sz w:val="22"/>
+          <w:szCs w:val="22"/>
         </w:rPr>
         <w:t xml:space="preserve">요구사항 정의서 (RFP·SRS)</w:t>
       </w:r>
@@ -6248,13 +6250,13 @@
           <w:ilvl w:val="0"/>
           <w:numId w:val="5"/>
         </w:numPr>
-        <w:spacing w:before="40" w:after="40" w:line="300"/>
-      </w:pPr>
-      <w:r>
-        <w:rPr>
-          <w:sz w:val="22"/>
-          <w:szCs w:val="22"/>
-          <w:rFonts w:ascii="맑은 고딕" w:cs="맑은 고딕" w:eastAsia="맑은 고딕" w:hAnsi="맑은 고딕"/>
+        <w:spacing w:after="40" w:before="40" w:line="300"/>
+      </w:pPr>
+      <w:r>
+        <w:rPr>
+          <w:rFonts w:ascii="맑은 고딕" w:cs="맑은 고딕" w:eastAsia="맑은 고딕" w:hAnsi="맑은 고딕"/>
+          <w:sz w:val="22"/>
+          <w:szCs w:val="22"/>
         </w:rPr>
         <w:t xml:space="preserve">시스템 아키텍처 설계서</w:t>
       </w:r>
@@ -6266,13 +6268,13 @@
           <w:ilvl w:val="0"/>
           <w:numId w:val="5"/>
         </w:numPr>
-        <w:spacing w:before="40" w:after="40" w:line="300"/>
-      </w:pPr>
-      <w:r>
-        <w:rPr>
-          <w:sz w:val="22"/>
-          <w:szCs w:val="22"/>
-          <w:rFonts w:ascii="맑은 고딕" w:cs="맑은 고딕" w:eastAsia="맑은 고딕" w:hAnsi="맑은 고딕"/>
+        <w:spacing w:after="40" w:before="40" w:line="300"/>
+      </w:pPr>
+      <w:r>
+        <w:rPr>
+          <w:rFonts w:ascii="맑은 고딕" w:cs="맑은 고딕" w:eastAsia="맑은 고딕" w:hAnsi="맑은 고딕"/>
+          <w:sz w:val="22"/>
+          <w:szCs w:val="22"/>
         </w:rPr>
         <w:t xml:space="preserve">모듈별 상세 설계서 (M1~M4)</w:t>
       </w:r>
@@ -6284,13 +6286,13 @@
           <w:ilvl w:val="0"/>
           <w:numId w:val="5"/>
         </w:numPr>
-        <w:spacing w:before="40" w:after="40" w:line="300"/>
-      </w:pPr>
-      <w:r>
-        <w:rPr>
-          <w:sz w:val="22"/>
-          <w:szCs w:val="22"/>
-          <w:rFonts w:ascii="맑은 고딕" w:cs="맑은 고딕" w:eastAsia="맑은 고딕" w:hAnsi="맑은 고딕"/>
+        <w:spacing w:after="40" w:before="40" w:line="300"/>
+      </w:pPr>
+      <w:r>
+        <w:rPr>
+          <w:rFonts w:ascii="맑은 고딕" w:cs="맑은 고딕" w:eastAsia="맑은 고딕" w:hAnsi="맑은 고딕"/>
+          <w:sz w:val="22"/>
+          <w:szCs w:val="22"/>
         </w:rPr>
         <w:t xml:space="preserve">데이터 파이프라인 코드 + 단위테스트</w:t>
       </w:r>
@@ -6302,13 +6304,13 @@
           <w:ilvl w:val="0"/>
           <w:numId w:val="5"/>
         </w:numPr>
-        <w:spacing w:before="40" w:after="40" w:line="300"/>
-      </w:pPr>
-      <w:r>
-        <w:rPr>
-          <w:sz w:val="22"/>
-          <w:szCs w:val="22"/>
-          <w:rFonts w:ascii="맑은 고딕" w:cs="맑은 고딕" w:eastAsia="맑은 고딕" w:hAnsi="맑은 고딕"/>
+        <w:spacing w:after="40" w:before="40" w:line="300"/>
+      </w:pPr>
+      <w:r>
+        <w:rPr>
+          <w:rFonts w:ascii="맑은 고딕" w:cs="맑은 고딕" w:eastAsia="맑은 고딕" w:hAnsi="맑은 고딕"/>
+          <w:sz w:val="22"/>
+          <w:szCs w:val="22"/>
         </w:rPr>
         <w:t xml:space="preserve">학습 파이프라인 코드 (HF 통합 + QLoRA)</w:t>
       </w:r>
@@ -6320,13 +6322,13 @@
           <w:ilvl w:val="0"/>
           <w:numId w:val="5"/>
         </w:numPr>
-        <w:spacing w:before="40" w:after="40" w:line="300"/>
-      </w:pPr>
-      <w:r>
-        <w:rPr>
-          <w:sz w:val="22"/>
-          <w:szCs w:val="22"/>
-          <w:rFonts w:ascii="맑은 고딕" w:cs="맑은 고딕" w:eastAsia="맑은 고딕" w:hAnsi="맑은 고딕"/>
+        <w:spacing w:after="40" w:before="40" w:line="300"/>
+      </w:pPr>
+      <w:r>
+        <w:rPr>
+          <w:rFonts w:ascii="맑은 고딕" w:cs="맑은 고딕" w:eastAsia="맑은 고딕" w:hAnsi="맑은 고딕"/>
+          <w:sz w:val="22"/>
+          <w:szCs w:val="22"/>
         </w:rPr>
         <w:t xml:space="preserve">추론 서버 코드 (FastAPI + Docker 이미지)</w:t>
       </w:r>
@@ -6338,13 +6340,13 @@
           <w:ilvl w:val="0"/>
           <w:numId w:val="5"/>
         </w:numPr>
-        <w:spacing w:before="40" w:after="40" w:line="300"/>
-      </w:pPr>
-      <w:r>
-        <w:rPr>
-          <w:sz w:val="22"/>
-          <w:szCs w:val="22"/>
-          <w:rFonts w:ascii="맑은 고딕" w:cs="맑은 고딕" w:eastAsia="맑은 고딕" w:hAnsi="맑은 고딕"/>
+        <w:spacing w:after="40" w:before="40" w:line="300"/>
+      </w:pPr>
+      <w:r>
+        <w:rPr>
+          <w:rFonts w:ascii="맑은 고딕" w:cs="맑은 고딕" w:eastAsia="맑은 고딕" w:hAnsi="맑은 고딕"/>
+          <w:sz w:val="22"/>
+          <w:szCs w:val="22"/>
         </w:rPr>
         <w:t xml:space="preserve">XAI 모듈 코드 + 리포트 템플릿</w:t>
       </w:r>
@@ -6356,13 +6358,13 @@
           <w:ilvl w:val="0"/>
           <w:numId w:val="5"/>
         </w:numPr>
-        <w:spacing w:before="40" w:after="40" w:line="300"/>
-      </w:pPr>
-      <w:r>
-        <w:rPr>
-          <w:sz w:val="22"/>
-          <w:szCs w:val="22"/>
-          <w:rFonts w:ascii="맑은 고딕" w:cs="맑은 고딕" w:eastAsia="맑은 고딕" w:hAnsi="맑은 고딕"/>
+        <w:spacing w:after="40" w:before="40" w:line="300"/>
+      </w:pPr>
+      <w:r>
+        <w:rPr>
+          <w:rFonts w:ascii="맑은 고딕" w:cs="맑은 고딕" w:eastAsia="맑은 고딕" w:hAnsi="맑은 고딕"/>
+          <w:sz w:val="22"/>
+          <w:szCs w:val="22"/>
         </w:rPr>
         <w:t xml:space="preserve">베이스라인 모델 vs sLLM 성능 비교 보고서</w:t>
       </w:r>
@@ -6374,13 +6376,13 @@
           <w:ilvl w:val="0"/>
           <w:numId w:val="5"/>
         </w:numPr>
-        <w:spacing w:before="40" w:after="40" w:line="300"/>
-      </w:pPr>
-      <w:r>
-        <w:rPr>
-          <w:sz w:val="22"/>
-          <w:szCs w:val="22"/>
-          <w:rFonts w:ascii="맑은 고딕" w:cs="맑은 고딕" w:eastAsia="맑은 고딕" w:hAnsi="맑은 고딕"/>
+        <w:spacing w:after="40" w:before="40" w:line="300"/>
+      </w:pPr>
+      <w:r>
+        <w:rPr>
+          <w:rFonts w:ascii="맑은 고딕" w:cs="맑은 고딕" w:eastAsia="맑은 고딕" w:hAnsi="맑은 고딕"/>
+          <w:sz w:val="22"/>
+          <w:szCs w:val="22"/>
         </w:rPr>
         <w:t xml:space="preserve">모형 검증 보고서 (AUC/KS/PSI/캘리브레이션)</w:t>
       </w:r>
@@ -6392,13 +6394,13 @@
           <w:ilvl w:val="0"/>
           <w:numId w:val="5"/>
         </w:numPr>
-        <w:spacing w:before="40" w:after="40" w:line="300"/>
-      </w:pPr>
-      <w:r>
-        <w:rPr>
-          <w:sz w:val="22"/>
-          <w:szCs w:val="22"/>
-          <w:rFonts w:ascii="맑은 고딕" w:cs="맑은 고딕" w:eastAsia="맑은 고딕" w:hAnsi="맑은 고딕"/>
+        <w:spacing w:after="40" w:before="40" w:line="300"/>
+      </w:pPr>
+      <w:r>
+        <w:rPr>
+          <w:rFonts w:ascii="맑은 고딕" w:cs="맑은 고딕" w:eastAsia="맑은 고딕" w:hAnsi="맑은 고딕"/>
+          <w:sz w:val="22"/>
+          <w:szCs w:val="22"/>
         </w:rPr>
         <w:t xml:space="preserve">운영 매뉴얼·재학습 SOP</w:t>
       </w:r>
@@ -6410,13 +6412,13 @@
           <w:ilvl w:val="0"/>
           <w:numId w:val="5"/>
         </w:numPr>
-        <w:spacing w:before="40" w:after="40" w:line="300"/>
-      </w:pPr>
-      <w:r>
-        <w:rPr>
-          <w:sz w:val="22"/>
-          <w:szCs w:val="22"/>
-          <w:rFonts w:ascii="맑은 고딕" w:cs="맑은 고딕" w:eastAsia="맑은 고딕" w:hAnsi="맑은 고딕"/>
+        <w:spacing w:after="40" w:before="40" w:line="300"/>
+      </w:pPr>
+      <w:r>
+        <w:rPr>
+          <w:rFonts w:ascii="맑은 고딕" w:cs="맑은 고딕" w:eastAsia="맑은 고딕" w:hAnsi="맑은 고딕"/>
+          <w:sz w:val="22"/>
+          <w:szCs w:val="22"/>
         </w:rPr>
         <w:t xml:space="preserve">컴플라이언스 체크리스트 및 법무 검토서</w:t>
       </w:r>
@@ -6428,13 +6430,13 @@
           <w:ilvl w:val="0"/>
           <w:numId w:val="5"/>
         </w:numPr>
-        <w:spacing w:before="40" w:after="40" w:line="300"/>
-      </w:pPr>
-      <w:r>
-        <w:rPr>
-          <w:sz w:val="22"/>
-          <w:szCs w:val="22"/>
-          <w:rFonts w:ascii="맑은 고딕" w:cs="맑은 고딕" w:eastAsia="맑은 고딕" w:hAnsi="맑은 고딕"/>
+        <w:spacing w:after="40" w:before="40" w:line="300"/>
+      </w:pPr>
+      <w:r>
+        <w:rPr>
+          <w:rFonts w:ascii="맑은 고딕" w:cs="맑은 고딕" w:eastAsia="맑은 고딕" w:hAnsi="맑은 고딕"/>
+          <w:sz w:val="22"/>
+          <w:szCs w:val="22"/>
         </w:rPr>
         <w:t xml:space="preserve">최종 시연용 데모 (Lending Club PoC 결과)</w:t>
       </w:r>
@@ -6442,30 +6444,30 @@
     <w:p>
       <w:pPr>
         <w:pStyle w:val="Heading1"/>
-        <w:spacing w:before="400" w:after="200"/>
-      </w:pPr>
-      <w:r>
-        <w:rPr>
+        <w:spacing w:after="200" w:before="400"/>
+      </w:pPr>
+      <w:r>
+        <w:rPr>
+          <w:rFonts w:ascii="맑은 고딕" w:cs="맑은 고딕" w:eastAsia="맑은 고딕" w:hAnsi="맑은 고딕"/>
           <w:b/>
           <w:bCs/>
           <w:color w:val="1F3A5F"/>
           <w:sz w:val="32"/>
           <w:szCs w:val="32"/>
-          <w:rFonts w:ascii="맑은 고딕" w:cs="맑은 고딕" w:eastAsia="맑은 고딕" w:hAnsi="맑은 고딕"/>
         </w:rPr>
         <w:t xml:space="preserve">10. PoC 이후 후속 과제 (Out of Scope)</w:t>
       </w:r>
     </w:p>
     <w:p>
       <w:pPr>
-        <w:spacing w:before="80" w:after="80" w:line="320"/>
+        <w:spacing w:after="80" w:before="80" w:line="320"/>
         <w:jc w:val="both"/>
       </w:pPr>
       <w:r>
         <w:rPr>
-          <w:sz w:val="22"/>
-          <w:szCs w:val="22"/>
-          <w:rFonts w:ascii="맑은 고딕" w:cs="맑은 고딕" w:eastAsia="맑은 고딕" w:hAnsi="맑은 고딕"/>
+          <w:rFonts w:ascii="맑은 고딕" w:cs="맑은 고딕" w:eastAsia="맑은 고딕" w:hAnsi="맑은 고딕"/>
+          <w:sz w:val="22"/>
+          <w:szCs w:val="22"/>
         </w:rPr>
         <w:t xml:space="preserve">아래 항목은 본 계획서 1차 범위에 포함되지 않으며, PoC 성공 시 별도 사업으로 추진한다.</w:t>
       </w:r>
@@ -6477,13 +6479,13 @@
           <w:ilvl w:val="0"/>
           <w:numId w:val="4"/>
         </w:numPr>
-        <w:spacing w:before="40" w:after="40" w:line="300"/>
-      </w:pPr>
-      <w:r>
-        <w:rPr>
-          <w:sz w:val="22"/>
-          <w:szCs w:val="22"/>
-          <w:rFonts w:ascii="맑은 고딕" w:cs="맑은 고딕" w:eastAsia="맑은 고딕" w:hAnsi="맑은 고딕"/>
+        <w:spacing w:after="40" w:before="40" w:line="300"/>
+      </w:pPr>
+      <w:r>
+        <w:rPr>
+          <w:rFonts w:ascii="맑은 고딕" w:cs="맑은 고딕" w:eastAsia="맑은 고딕" w:hAnsi="맑은 고딕"/>
+          <w:sz w:val="22"/>
+          <w:szCs w:val="22"/>
         </w:rPr>
         <w:t xml:space="preserve">한국 신용정보(KCB·NICE) API 연동 및 변수 통합</w:t>
       </w:r>
@@ -6495,13 +6497,13 @@
           <w:ilvl w:val="0"/>
           <w:numId w:val="4"/>
         </w:numPr>
-        <w:spacing w:before="40" w:after="40" w:line="300"/>
-      </w:pPr>
-      <w:r>
-        <w:rPr>
-          <w:sz w:val="22"/>
-          <w:szCs w:val="22"/>
-          <w:rFonts w:ascii="맑은 고딕" w:cs="맑은 고딕" w:eastAsia="맑은 고딕" w:hAnsi="맑은 고딕"/>
+        <w:spacing w:after="40" w:before="40" w:line="300"/>
+      </w:pPr>
+      <w:r>
+        <w:rPr>
+          <w:rFonts w:ascii="맑은 고딕" w:cs="맑은 고딕" w:eastAsia="맑은 고딕" w:hAnsi="맑은 고딕"/>
+          <w:sz w:val="22"/>
+          <w:szCs w:val="22"/>
         </w:rPr>
         <w:t xml:space="preserve">당사 보유 내부 데이터(상환이력·연체이력) 학습 통합</w:t>
       </w:r>
@@ -6513,13 +6515,13 @@
           <w:ilvl w:val="0"/>
           <w:numId w:val="4"/>
         </w:numPr>
-        <w:spacing w:before="40" w:after="40" w:line="300"/>
-      </w:pPr>
-      <w:r>
-        <w:rPr>
-          <w:sz w:val="22"/>
-          <w:szCs w:val="22"/>
-          <w:rFonts w:ascii="맑은 고딕" w:cs="맑은 고딕" w:eastAsia="맑은 고딕" w:hAnsi="맑은 고딕"/>
+        <w:spacing w:after="40" w:before="40" w:line="300"/>
+      </w:pPr>
+      <w:r>
+        <w:rPr>
+          <w:rFonts w:ascii="맑은 고딕" w:cs="맑은 고딕" w:eastAsia="맑은 고딕" w:hAnsi="맑은 고딕"/>
+          <w:sz w:val="22"/>
+          <w:szCs w:val="22"/>
         </w:rPr>
         <w:t xml:space="preserve">운영 시스템(코어뱅킹·여신심사시스템) 연동</w:t>
       </w:r>
@@ -6531,13 +6533,13 @@
           <w:ilvl w:val="0"/>
           <w:numId w:val="4"/>
         </w:numPr>
-        <w:spacing w:before="40" w:after="40" w:line="300"/>
-      </w:pPr>
-      <w:r>
-        <w:rPr>
-          <w:sz w:val="22"/>
-          <w:szCs w:val="22"/>
-          <w:rFonts w:ascii="맑은 고딕" w:cs="맑은 고딕" w:eastAsia="맑은 고딕" w:hAnsi="맑은 고딕"/>
+        <w:spacing w:after="40" w:before="40" w:line="300"/>
+      </w:pPr>
+      <w:r>
+        <w:rPr>
+          <w:rFonts w:ascii="맑은 고딕" w:cs="맑은 고딕" w:eastAsia="맑은 고딕" w:hAnsi="맑은 고딕"/>
+          <w:sz w:val="22"/>
+          <w:szCs w:val="22"/>
         </w:rPr>
         <w:t xml:space="preserve">법무·금감원 사전협의 및 모형 승인 절차</w:t>
       </w:r>
@@ -6549,13 +6551,13 @@
           <w:ilvl w:val="0"/>
           <w:numId w:val="4"/>
         </w:numPr>
-        <w:spacing w:before="40" w:after="40" w:line="300"/>
-      </w:pPr>
-      <w:r>
-        <w:rPr>
-          <w:sz w:val="22"/>
-          <w:szCs w:val="22"/>
-          <w:rFonts w:ascii="맑은 고딕" w:cs="맑은 고딕" w:eastAsia="맑은 고딕" w:hAnsi="맑은 고딕"/>
+        <w:spacing w:after="40" w:before="40" w:line="300"/>
+      </w:pPr>
+      <w:r>
+        <w:rPr>
+          <w:rFonts w:ascii="맑은 고딕" w:cs="맑은 고딕" w:eastAsia="맑은 고딕" w:hAnsi="맑은 고딕"/>
+          <w:sz w:val="22"/>
+          <w:szCs w:val="22"/>
         </w:rPr>
         <w:t xml:space="preserve">실시간 데이터 파이프라인(스트리밍·CDC) 구축</w:t>
       </w:r>
@@ -6567,63 +6569,65 @@
           <w:ilvl w:val="0"/>
           <w:numId w:val="4"/>
         </w:numPr>
-        <w:spacing w:before="40" w:after="40" w:line="300"/>
-      </w:pPr>
-      <w:r>
-        <w:rPr>
-          <w:sz w:val="22"/>
-          <w:szCs w:val="22"/>
-          <w:rFonts w:ascii="맑은 고딕" w:cs="맑은 고딕" w:eastAsia="맑은 고딕" w:hAnsi="맑은 고딕"/>
+        <w:spacing w:after="40" w:before="40" w:line="300"/>
+      </w:pPr>
+      <w:r>
+        <w:rPr>
+          <w:rFonts w:ascii="맑은 고딕" w:cs="맑은 고딕" w:eastAsia="맑은 고딕" w:hAnsi="맑은 고딕"/>
+          <w:sz w:val="22"/>
+          <w:szCs w:val="22"/>
         </w:rPr>
         <w:t xml:space="preserve">멀티 모델 앙상블 및 챔피언/챌린저 운영체계</w:t>
       </w:r>
     </w:p>
     <w:p>
       <w:pPr>
-        <w:spacing w:before="80" w:after="80" w:line="320"/>
+        <w:spacing w:after="80" w:before="80" w:line="320"/>
         <w:jc w:val="both"/>
       </w:pPr>
       <w:r>
         <w:rPr>
-          <w:sz w:val="22"/>
-          <w:szCs w:val="22"/>
-          <w:rFonts w:ascii="맑은 고딕" w:cs="맑은 고딕" w:eastAsia="맑은 고딕" w:hAnsi="맑은 고딕"/>
-        </w:rPr>
-      </w:r>
-    </w:p>
-    <w:p>
-      <w:pPr>
-        <w:spacing w:before="80" w:after="80" w:line="320"/>
+          <w:rFonts w:ascii="맑은 고딕" w:cs="맑은 고딕" w:eastAsia="맑은 고딕" w:hAnsi="맑은 고딕"/>
+          <w:sz w:val="22"/>
+          <w:szCs w:val="22"/>
+        </w:rPr>
+        <w:t xml:space="preserve"/>
+      </w:r>
+    </w:p>
+    <w:p>
+      <w:pPr>
+        <w:spacing w:after="80" w:before="80" w:line="320"/>
         <w:jc w:val="both"/>
       </w:pPr>
       <w:r>
         <w:rPr>
-          <w:sz w:val="22"/>
-          <w:szCs w:val="22"/>
-          <w:rFonts w:ascii="맑은 고딕" w:cs="맑은 고딕" w:eastAsia="맑은 고딕" w:hAnsi="맑은 고딕"/>
-        </w:rPr>
-      </w:r>
-    </w:p>
-    <w:p>
-      <w:pPr>
-        <w:spacing w:before="80" w:after="80" w:line="320"/>
+          <w:rFonts w:ascii="맑은 고딕" w:cs="맑은 고딕" w:eastAsia="맑은 고딕" w:hAnsi="맑은 고딕"/>
+          <w:sz w:val="22"/>
+          <w:szCs w:val="22"/>
+        </w:rPr>
+        <w:t xml:space="preserve"/>
+      </w:r>
+    </w:p>
+    <w:p>
+      <w:pPr>
+        <w:spacing w:after="80" w:before="80" w:line="320"/>
         <w:jc w:val="center"/>
       </w:pPr>
       <w:r>
         <w:rPr>
+          <w:rFonts w:ascii="맑은 고딕" w:cs="맑은 고딕" w:eastAsia="맑은 고딕" w:hAnsi="맑은 고딕"/>
           <w:b/>
           <w:bCs/>
           <w:color w:val="718096"/>
           <w:sz w:val="22"/>
           <w:szCs w:val="22"/>
-          <w:rFonts w:ascii="맑은 고딕" w:cs="맑은 고딕" w:eastAsia="맑은 고딕" w:hAnsi="맑은 고딕"/>
         </w:rPr>
         <w:t xml:space="preserve">— 끝 —</w:t>
       </w:r>
     </w:p>
     <w:sectPr>
-      <w:headerReference w:type="default" r:id="rId6"/>
-      <w:footerReference w:type="default" r:id="rId7"/>
+      <w:headerReference w:type="default" r:id="rId7"/>
+      <w:footerReference w:type="default" r:id="rId8"/>
       <w:pgSz w:w="11906" w:h="16838" w:orient="portrait"/>
       <w:pgMar w:top="1440" w:right="1440" w:bottom="1440" w:left="1440" w:header="708" w:footer="708" w:gutter="0"/>
       <w:pgNumType/>
@@ -6637,6 +6641,43 @@
 <w:comments xmlns:cx="http://schemas.microsoft.com/office/drawing/2014/chartex" xmlns:cx1="http://schemas.microsoft.com/office/drawing/2015/9/8/chartex" xmlns:cx2="http://schemas.microsoft.com/office/drawing/2015/10/21/chartex" xmlns:cx3="http://schemas.microsoft.com/office/drawing/2016/5/9/chartex" xmlns:cx4="http://schemas.microsoft.com/office/drawing/2016/5/10/chartex" xmlns:cx5="http://schemas.microsoft.com/office/drawing/2016/5/11/chartex" xmlns:cx6="http://schemas.microsoft.com/office/drawing/2016/5/12/chartex" xmlns:cx7="http://schemas.microsoft.com/office/drawing/2016/5/13/chartex" xmlns:cx8="http://schemas.microsoft.com/office/drawing/2016/5/14/chartex" xmlns:mc="http://schemas.openxmlformats.org/markup-compatibility/2006" xmlns:aink="http://schemas.microsoft.com/office/drawing/2016/ink" xmlns:am3d="http://schemas.microsoft.com/office/drawing/2017/model3d" xmlns:o="urn:schemas-microsoft-com:office:office" xmlns:r="http://schemas.openxmlformats.org/officeDocument/2006/relationships" xmlns:m="http://schemas.openxmlformats.org/officeDocument/2006/math" xmlns:v="urn:schemas-microsoft-com:vml" xmlns:wp14="http://schemas.microsoft.com/office/word/2010/wordprocessingDrawing" xmlns:wp="http://schemas.openxmlformats.org/drawingml/2006/wordprocessingDrawing" xmlns:w10="urn:schemas-microsoft-com:office:word" xmlns:w="http://schemas.openxmlformats.org/wordprocessingml/2006/main" xmlns:w14="http://schemas.microsoft.com/office/word/2010/wordml" xmlns:w15="http://schemas.microsoft.com/office/word/2012/wordml" xmlns:w16cex="http://schemas.microsoft.com/office/word/2018/wordml/cex" xmlns:w16cid="http://schemas.microsoft.com/office/word/2016/wordml/cid" xmlns:w16="http://schemas.microsoft.com/office/word/2018/wordml" xmlns:w16sdtdh="http://schemas.microsoft.com/office/word/2020/wordml/sdtdatahash" xmlns:w16se="http://schemas.microsoft.com/office/word/2015/wordml/symex" xmlns:wpg="http://schemas.microsoft.com/office/word/2010/wordprocessingGroup" xmlns:wpi="http://schemas.microsoft.com/office/word/2010/wordprocessingInk" xmlns:wne="http://schemas.microsoft.com/office/word/2006/wordml" xmlns:wps="http://schemas.microsoft.com/office/word/2010/wordprocessingShape"/>
 </file>
 
+<file path=word/endnotes.xml><?xml version="1.0" encoding="utf-8"?>
+<w:endnotes xmlns:wpc="http://schemas.microsoft.com/office/word/2010/wordprocessingCanvas" xmlns:mc="http://schemas.openxmlformats.org/markup-compatibility/2006" xmlns:o="urn:schemas-microsoft-com:office:office" xmlns:r="http://schemas.openxmlformats.org/officeDocument/2006/relationships" xmlns:m="http://schemas.openxmlformats.org/officeDocument/2006/math" xmlns:v="urn:schemas-microsoft-com:vml" xmlns:wp14="http://schemas.microsoft.com/office/word/2010/wordprocessingDrawing" xmlns:wp="http://schemas.openxmlformats.org/drawingml/2006/wordprocessingDrawing" xmlns:w10="urn:schemas-microsoft-com:office:word" xmlns:w="http://schemas.openxmlformats.org/wordprocessingml/2006/main" xmlns:w14="http://schemas.microsoft.com/office/word/2010/wordml" xmlns:w15="http://schemas.microsoft.com/office/word/2012/wordml" xmlns:wpg="http://schemas.microsoft.com/office/word/2010/wordprocessingGroup" xmlns:wpi="http://schemas.microsoft.com/office/word/2010/wordprocessingInk" xmlns:wne="http://schemas.microsoft.com/office/word/2006/wordml" xmlns:wps="http://schemas.microsoft.com/office/word/2010/wordprocessingShape" mc:Ignorable="w14 w15 wp14">
+  <w:endnote w:type="separator" w:id="-1">
+    <w:p>
+      <w:pPr>
+        <w:spacing w:after="0" w:line="240" w:lineRule="auto"/>
+      </w:pPr>
+      <w:r>
+        <w:rPr>
+          <w:rStyle w:val="EndnoteReference"/>
+        </w:rPr>
+        <w:endnoteRef/>
+      </w:r>
+      <w:r>
+        <w:separator/>
+      </w:r>
+    </w:p>
+  </w:endnote>
+  <w:endnote w:type="continuationSeparator" w:id="0">
+    <w:p>
+      <w:pPr>
+        <w:spacing w:after="0" w:line="240" w:lineRule="auto"/>
+      </w:pPr>
+      <w:r>
+        <w:rPr>
+          <w:rStyle w:val="EndnoteReference"/>
+        </w:rPr>
+        <w:endnoteRef/>
+      </w:r>
+      <w:r>
+        <w:continuationSeparator/>
+      </w:r>
+    </w:p>
+  </w:endnote>
+</w:endnotes>
+</file>
+
 <file path=word/footer1.xml><?xml version="1.0" encoding="utf-8"?>
 <w:ftr xmlns:wpc="http://schemas.microsoft.com/office/word/2010/wordprocessingCanvas" xmlns:mc="http://schemas.openxmlformats.org/markup-compatibility/2006" xmlns:o="urn:schemas-microsoft-com:office:office" xmlns:r="http://schemas.openxmlformats.org/officeDocument/2006/relationships" xmlns:m="http://schemas.openxmlformats.org/officeDocument/2006/math" xmlns:v="urn:schemas-microsoft-com:vml" xmlns:wp14="http://schemas.microsoft.com/office/word/2010/wordprocessingDrawing" xmlns:wp="http://schemas.openxmlformats.org/drawingml/2006/wordprocessingDrawing" xmlns:w10="urn:schemas-microsoft-com:office:word" xmlns:w="http://schemas.openxmlformats.org/wordprocessingml/2006/main" xmlns:w14="http://schemas.microsoft.com/office/word/2010/wordml" xmlns:w15="http://schemas.microsoft.com/office/word/2012/wordml" xmlns:wpg="http://schemas.microsoft.com/office/word/2010/wordprocessingGroup" xmlns:wpi="http://schemas.microsoft.com/office/word/2010/wordprocessingInk" xmlns:wne="http://schemas.microsoft.com/office/word/2006/wordml" xmlns:wps="http://schemas.microsoft.com/office/word/2010/wordprocessingShape">
   <w:p>
@@ -6645,19 +6686,19 @@
     </w:pPr>
     <w:r>
       <w:rPr>
+        <w:rFonts w:ascii="맑은 고딕" w:cs="맑은 고딕" w:eastAsia="맑은 고딕" w:hAnsi="맑은 고딕"/>
         <w:color w:val="718096"/>
         <w:sz w:val="18"/>
         <w:szCs w:val="18"/>
-        <w:rFonts w:ascii="맑은 고딕" w:cs="맑은 고딕" w:eastAsia="맑은 고딕" w:hAnsi="맑은 고딕"/>
       </w:rPr>
       <w:t xml:space="preserve">- </w:t>
     </w:r>
     <w:r>
       <w:rPr>
+        <w:rFonts w:ascii="맑은 고딕" w:cs="맑은 고딕" w:eastAsia="맑은 고딕" w:hAnsi="맑은 고딕"/>
         <w:color w:val="718096"/>
         <w:sz w:val="18"/>
         <w:szCs w:val="18"/>
-        <w:rFonts w:ascii="맑은 고딕" w:cs="맑은 고딕" w:eastAsia="맑은 고딕" w:hAnsi="맑은 고딕"/>
       </w:rPr>
       <w:fldChar w:fldCharType="begin"/>
       <w:instrText xml:space="preserve">PAGE</w:instrText>
@@ -6666,10 +6707,10 @@
     </w:r>
     <w:r>
       <w:rPr>
+        <w:rFonts w:ascii="맑은 고딕" w:cs="맑은 고딕" w:eastAsia="맑은 고딕" w:hAnsi="맑은 고딕"/>
         <w:color w:val="718096"/>
         <w:sz w:val="18"/>
         <w:szCs w:val="18"/>
-        <w:rFonts w:ascii="맑은 고딕" w:cs="맑은 고딕" w:eastAsia="맑은 고딕" w:hAnsi="맑은 고딕"/>
       </w:rPr>
       <w:t xml:space="preserve"> -</w:t>
     </w:r>
@@ -6722,10 +6763,10 @@
     </w:pPr>
     <w:r>
       <w:rPr>
+        <w:rFonts w:ascii="맑은 고딕" w:cs="맑은 고딕" w:eastAsia="맑은 고딕" w:hAnsi="맑은 고딕"/>
         <w:color w:val="718096"/>
         <w:sz w:val="18"/>
         <w:szCs w:val="18"/>
-        <w:rFonts w:ascii="맑은 고딕" w:cs="맑은 고딕" w:eastAsia="맑은 고딕" w:hAnsi="맑은 고딕"/>
       </w:rPr>
       <w:t xml:space="preserve">신용평가시스템 개발 계획서 v1.0</w:t>
     </w:r>
@@ -6914,9 +6955,9 @@
   <w:docDefaults>
     <w:rPrDefault>
       <w:rPr>
+        <w:rFonts w:ascii="맑은 고딕" w:cs="맑은 고딕" w:eastAsia="맑은 고딕" w:hAnsi="맑은 고딕"/>
         <w:sz w:val="22"/>
         <w:szCs w:val="22"/>
-        <w:rFonts w:ascii="맑은 고딕" w:cs="맑은 고딕" w:eastAsia="맑은 고딕" w:hAnsi="맑은 고딕"/>
       </w:rPr>
     </w:rPrDefault>
     <w:pPrDefault/>
@@ -7014,8 +7055,8 @@
     <w:uiPriority w:val="99"/>
     <w:unhideWhenUsed/>
     <w:rPr>
+      <w:color w:val="0563C1"/>
       <w:u w:val="single"/>
-      <w:color w:val="0563C1"/>
     </w:rPr>
   </w:style>
   <w:style w:type="character" w:styleId="FootnoteReference">
@@ -7055,22 +7096,59 @@
       <w:szCs w:val="20"/>
     </w:rPr>
   </w:style>
+  <w:style w:type="character" w:styleId="EndnoteReference">
+    <w:name w:val="endnote reference"/>
+    <w:basedOn w:val="DefaultParagraphFont"/>
+    <w:uiPriority w:val="99"/>
+    <w:semiHidden/>
+    <w:unhideWhenUsed/>
+    <w:rPr>
+      <w:vertAlign w:val="superscript"/>
+    </w:rPr>
+  </w:style>
+  <w:style w:type="paragraph" w:styleId="EndnoteText">
+    <w:name w:val="endnote text"/>
+    <w:basedOn w:val="Normal"/>
+    <w:link w:val="EndnoteTextChar"/>
+    <w:uiPriority w:val="99"/>
+    <w:semiHidden/>
+    <w:unhideWhenUsed/>
+    <w:pPr>
+      <w:spacing w:after="0" w:line="240" w:lineRule="auto"/>
+    </w:pPr>
+    <w:rPr>
+      <w:sz w:val="20"/>
+      <w:szCs w:val="20"/>
+    </w:rPr>
+  </w:style>
+  <w:style w:type="character" w:styleId="EndnoteTextChar">
+    <w:name w:val="Endnote Text Char"/>
+    <w:basedOn w:val="DefaultParagraphFont"/>
+    <w:link w:val="EndnoteText"/>
+    <w:uiPriority w:val="99"/>
+    <w:semiHidden/>
+    <w:unhideWhenUsed/>
+    <w:rPr>
+      <w:sz w:val="20"/>
+      <w:szCs w:val="20"/>
+    </w:rPr>
+  </w:style>
   <w:style w:type="paragraph" w:styleId="Heading1">
     <w:name w:val="Heading 1"/>
     <w:basedOn w:val="Normal"/>
     <w:next w:val="Normal"/>
     <w:qFormat/>
     <w:pPr>
-      <w:spacing w:before="400" w:after="200"/>
+      <w:spacing w:after="200" w:before="400"/>
       <w:outlineLvl w:val="0"/>
     </w:pPr>
     <w:rPr>
+      <w:rFonts w:ascii="맑은 고딕" w:cs="맑은 고딕" w:eastAsia="맑은 고딕" w:hAnsi="맑은 고딕"/>
       <w:b/>
       <w:bCs/>
       <w:color w:val="1F3A5F"/>
       <w:sz w:val="32"/>
       <w:szCs w:val="32"/>
-      <w:rFonts w:ascii="맑은 고딕" w:cs="맑은 고딕" w:eastAsia="맑은 고딕" w:hAnsi="맑은 고딕"/>
     </w:rPr>
   </w:style>
   <w:style w:type="paragraph" w:styleId="Heading2">
@@ -7079,16 +7157,16 @@
     <w:next w:val="Normal"/>
     <w:qFormat/>
     <w:pPr>
-      <w:spacing w:before="280" w:after="140"/>
+      <w:spacing w:after="140" w:before="280"/>
       <w:outlineLvl w:val="1"/>
     </w:pPr>
     <w:rPr>
+      <w:rFonts w:ascii="맑은 고딕" w:cs="맑은 고딕" w:eastAsia="맑은 고딕" w:hAnsi="맑은 고딕"/>
       <w:b/>
       <w:bCs/>
       <w:color w:val="2C5282"/>
       <w:sz w:val="26"/>
       <w:szCs w:val="26"/>
-      <w:rFonts w:ascii="맑은 고딕" w:cs="맑은 고딕" w:eastAsia="맑은 고딕" w:hAnsi="맑은 고딕"/>
     </w:rPr>
   </w:style>
   <w:style w:type="paragraph" w:styleId="Heading3">
@@ -7097,16 +7175,16 @@
     <w:next w:val="Normal"/>
     <w:qFormat/>
     <w:pPr>
-      <w:spacing w:before="200" w:after="100"/>
+      <w:spacing w:after="100" w:before="200"/>
       <w:outlineLvl w:val="2"/>
     </w:pPr>
     <w:rPr>
+      <w:rFonts w:ascii="맑은 고딕" w:cs="맑은 고딕" w:eastAsia="맑은 고딕" w:hAnsi="맑은 고딕"/>
       <w:b/>
       <w:bCs/>
       <w:color w:val="2D3748"/>
       <w:sz w:val="23"/>
       <w:szCs w:val="23"/>
-      <w:rFonts w:ascii="맑은 고딕" w:cs="맑은 고딕" w:eastAsia="맑은 고딕" w:hAnsi="맑은 고딕"/>
     </w:rPr>
   </w:style>
 </w:styles>
